--- a/Knowledge/3-Work knowledge/1-Software Engineering/1-Software Engineering Fundamentals/5-My Source/3-Network Topologies/Types of hybrid Topology/1-Tree Topology.docx
+++ b/Knowledge/3-Work knowledge/1-Software Engineering/1-Software Engineering Fundamentals/5-My Source/3-Network Topologies/Types of hybrid Topology/1-Tree Topology.docx
@@ -4,368 +4,735 @@
   <w:body>
     <w:p>
       <w:pPr>
-        <w:pStyle w:val="Heading1"/>
+        <w:keepNext/>
+        <w:keepLines/>
+        <w:spacing w:before="360" w:after="80" w:line="276" w:lineRule="auto"/>
+        <w:outlineLvl w:val="0"/>
+        <w:rPr>
+          <w:rFonts w:asciiTheme="majorHAnsi" w:eastAsiaTheme="majorEastAsia" w:hAnsiTheme="majorHAnsi" w:cstheme="majorBidi"/>
+          <w:color w:val="2F5496" w:themeColor="accent1" w:themeShade="BF"/>
+          <w:kern w:val="0"/>
+          <w:sz w:val="40"/>
+          <w:szCs w:val="40"/>
+          <w:lang w:val="en"/>
+          <w14:ligatures w14:val="none"/>
+        </w:rPr>
       </w:pPr>
       <w:bookmarkStart w:id="0" w:name="_k5xu76sll7b7" w:colFirst="0" w:colLast="0"/>
       <w:bookmarkEnd w:id="0"/>
       <w:r>
+        <w:rPr>
+          <w:rFonts w:asciiTheme="majorHAnsi" w:eastAsiaTheme="majorEastAsia" w:hAnsiTheme="majorHAnsi" w:cstheme="majorBidi"/>
+          <w:color w:val="2F5496" w:themeColor="accent1" w:themeShade="BF"/>
+          <w:kern w:val="0"/>
+          <w:sz w:val="40"/>
+          <w:szCs w:val="40"/>
+          <w:lang w:val="en"/>
+          <w14:ligatures w14:val="none"/>
+        </w:rPr>
         <w:t>Tree Topology</w:t>
       </w:r>
     </w:p>
     <w:p>
       <w:pPr>
-        <w:pStyle w:val="Heading2"/>
+        <w:keepNext/>
+        <w:keepLines/>
+        <w:spacing w:before="160" w:after="80" w:line="276" w:lineRule="auto"/>
+        <w:outlineLvl w:val="1"/>
+        <w:rPr>
+          <w:rFonts w:asciiTheme="majorHAnsi" w:eastAsiaTheme="majorEastAsia" w:hAnsiTheme="majorHAnsi" w:cstheme="majorBidi"/>
+          <w:color w:val="2F5496" w:themeColor="accent1" w:themeShade="BF"/>
+          <w:kern w:val="0"/>
+          <w:sz w:val="32"/>
+          <w:szCs w:val="32"/>
+          <w:lang w:val="en"/>
+          <w14:ligatures w14:val="none"/>
+        </w:rPr>
       </w:pPr>
       <w:bookmarkStart w:id="1" w:name="_Hlk216936553"/>
       <w:r>
+        <w:rPr>
+          <w:rFonts w:asciiTheme="majorHAnsi" w:eastAsiaTheme="majorEastAsia" w:hAnsiTheme="majorHAnsi" w:cstheme="majorBidi"/>
+          <w:color w:val="2F5496" w:themeColor="accent1" w:themeShade="BF"/>
+          <w:kern w:val="0"/>
+          <w:sz w:val="32"/>
+          <w:szCs w:val="32"/>
+          <w:lang w:val="en"/>
+          <w14:ligatures w14:val="none"/>
+        </w:rPr>
         <w:t>What Is Tree Topology?</w:t>
       </w:r>
     </w:p>
     <w:bookmarkEnd w:id="1"/>
     <w:p>
       <w:pPr>
-        <w:spacing w:before="240" w:after="240"/>
-      </w:pPr>
-      <w:r>
-        <w:rPr>
-          <w:b/>
+        <w:spacing w:before="240" w:after="240" w:line="276" w:lineRule="auto"/>
+        <w:rPr>
+          <w:rFonts w:ascii="Arial" w:eastAsia="Arial" w:hAnsi="Arial" w:cs="Arial"/>
+          <w:kern w:val="0"/>
+          <w:sz w:val="22"/>
+          <w:szCs w:val="22"/>
+          <w:lang w:val="en"/>
+          <w14:ligatures w14:val="none"/>
+        </w:rPr>
+      </w:pPr>
+      <w:r>
+        <w:rPr>
+          <w:rFonts w:ascii="Arial" w:eastAsia="Arial" w:hAnsi="Arial" w:cs="Arial"/>
+          <w:b/>
+          <w:kern w:val="0"/>
+          <w:sz w:val="22"/>
+          <w:szCs w:val="22"/>
           <w:highlight w:val="darkGray"/>
+          <w:lang w:val="en"/>
+          <w14:ligatures w14:val="none"/>
         </w:rPr>
         <w:t># Source</w:t>
       </w:r>
       <w:r>
         <w:rPr>
+          <w:rFonts w:ascii="Arial" w:eastAsia="Arial" w:hAnsi="Arial" w:cs="Arial"/>
+          <w:kern w:val="0"/>
+          <w:sz w:val="22"/>
+          <w:szCs w:val="22"/>
           <w:highlight w:val="darkGray"/>
+          <w:lang w:val="en"/>
+          <w14:ligatures w14:val="none"/>
         </w:rPr>
         <w:t xml:space="preserve">: </w:t>
       </w:r>
       <w:r>
         <w:rPr>
-          <w:b/>
+          <w:rFonts w:ascii="Arial" w:eastAsia="Arial" w:hAnsi="Arial" w:cs="Arial"/>
+          <w:b/>
+          <w:kern w:val="0"/>
+          <w:sz w:val="22"/>
+          <w:szCs w:val="22"/>
           <w:highlight w:val="darkGray"/>
-        </w:rPr>
-        <w:t>Chatgpt (GPT‑5 Mini) at [12/18/2025]</w:t>
+          <w:lang w:val="en"/>
+          <w14:ligatures w14:val="none"/>
+        </w:rPr>
+        <w:t>Chatgpt (GPT</w:t>
+      </w:r>
+      <w:r>
+        <w:rPr>
+          <w:rFonts w:ascii="Cambria Math" w:eastAsia="Arial" w:hAnsi="Cambria Math" w:cs="Cambria Math"/>
+          <w:b/>
+          <w:kern w:val="0"/>
+          <w:sz w:val="22"/>
+          <w:szCs w:val="22"/>
+          <w:highlight w:val="darkGray"/>
+          <w:lang w:val="en"/>
+          <w14:ligatures w14:val="none"/>
+        </w:rPr>
+        <w:t>‑</w:t>
+      </w:r>
+      <w:r>
+        <w:rPr>
+          <w:rFonts w:ascii="Arial" w:eastAsia="Arial" w:hAnsi="Arial" w:cs="Arial"/>
+          <w:b/>
+          <w:kern w:val="0"/>
+          <w:sz w:val="22"/>
+          <w:szCs w:val="22"/>
+          <w:highlight w:val="darkGray"/>
+          <w:lang w:val="en"/>
+          <w14:ligatures w14:val="none"/>
+        </w:rPr>
+        <w:t>5 Mini) at [12/18/2025]</w:t>
       </w:r>
     </w:p>
     <w:p>
       <w:pPr>
-        <w:spacing w:before="240" w:after="240"/>
-      </w:pPr>
-      <w:r>
-        <w:rPr>
-          <w:rFonts w:ascii="Roboto Mono" w:eastAsia="Roboto Mono" w:hAnsi="Roboto Mono"/>
-          <w:sz w:val="24"/>
+        <w:spacing w:before="240" w:after="240" w:line="276" w:lineRule="auto"/>
+        <w:rPr>
+          <w:rFonts w:ascii="Arial" w:eastAsia="Arial" w:hAnsi="Arial" w:cs="Arial"/>
+          <w:kern w:val="0"/>
+          <w:sz w:val="22"/>
+          <w:szCs w:val="22"/>
+          <w:lang w:val="en"/>
+          <w14:ligatures w14:val="none"/>
+        </w:rPr>
+      </w:pPr>
+      <w:r>
+        <w:rPr>
+          <w:rFonts w:ascii="Roboto Mono" w:eastAsia="Roboto Mono" w:hAnsi="Roboto Mono" w:cs="Arial"/>
+          <w:kern w:val="0"/>
+          <w:szCs w:val="22"/>
+          <w:lang w:val="en"/>
+          <w14:ligatures w14:val="none"/>
         </w:rPr>
         <w:t xml:space="preserve">A </w:t>
       </w:r>
       <w:r>
         <w:rPr>
-          <w:rFonts w:ascii="Roboto Mono" w:eastAsia="Roboto Mono" w:hAnsi="Roboto Mono"/>
+          <w:rFonts w:ascii="Roboto Mono" w:eastAsia="Roboto Mono" w:hAnsi="Roboto Mono" w:cs="Arial"/>
           <w:b/>
           <w:bCs/>
-          <w:sz w:val="24"/>
+          <w:kern w:val="0"/>
+          <w:szCs w:val="22"/>
+          <w:lang w:val="en"/>
+          <w14:ligatures w14:val="none"/>
         </w:rPr>
         <w:t>Tree Topology</w:t>
       </w:r>
       <w:r>
         <w:rPr>
-          <w:rFonts w:ascii="Roboto Mono" w:eastAsia="Roboto Mono" w:hAnsi="Roboto Mono"/>
-          <w:sz w:val="24"/>
+          <w:rFonts w:ascii="Roboto Mono" w:eastAsia="Roboto Mono" w:hAnsi="Roboto Mono" w:cs="Arial"/>
+          <w:kern w:val="0"/>
+          <w:szCs w:val="22"/>
+          <w:lang w:val="en"/>
+          <w14:ligatures w14:val="none"/>
         </w:rPr>
         <w:t xml:space="preserve"> is a </w:t>
       </w:r>
       <w:r>
         <w:rPr>
-          <w:rFonts w:ascii="Roboto Mono" w:eastAsia="Roboto Mono" w:hAnsi="Roboto Mono"/>
+          <w:rFonts w:ascii="Roboto Mono" w:eastAsia="Roboto Mono" w:hAnsi="Roboto Mono" w:cs="Arial"/>
           <w:b/>
           <w:bCs/>
-          <w:sz w:val="24"/>
+          <w:kern w:val="0"/>
+          <w:szCs w:val="22"/>
+          <w:lang w:val="en"/>
+          <w14:ligatures w14:val="none"/>
         </w:rPr>
         <w:t>hybrid network topology</w:t>
       </w:r>
       <w:r>
         <w:rPr>
-          <w:rFonts w:ascii="Roboto Mono" w:eastAsia="Roboto Mono" w:hAnsi="Roboto Mono"/>
-          <w:sz w:val="24"/>
+          <w:rFonts w:ascii="Roboto Mono" w:eastAsia="Roboto Mono" w:hAnsi="Roboto Mono" w:cs="Arial"/>
+          <w:kern w:val="0"/>
+          <w:szCs w:val="22"/>
+          <w:lang w:val="en"/>
+          <w14:ligatures w14:val="none"/>
         </w:rPr>
         <w:t xml:space="preserve"> that combines characteristics of both </w:t>
       </w:r>
       <w:r>
         <w:rPr>
-          <w:rFonts w:ascii="Roboto Mono" w:eastAsia="Roboto Mono" w:hAnsi="Roboto Mono"/>
+          <w:rFonts w:ascii="Roboto Mono" w:eastAsia="Roboto Mono" w:hAnsi="Roboto Mono" w:cs="Arial"/>
           <w:b/>
           <w:bCs/>
-          <w:sz w:val="24"/>
+          <w:kern w:val="0"/>
+          <w:szCs w:val="22"/>
+          <w:lang w:val="en"/>
+          <w14:ligatures w14:val="none"/>
         </w:rPr>
         <w:t>Star</w:t>
       </w:r>
       <w:r>
         <w:rPr>
-          <w:rFonts w:ascii="Roboto Mono" w:eastAsia="Roboto Mono" w:hAnsi="Roboto Mono"/>
-          <w:sz w:val="24"/>
+          <w:rFonts w:ascii="Roboto Mono" w:eastAsia="Roboto Mono" w:hAnsi="Roboto Mono" w:cs="Arial"/>
+          <w:kern w:val="0"/>
+          <w:szCs w:val="22"/>
+          <w:lang w:val="en"/>
+          <w14:ligatures w14:val="none"/>
         </w:rPr>
         <w:t xml:space="preserve"> and </w:t>
       </w:r>
       <w:r>
         <w:rPr>
-          <w:rFonts w:ascii="Roboto Mono" w:eastAsia="Roboto Mono" w:hAnsi="Roboto Mono"/>
+          <w:rFonts w:ascii="Roboto Mono" w:eastAsia="Roboto Mono" w:hAnsi="Roboto Mono" w:cs="Arial"/>
           <w:b/>
           <w:bCs/>
-          <w:sz w:val="24"/>
+          <w:kern w:val="0"/>
+          <w:szCs w:val="22"/>
+          <w:lang w:val="en"/>
+          <w14:ligatures w14:val="none"/>
         </w:rPr>
         <w:t>Bus</w:t>
       </w:r>
       <w:r>
         <w:rPr>
-          <w:rFonts w:ascii="Roboto Mono" w:eastAsia="Roboto Mono" w:hAnsi="Roboto Mono"/>
-          <w:sz w:val="24"/>
+          <w:rFonts w:ascii="Roboto Mono" w:eastAsia="Roboto Mono" w:hAnsi="Roboto Mono" w:cs="Arial"/>
+          <w:kern w:val="0"/>
+          <w:szCs w:val="22"/>
+          <w:lang w:val="en"/>
+          <w14:ligatures w14:val="none"/>
         </w:rPr>
         <w:t xml:space="preserve"> topologies. Devices are connected in a </w:t>
       </w:r>
       <w:r>
         <w:rPr>
-          <w:rFonts w:ascii="Roboto Mono" w:eastAsia="Roboto Mono" w:hAnsi="Roboto Mono"/>
+          <w:rFonts w:ascii="Roboto Mono" w:eastAsia="Roboto Mono" w:hAnsi="Roboto Mono" w:cs="Arial"/>
           <w:b/>
           <w:bCs/>
-          <w:sz w:val="24"/>
+          <w:kern w:val="0"/>
+          <w:szCs w:val="22"/>
+          <w:lang w:val="en"/>
+          <w14:ligatures w14:val="none"/>
         </w:rPr>
         <w:t>hierarchical</w:t>
       </w:r>
       <w:r>
         <w:rPr>
-          <w:rFonts w:ascii="Roboto Mono" w:eastAsia="Roboto Mono" w:hAnsi="Roboto Mono"/>
-          <w:sz w:val="24"/>
+          <w:rFonts w:ascii="Roboto Mono" w:eastAsia="Roboto Mono" w:hAnsi="Roboto Mono" w:cs="Arial"/>
+          <w:kern w:val="0"/>
+          <w:szCs w:val="22"/>
+          <w:lang w:val="en"/>
+          <w14:ligatures w14:val="none"/>
         </w:rPr>
         <w:t xml:space="preserve"> or </w:t>
       </w:r>
       <w:r>
         <w:rPr>
-          <w:rFonts w:ascii="Roboto Mono" w:eastAsia="Roboto Mono" w:hAnsi="Roboto Mono"/>
+          <w:rFonts w:ascii="Roboto Mono" w:eastAsia="Roboto Mono" w:hAnsi="Roboto Mono" w:cs="Arial"/>
           <w:b/>
           <w:bCs/>
-          <w:sz w:val="24"/>
+          <w:kern w:val="0"/>
+          <w:szCs w:val="22"/>
+          <w:lang w:val="en"/>
+          <w14:ligatures w14:val="none"/>
         </w:rPr>
         <w:t>branching structure</w:t>
       </w:r>
       <w:r>
         <w:rPr>
-          <w:rFonts w:ascii="Roboto Mono" w:eastAsia="Roboto Mono" w:hAnsi="Roboto Mono"/>
-          <w:sz w:val="24"/>
+          <w:rFonts w:ascii="Roboto Mono" w:eastAsia="Roboto Mono" w:hAnsi="Roboto Mono" w:cs="Arial"/>
+          <w:kern w:val="0"/>
+          <w:szCs w:val="22"/>
+          <w:lang w:val="en"/>
+          <w14:ligatures w14:val="none"/>
         </w:rPr>
         <w:t xml:space="preserve">, much like a </w:t>
       </w:r>
       <w:r>
         <w:rPr>
-          <w:rFonts w:ascii="Roboto Mono" w:eastAsia="Roboto Mono" w:hAnsi="Roboto Mono"/>
+          <w:rFonts w:ascii="Roboto Mono" w:eastAsia="Roboto Mono" w:hAnsi="Roboto Mono" w:cs="Arial"/>
           <w:b/>
           <w:bCs/>
-          <w:sz w:val="24"/>
+          <w:kern w:val="0"/>
+          <w:szCs w:val="22"/>
+          <w:lang w:val="en"/>
+          <w14:ligatures w14:val="none"/>
         </w:rPr>
         <w:t>family tree</w:t>
       </w:r>
       <w:r>
         <w:rPr>
-          <w:rFonts w:ascii="Roboto Mono" w:eastAsia="Roboto Mono" w:hAnsi="Roboto Mono"/>
-          <w:sz w:val="24"/>
+          <w:rFonts w:ascii="Roboto Mono" w:eastAsia="Roboto Mono" w:hAnsi="Roboto Mono" w:cs="Arial"/>
+          <w:kern w:val="0"/>
+          <w:szCs w:val="22"/>
+          <w:lang w:val="en"/>
+          <w14:ligatures w14:val="none"/>
         </w:rPr>
         <w:t>.</w:t>
       </w:r>
     </w:p>
     <w:p>
-      <w:r>
-        <w:rPr>
-          <w:rFonts w:ascii="Roboto Mono" w:eastAsia="Roboto Mono" w:hAnsi="Roboto Mono"/>
-          <w:sz w:val="24"/>
-        </w:rPr>
-        <w:pict w14:anchorId="2E1387CD">
+      <w:pPr>
+        <w:spacing w:after="0" w:line="276" w:lineRule="auto"/>
+        <w:rPr>
+          <w:rFonts w:ascii="Arial" w:eastAsia="Arial" w:hAnsi="Arial" w:cs="Arial"/>
+          <w:kern w:val="0"/>
+          <w:sz w:val="22"/>
+          <w:szCs w:val="22"/>
+          <w:lang w:val="en"/>
+          <w14:ligatures w14:val="none"/>
+        </w:rPr>
+      </w:pPr>
+      <w:r>
+        <w:rPr>
+          <w:rFonts w:ascii="Roboto Mono" w:eastAsia="Roboto Mono" w:hAnsi="Roboto Mono" w:cs="Arial"/>
+          <w:kern w:val="0"/>
+          <w:szCs w:val="22"/>
+          <w:lang w:val="en"/>
+          <w14:ligatures w14:val="none"/>
+        </w:rPr>
+        <w:pict w14:anchorId="13E9A79C">
           <v:rect id="_x0000_i1025" style="width:0;height:1.5pt" o:hralign="center" o:hrstd="t" o:hr="t" fillcolor="#a0a0a0" stroked="f"/>
         </w:pict>
       </w:r>
     </w:p>
     <w:p>
       <w:pPr>
-        <w:pStyle w:val="Heading2"/>
-        <w:keepNext w:val="0"/>
-        <w:keepLines w:val="0"/>
-        <w:rPr>
+        <w:spacing w:before="160" w:after="80" w:line="276" w:lineRule="auto"/>
+        <w:outlineLvl w:val="1"/>
+        <w:rPr>
+          <w:rFonts w:asciiTheme="majorHAnsi" w:eastAsiaTheme="majorEastAsia" w:hAnsiTheme="majorHAnsi" w:cstheme="majorBidi"/>
           <w:b/>
           <w:bCs/>
+          <w:color w:val="2F5496" w:themeColor="accent1" w:themeShade="BF"/>
+          <w:kern w:val="0"/>
           <w:sz w:val="34"/>
           <w:szCs w:val="34"/>
+          <w:lang w:val="en"/>
+          <w14:ligatures w14:val="none"/>
         </w:rPr>
       </w:pPr>
       <w:bookmarkStart w:id="2" w:name="_bfrgma93lg6u" w:colFirst="0" w:colLast="0"/>
       <w:bookmarkEnd w:id="2"/>
       <w:r>
         <w:rPr>
+          <w:rFonts w:ascii="Segoe UI Emoji" w:eastAsiaTheme="majorEastAsia" w:hAnsi="Segoe UI Emoji" w:cs="Segoe UI Emoji"/>
           <w:b/>
           <w:bCs/>
+          <w:color w:val="2F5496" w:themeColor="accent1" w:themeShade="BF"/>
+          <w:kern w:val="0"/>
           <w:sz w:val="34"/>
           <w:szCs w:val="34"/>
-        </w:rPr>
-        <w:t>🧠 Simple Definition:</w:t>
+          <w:lang w:val="en"/>
+          <w14:ligatures w14:val="none"/>
+        </w:rPr>
+        <w:t>🧠</w:t>
+      </w:r>
+      <w:r>
+        <w:rPr>
+          <w:rFonts w:asciiTheme="majorHAnsi" w:eastAsiaTheme="majorEastAsia" w:hAnsiTheme="majorHAnsi" w:cstheme="majorBidi"/>
+          <w:b/>
+          <w:bCs/>
+          <w:color w:val="2F5496" w:themeColor="accent1" w:themeShade="BF"/>
+          <w:kern w:val="0"/>
+          <w:sz w:val="34"/>
+          <w:szCs w:val="34"/>
+          <w:lang w:val="en"/>
+          <w14:ligatures w14:val="none"/>
+        </w:rPr>
+        <w:t xml:space="preserve"> Simple Definition:</w:t>
       </w:r>
     </w:p>
     <w:p>
       <w:pPr>
-        <w:spacing w:before="240" w:after="240"/>
-      </w:pPr>
-      <w:r>
-        <w:rPr>
-          <w:b/>
+        <w:spacing w:before="240" w:after="240" w:line="276" w:lineRule="auto"/>
+        <w:rPr>
+          <w:rFonts w:ascii="Arial" w:eastAsia="Arial" w:hAnsi="Arial" w:cs="Arial"/>
+          <w:kern w:val="0"/>
+          <w:sz w:val="22"/>
+          <w:szCs w:val="22"/>
+          <w:lang w:val="en"/>
+          <w14:ligatures w14:val="none"/>
+        </w:rPr>
+      </w:pPr>
+      <w:r>
+        <w:rPr>
+          <w:rFonts w:ascii="Arial" w:eastAsia="Arial" w:hAnsi="Arial" w:cs="Arial"/>
+          <w:b/>
+          <w:kern w:val="0"/>
+          <w:sz w:val="22"/>
+          <w:szCs w:val="22"/>
           <w:highlight w:val="darkGray"/>
+          <w:lang w:val="en"/>
+          <w14:ligatures w14:val="none"/>
         </w:rPr>
         <w:t># Source</w:t>
       </w:r>
       <w:r>
         <w:rPr>
+          <w:rFonts w:ascii="Arial" w:eastAsia="Arial" w:hAnsi="Arial" w:cs="Arial"/>
+          <w:kern w:val="0"/>
+          <w:sz w:val="22"/>
+          <w:szCs w:val="22"/>
           <w:highlight w:val="darkGray"/>
+          <w:lang w:val="en"/>
+          <w14:ligatures w14:val="none"/>
         </w:rPr>
         <w:t xml:space="preserve">: </w:t>
       </w:r>
       <w:r>
         <w:rPr>
-          <w:b/>
+          <w:rFonts w:ascii="Arial" w:eastAsia="Arial" w:hAnsi="Arial" w:cs="Arial"/>
+          <w:b/>
+          <w:kern w:val="0"/>
+          <w:sz w:val="22"/>
+          <w:szCs w:val="22"/>
           <w:highlight w:val="darkGray"/>
-        </w:rPr>
-        <w:t>Chatgpt (GPT‑5 Mini) at [12/18/2025]</w:t>
+          <w:lang w:val="en"/>
+          <w14:ligatures w14:val="none"/>
+        </w:rPr>
+        <w:t>Chatgpt (GPT</w:t>
+      </w:r>
+      <w:r>
+        <w:rPr>
+          <w:rFonts w:ascii="Cambria Math" w:eastAsia="Arial" w:hAnsi="Cambria Math" w:cs="Cambria Math"/>
+          <w:b/>
+          <w:kern w:val="0"/>
+          <w:sz w:val="22"/>
+          <w:szCs w:val="22"/>
+          <w:highlight w:val="darkGray"/>
+          <w:lang w:val="en"/>
+          <w14:ligatures w14:val="none"/>
+        </w:rPr>
+        <w:t>‑</w:t>
+      </w:r>
+      <w:r>
+        <w:rPr>
+          <w:rFonts w:ascii="Arial" w:eastAsia="Arial" w:hAnsi="Arial" w:cs="Arial"/>
+          <w:b/>
+          <w:kern w:val="0"/>
+          <w:sz w:val="22"/>
+          <w:szCs w:val="22"/>
+          <w:highlight w:val="darkGray"/>
+          <w:lang w:val="en"/>
+          <w14:ligatures w14:val="none"/>
+        </w:rPr>
+        <w:t>5 Mini) at [12/18/2025]</w:t>
       </w:r>
     </w:p>
     <w:p>
       <w:pPr>
-        <w:spacing w:before="240" w:after="240"/>
+        <w:spacing w:before="240" w:after="240" w:line="276" w:lineRule="auto"/>
         <w:ind w:left="600" w:right="600"/>
-      </w:pPr>
-      <w:r>
-        <w:rPr>
-          <w:rFonts w:ascii="Roboto Mono" w:eastAsia="Roboto Mono" w:hAnsi="Roboto Mono"/>
-          <w:sz w:val="24"/>
+        <w:rPr>
+          <w:rFonts w:ascii="Arial" w:eastAsia="Arial" w:hAnsi="Arial" w:cs="Arial"/>
+          <w:kern w:val="0"/>
+          <w:sz w:val="22"/>
+          <w:szCs w:val="22"/>
+          <w:lang w:val="en"/>
+          <w14:ligatures w14:val="none"/>
+        </w:rPr>
+      </w:pPr>
+      <w:r>
+        <w:rPr>
+          <w:rFonts w:ascii="Roboto Mono" w:eastAsia="Roboto Mono" w:hAnsi="Roboto Mono" w:cs="Arial"/>
+          <w:kern w:val="0"/>
+          <w:szCs w:val="22"/>
+          <w:lang w:val="en"/>
+          <w14:ligatures w14:val="none"/>
         </w:rPr>
         <w:t xml:space="preserve">In a </w:t>
       </w:r>
       <w:r>
         <w:rPr>
-          <w:rFonts w:ascii="Roboto Mono" w:eastAsia="Roboto Mono" w:hAnsi="Roboto Mono"/>
+          <w:rFonts w:ascii="Roboto Mono" w:eastAsia="Roboto Mono" w:hAnsi="Roboto Mono" w:cs="Arial"/>
           <w:b/>
           <w:bCs/>
-          <w:sz w:val="24"/>
+          <w:kern w:val="0"/>
+          <w:szCs w:val="22"/>
+          <w:lang w:val="en"/>
+          <w14:ligatures w14:val="none"/>
         </w:rPr>
         <w:t>tree topology</w:t>
       </w:r>
       <w:r>
         <w:rPr>
-          <w:rFonts w:ascii="Roboto Mono" w:eastAsia="Roboto Mono" w:hAnsi="Roboto Mono"/>
-          <w:sz w:val="24"/>
+          <w:rFonts w:ascii="Roboto Mono" w:eastAsia="Roboto Mono" w:hAnsi="Roboto Mono" w:cs="Arial"/>
+          <w:kern w:val="0"/>
+          <w:szCs w:val="22"/>
+          <w:lang w:val="en"/>
+          <w14:ligatures w14:val="none"/>
         </w:rPr>
         <w:t xml:space="preserve">, there is a </w:t>
       </w:r>
       <w:r>
         <w:rPr>
-          <w:rFonts w:ascii="Roboto Mono" w:eastAsia="Roboto Mono" w:hAnsi="Roboto Mono"/>
+          <w:rFonts w:ascii="Roboto Mono" w:eastAsia="Roboto Mono" w:hAnsi="Roboto Mono" w:cs="Arial"/>
           <w:b/>
           <w:bCs/>
-          <w:sz w:val="24"/>
+          <w:kern w:val="0"/>
+          <w:szCs w:val="22"/>
+          <w:lang w:val="en"/>
+          <w14:ligatures w14:val="none"/>
         </w:rPr>
         <w:t>root node</w:t>
       </w:r>
       <w:r>
         <w:rPr>
-          <w:rFonts w:ascii="Roboto Mono" w:eastAsia="Roboto Mono" w:hAnsi="Roboto Mono"/>
-          <w:sz w:val="24"/>
+          <w:rFonts w:ascii="Roboto Mono" w:eastAsia="Roboto Mono" w:hAnsi="Roboto Mono" w:cs="Arial"/>
+          <w:kern w:val="0"/>
+          <w:szCs w:val="22"/>
+          <w:lang w:val="en"/>
+          <w14:ligatures w14:val="none"/>
         </w:rPr>
         <w:t xml:space="preserve"> (usually a central switch or router), and other nodes are connected in a </w:t>
       </w:r>
       <w:r>
         <w:rPr>
-          <w:rFonts w:ascii="Roboto Mono" w:eastAsia="Roboto Mono" w:hAnsi="Roboto Mono"/>
+          <w:rFonts w:ascii="Roboto Mono" w:eastAsia="Roboto Mono" w:hAnsi="Roboto Mono" w:cs="Arial"/>
           <w:b/>
           <w:bCs/>
-          <w:sz w:val="24"/>
+          <w:kern w:val="0"/>
+          <w:szCs w:val="22"/>
+          <w:lang w:val="en"/>
+          <w14:ligatures w14:val="none"/>
         </w:rPr>
         <w:t>branching pattern</w:t>
       </w:r>
       <w:r>
         <w:rPr>
-          <w:rFonts w:ascii="Roboto Mono" w:eastAsia="Roboto Mono" w:hAnsi="Roboto Mono"/>
-          <w:sz w:val="24"/>
+          <w:rFonts w:ascii="Roboto Mono" w:eastAsia="Roboto Mono" w:hAnsi="Roboto Mono" w:cs="Arial"/>
+          <w:kern w:val="0"/>
+          <w:szCs w:val="22"/>
+          <w:lang w:val="en"/>
+          <w14:ligatures w14:val="none"/>
         </w:rPr>
         <w:t xml:space="preserve"> across different levels.</w:t>
       </w:r>
     </w:p>
     <w:p>
-      <w:r>
-        <w:rPr>
-          <w:rFonts w:ascii="Roboto Mono" w:eastAsia="Roboto Mono" w:hAnsi="Roboto Mono"/>
-          <w:sz w:val="24"/>
-        </w:rPr>
-        <w:pict w14:anchorId="3E4D9093">
+      <w:pPr>
+        <w:spacing w:after="0" w:line="276" w:lineRule="auto"/>
+        <w:rPr>
+          <w:rFonts w:ascii="Arial" w:eastAsia="Arial" w:hAnsi="Arial" w:cs="Arial"/>
+          <w:kern w:val="0"/>
+          <w:sz w:val="22"/>
+          <w:szCs w:val="22"/>
+          <w:lang w:val="en"/>
+          <w14:ligatures w14:val="none"/>
+        </w:rPr>
+      </w:pPr>
+      <w:r>
+        <w:rPr>
+          <w:rFonts w:ascii="Roboto Mono" w:eastAsia="Roboto Mono" w:hAnsi="Roboto Mono" w:cs="Arial"/>
+          <w:kern w:val="0"/>
+          <w:szCs w:val="22"/>
+          <w:lang w:val="en"/>
+          <w14:ligatures w14:val="none"/>
+        </w:rPr>
+        <w:pict w14:anchorId="05CFCCDD">
           <v:rect id="_x0000_i1026" style="width:0;height:1.5pt" o:hralign="center" o:hrstd="t" o:hr="t" fillcolor="#a0a0a0" stroked="f"/>
         </w:pict>
       </w:r>
     </w:p>
     <w:p>
       <w:pPr>
-        <w:pStyle w:val="Heading2"/>
-        <w:keepNext w:val="0"/>
-        <w:keepLines w:val="0"/>
-        <w:rPr>
+        <w:spacing w:before="160" w:after="80" w:line="276" w:lineRule="auto"/>
+        <w:outlineLvl w:val="1"/>
+        <w:rPr>
+          <w:rFonts w:asciiTheme="majorHAnsi" w:eastAsiaTheme="majorEastAsia" w:hAnsiTheme="majorHAnsi" w:cstheme="majorBidi"/>
           <w:b/>
           <w:bCs/>
+          <w:color w:val="2F5496" w:themeColor="accent1" w:themeShade="BF"/>
+          <w:kern w:val="0"/>
           <w:sz w:val="34"/>
           <w:szCs w:val="34"/>
+          <w:lang w:val="en"/>
+          <w14:ligatures w14:val="none"/>
         </w:rPr>
       </w:pPr>
       <w:bookmarkStart w:id="3" w:name="_nc4gl8e5x042" w:colFirst="0" w:colLast="0"/>
       <w:bookmarkEnd w:id="3"/>
       <w:r>
         <w:rPr>
+          <w:rFonts w:ascii="Segoe UI Emoji" w:eastAsiaTheme="majorEastAsia" w:hAnsi="Segoe UI Emoji" w:cs="Segoe UI Emoji"/>
           <w:b/>
           <w:bCs/>
+          <w:color w:val="2F5496" w:themeColor="accent1" w:themeShade="BF"/>
+          <w:kern w:val="0"/>
           <w:sz w:val="34"/>
           <w:szCs w:val="34"/>
-        </w:rPr>
-        <w:t>🖼️ Visual Example:</w:t>
+          <w:lang w:val="en"/>
+          <w14:ligatures w14:val="none"/>
+        </w:rPr>
+        <w:t>🖼️</w:t>
+      </w:r>
+      <w:r>
+        <w:rPr>
+          <w:rFonts w:asciiTheme="majorHAnsi" w:eastAsiaTheme="majorEastAsia" w:hAnsiTheme="majorHAnsi" w:cstheme="majorBidi"/>
+          <w:b/>
+          <w:bCs/>
+          <w:color w:val="2F5496" w:themeColor="accent1" w:themeShade="BF"/>
+          <w:kern w:val="0"/>
+          <w:sz w:val="34"/>
+          <w:szCs w:val="34"/>
+          <w:lang w:val="en"/>
+          <w14:ligatures w14:val="none"/>
+        </w:rPr>
+        <w:t xml:space="preserve"> Visual Example:</w:t>
       </w:r>
     </w:p>
     <w:p>
       <w:pPr>
-        <w:spacing w:before="240" w:after="240"/>
-        <w:rPr>
+        <w:spacing w:before="240" w:after="240" w:line="276" w:lineRule="auto"/>
+        <w:rPr>
+          <w:rFonts w:ascii="Arial" w:eastAsia="Arial" w:hAnsi="Arial" w:cs="Arial"/>
           <w:b/>
           <w:bCs/>
+          <w:kern w:val="0"/>
           <w:sz w:val="14"/>
           <w:szCs w:val="14"/>
           <w:shd w:val="clear" w:color="auto" w:fill="B7B7B7"/>
-        </w:rPr>
-      </w:pPr>
-      <w:r>
-        <w:rPr>
-          <w:b/>
+          <w:lang w:val="en"/>
+          <w14:ligatures w14:val="none"/>
+        </w:rPr>
+      </w:pPr>
+      <w:r>
+        <w:rPr>
+          <w:rFonts w:ascii="Arial" w:eastAsia="Arial" w:hAnsi="Arial" w:cs="Arial"/>
+          <w:b/>
+          <w:kern w:val="0"/>
+          <w:sz w:val="22"/>
+          <w:szCs w:val="22"/>
           <w:highlight w:val="darkGray"/>
+          <w:lang w:val="en"/>
+          <w14:ligatures w14:val="none"/>
         </w:rPr>
         <w:t># Source</w:t>
       </w:r>
       <w:r>
         <w:rPr>
+          <w:rFonts w:ascii="Arial" w:eastAsia="Arial" w:hAnsi="Arial" w:cs="Arial"/>
+          <w:kern w:val="0"/>
+          <w:sz w:val="22"/>
+          <w:szCs w:val="22"/>
           <w:highlight w:val="darkGray"/>
+          <w:lang w:val="en"/>
+          <w14:ligatures w14:val="none"/>
         </w:rPr>
         <w:t xml:space="preserve">: </w:t>
       </w:r>
       <w:r>
         <w:rPr>
-          <w:b/>
+          <w:rFonts w:ascii="Arial" w:eastAsia="Arial" w:hAnsi="Arial" w:cs="Arial"/>
+          <w:b/>
+          <w:kern w:val="0"/>
+          <w:sz w:val="22"/>
+          <w:szCs w:val="22"/>
           <w:highlight w:val="darkGray"/>
-        </w:rPr>
-        <w:t>Chatgpt (GPT‑5 Mini) at [12/18/2025]</w:t>
+          <w:lang w:val="en"/>
+          <w14:ligatures w14:val="none"/>
+        </w:rPr>
+        <w:t>Chatgpt (GPT</w:t>
+      </w:r>
+      <w:r>
+        <w:rPr>
+          <w:rFonts w:ascii="Cambria Math" w:eastAsia="Arial" w:hAnsi="Cambria Math" w:cs="Cambria Math"/>
+          <w:b/>
+          <w:kern w:val="0"/>
+          <w:sz w:val="22"/>
+          <w:szCs w:val="22"/>
+          <w:highlight w:val="darkGray"/>
+          <w:lang w:val="en"/>
+          <w14:ligatures w14:val="none"/>
+        </w:rPr>
+        <w:t>‑</w:t>
+      </w:r>
+      <w:r>
+        <w:rPr>
+          <w:rFonts w:ascii="Arial" w:eastAsia="Arial" w:hAnsi="Arial" w:cs="Arial"/>
+          <w:b/>
+          <w:kern w:val="0"/>
+          <w:sz w:val="22"/>
+          <w:szCs w:val="22"/>
+          <w:highlight w:val="darkGray"/>
+          <w:lang w:val="en"/>
+          <w14:ligatures w14:val="none"/>
+        </w:rPr>
+        <w:t>5 Mini) at [12/18/2025]</w:t>
       </w:r>
     </w:p>
     <w:p>
-      <w:r>
-        <w:rPr>
+      <w:pPr>
+        <w:spacing w:after="0" w:line="276" w:lineRule="auto"/>
+        <w:rPr>
+          <w:rFonts w:ascii="Arial" w:eastAsia="Arial" w:hAnsi="Arial" w:cs="Arial"/>
+          <w:kern w:val="0"/>
+          <w:sz w:val="22"/>
+          <w:szCs w:val="22"/>
+          <w:lang w:val="en"/>
+          <w14:ligatures w14:val="none"/>
+        </w:rPr>
+      </w:pPr>
+      <w:r>
+        <w:rPr>
+          <w:rFonts w:ascii="Arial" w:eastAsia="Arial" w:hAnsi="Arial" w:cs="Arial"/>
           <w:noProof/>
+          <w:kern w:val="0"/>
+          <w:sz w:val="22"/>
+          <w:szCs w:val="22"/>
+          <w:lang w:val="en"/>
+          <w14:ligatures w14:val="none"/>
         </w:rPr>
         <w:drawing>
-          <wp:inline distT="114300" distB="114300" distL="114300" distR="114300" wp14:anchorId="13D74248" wp14:editId="4416735C">
+          <wp:inline distT="114300" distB="114300" distL="114300" distR="114300" wp14:anchorId="7B2F7E70" wp14:editId="6812890B">
             <wp:extent cx="5943600" cy="1498600"/>
             <wp:effectExtent l="0" t="0" r="0" b="0"/>
             <wp:docPr id="1" name="image4.png"/>
@@ -402,82 +769,180 @@
       </w:r>
     </w:p>
     <w:p>
-      <w:r>
-        <w:rPr>
-          <w:rFonts w:ascii="Roboto Mono" w:eastAsia="Roboto Mono" w:hAnsi="Roboto Mono"/>
-          <w:sz w:val="24"/>
+      <w:pPr>
+        <w:spacing w:after="0" w:line="276" w:lineRule="auto"/>
+        <w:rPr>
+          <w:rFonts w:ascii="Arial" w:eastAsia="Arial" w:hAnsi="Arial" w:cs="Arial"/>
+          <w:kern w:val="0"/>
+          <w:sz w:val="22"/>
+          <w:szCs w:val="22"/>
+          <w:lang w:val="en"/>
+          <w14:ligatures w14:val="none"/>
+        </w:rPr>
+      </w:pPr>
+      <w:r>
+        <w:rPr>
+          <w:rFonts w:ascii="Roboto Mono" w:eastAsia="Roboto Mono" w:hAnsi="Roboto Mono" w:cs="Arial"/>
+          <w:kern w:val="0"/>
+          <w:szCs w:val="22"/>
+          <w:lang w:val="en"/>
+          <w14:ligatures w14:val="none"/>
         </w:rPr>
         <w:t xml:space="preserve">              [Root Switch]</w:t>
       </w:r>
     </w:p>
     <w:p>
-      <w:r>
-        <w:rPr>
-          <w:rFonts w:ascii="Roboto Mono" w:eastAsia="Roboto Mono" w:hAnsi="Roboto Mono"/>
-          <w:sz w:val="24"/>
+      <w:pPr>
+        <w:spacing w:after="0" w:line="276" w:lineRule="auto"/>
+        <w:rPr>
+          <w:rFonts w:ascii="Arial" w:eastAsia="Arial" w:hAnsi="Arial" w:cs="Arial"/>
+          <w:kern w:val="0"/>
+          <w:sz w:val="22"/>
+          <w:szCs w:val="22"/>
+          <w:lang w:val="en"/>
+          <w14:ligatures w14:val="none"/>
+        </w:rPr>
+      </w:pPr>
+      <w:r>
+        <w:rPr>
+          <w:rFonts w:ascii="Roboto Mono" w:eastAsia="Roboto Mono" w:hAnsi="Roboto Mono" w:cs="Arial"/>
+          <w:kern w:val="0"/>
+          <w:szCs w:val="22"/>
+          <w:lang w:val="en"/>
+          <w14:ligatures w14:val="none"/>
         </w:rPr>
         <w:t xml:space="preserve">                 /     \</w:t>
       </w:r>
     </w:p>
     <w:p>
-      <w:r>
-        <w:rPr>
-          <w:rFonts w:ascii="Roboto Mono" w:eastAsia="Roboto Mono" w:hAnsi="Roboto Mono"/>
-          <w:sz w:val="24"/>
+      <w:pPr>
+        <w:spacing w:after="0" w:line="276" w:lineRule="auto"/>
+        <w:rPr>
+          <w:rFonts w:ascii="Arial" w:eastAsia="Arial" w:hAnsi="Arial" w:cs="Arial"/>
+          <w:kern w:val="0"/>
+          <w:sz w:val="22"/>
+          <w:szCs w:val="22"/>
+          <w:lang w:val="en"/>
+          <w14:ligatures w14:val="none"/>
+        </w:rPr>
+      </w:pPr>
+      <w:r>
+        <w:rPr>
+          <w:rFonts w:ascii="Roboto Mono" w:eastAsia="Roboto Mono" w:hAnsi="Roboto Mono" w:cs="Arial"/>
+          <w:kern w:val="0"/>
+          <w:szCs w:val="22"/>
+          <w:lang w:val="en"/>
+          <w14:ligatures w14:val="none"/>
         </w:rPr>
         <w:t xml:space="preserve">          [Switch1]   [Switch2]</w:t>
       </w:r>
     </w:p>
     <w:p>
-      <w:r>
-        <w:rPr>
-          <w:rFonts w:ascii="Roboto Mono" w:eastAsia="Roboto Mono" w:hAnsi="Roboto Mono"/>
-          <w:sz w:val="24"/>
+      <w:pPr>
+        <w:spacing w:after="0" w:line="276" w:lineRule="auto"/>
+        <w:rPr>
+          <w:rFonts w:ascii="Arial" w:eastAsia="Arial" w:hAnsi="Arial" w:cs="Arial"/>
+          <w:kern w:val="0"/>
+          <w:sz w:val="22"/>
+          <w:szCs w:val="22"/>
+          <w:lang w:val="en"/>
+          <w14:ligatures w14:val="none"/>
+        </w:rPr>
+      </w:pPr>
+      <w:r>
+        <w:rPr>
+          <w:rFonts w:ascii="Roboto Mono" w:eastAsia="Roboto Mono" w:hAnsi="Roboto Mono" w:cs="Arial"/>
+          <w:kern w:val="0"/>
+          <w:szCs w:val="22"/>
+          <w:lang w:val="en"/>
+          <w14:ligatures w14:val="none"/>
         </w:rPr>
         <w:t xml:space="preserve">           /   \         |</w:t>
       </w:r>
     </w:p>
     <w:p>
-      <w:r>
-        <w:rPr>
-          <w:rFonts w:ascii="Roboto Mono" w:eastAsia="Roboto Mono" w:hAnsi="Roboto Mono"/>
-          <w:sz w:val="24"/>
-        </w:rPr>
-        <w:lastRenderedPageBreak/>
+      <w:pPr>
+        <w:spacing w:after="0" w:line="276" w:lineRule="auto"/>
+        <w:rPr>
+          <w:rFonts w:ascii="Arial" w:eastAsia="Arial" w:hAnsi="Arial" w:cs="Arial"/>
+          <w:kern w:val="0"/>
+          <w:sz w:val="22"/>
+          <w:szCs w:val="22"/>
+          <w:lang w:val="en"/>
+          <w14:ligatures w14:val="none"/>
+        </w:rPr>
+      </w:pPr>
+      <w:r>
+        <w:rPr>
+          <w:rFonts w:ascii="Roboto Mono" w:eastAsia="Roboto Mono" w:hAnsi="Roboto Mono" w:cs="Arial"/>
+          <w:kern w:val="0"/>
+          <w:szCs w:val="22"/>
+          <w:lang w:val="en"/>
+          <w14:ligatures w14:val="none"/>
+        </w:rPr>
         <w:t xml:space="preserve">        [PC1] [PC2]    [PC3]</w:t>
       </w:r>
     </w:p>
-    <w:p/>
+    <w:p>
+      <w:pPr>
+        <w:spacing w:after="0" w:line="276" w:lineRule="auto"/>
+        <w:rPr>
+          <w:rFonts w:ascii="Arial" w:eastAsia="Arial" w:hAnsi="Arial" w:cs="Arial"/>
+          <w:kern w:val="0"/>
+          <w:sz w:val="22"/>
+          <w:szCs w:val="22"/>
+          <w:lang w:val="en"/>
+          <w14:ligatures w14:val="none"/>
+        </w:rPr>
+      </w:pPr>
+    </w:p>
     <w:p>
       <w:pPr>
         <w:numPr>
           <w:ilvl w:val="0"/>
           <w:numId w:val="1"/>
         </w:numPr>
-        <w:spacing w:before="240"/>
-      </w:pPr>
-      <w:r>
-        <w:rPr>
-          <w:rFonts w:ascii="Roboto Mono" w:eastAsia="Roboto Mono" w:hAnsi="Roboto Mono"/>
-          <w:sz w:val="24"/>
+        <w:spacing w:before="240" w:after="0" w:line="276" w:lineRule="auto"/>
+        <w:rPr>
+          <w:rFonts w:ascii="Arial" w:eastAsia="Arial" w:hAnsi="Arial" w:cs="Arial"/>
+          <w:kern w:val="0"/>
+          <w:sz w:val="22"/>
+          <w:szCs w:val="22"/>
+          <w:lang w:val="en"/>
+          <w14:ligatures w14:val="none"/>
+        </w:rPr>
+      </w:pPr>
+      <w:r>
+        <w:rPr>
+          <w:rFonts w:ascii="Roboto Mono" w:eastAsia="Roboto Mono" w:hAnsi="Roboto Mono" w:cs="Arial"/>
+          <w:kern w:val="0"/>
+          <w:szCs w:val="22"/>
+          <w:lang w:val="en"/>
+          <w14:ligatures w14:val="none"/>
         </w:rPr>
         <w:t xml:space="preserve">Top-level = </w:t>
       </w:r>
       <w:r>
         <w:rPr>
-          <w:rFonts w:ascii="Roboto Mono" w:eastAsia="Roboto Mono" w:hAnsi="Roboto Mono"/>
+          <w:rFonts w:ascii="Roboto Mono" w:eastAsia="Roboto Mono" w:hAnsi="Roboto Mono" w:cs="Arial"/>
           <w:b/>
           <w:bCs/>
-          <w:sz w:val="24"/>
+          <w:kern w:val="0"/>
+          <w:szCs w:val="22"/>
+          <w:lang w:val="en"/>
+          <w14:ligatures w14:val="none"/>
         </w:rPr>
         <w:t>central/root switch</w:t>
       </w:r>
       <w:r>
         <w:rPr>
-          <w:rFonts w:ascii="Roboto Mono" w:eastAsia="Roboto Mono" w:hAnsi="Roboto Mono"/>
+          <w:rFonts w:ascii="Roboto Mono" w:eastAsia="Roboto Mono" w:hAnsi="Roboto Mono" w:cs="Arial"/>
           <w:b/>
           <w:bCs/>
-          <w:sz w:val="24"/>
+          <w:kern w:val="0"/>
+          <w:szCs w:val="22"/>
+          <w:lang w:val="en"/>
+          <w14:ligatures w14:val="none"/>
         </w:rPr>
         <w:br/>
       </w:r>
@@ -488,29 +953,47 @@
           <w:ilvl w:val="0"/>
           <w:numId w:val="1"/>
         </w:numPr>
-      </w:pPr>
-      <w:r>
-        <w:rPr>
-          <w:rFonts w:ascii="Roboto Mono" w:eastAsia="Roboto Mono" w:hAnsi="Roboto Mono"/>
-          <w:sz w:val="24"/>
+        <w:spacing w:after="0" w:line="276" w:lineRule="auto"/>
+        <w:rPr>
+          <w:rFonts w:ascii="Arial" w:eastAsia="Arial" w:hAnsi="Arial" w:cs="Arial"/>
+          <w:kern w:val="0"/>
+          <w:sz w:val="22"/>
+          <w:szCs w:val="22"/>
+          <w:lang w:val="en"/>
+          <w14:ligatures w14:val="none"/>
+        </w:rPr>
+      </w:pPr>
+      <w:r>
+        <w:rPr>
+          <w:rFonts w:ascii="Roboto Mono" w:eastAsia="Roboto Mono" w:hAnsi="Roboto Mono" w:cs="Arial"/>
+          <w:kern w:val="0"/>
+          <w:szCs w:val="22"/>
+          <w:lang w:val="en"/>
+          <w14:ligatures w14:val="none"/>
         </w:rPr>
         <w:t xml:space="preserve">Mid-level = </w:t>
       </w:r>
       <w:r>
         <w:rPr>
-          <w:rFonts w:ascii="Roboto Mono" w:eastAsia="Roboto Mono" w:hAnsi="Roboto Mono"/>
+          <w:rFonts w:ascii="Roboto Mono" w:eastAsia="Roboto Mono" w:hAnsi="Roboto Mono" w:cs="Arial"/>
           <w:b/>
           <w:bCs/>
-          <w:sz w:val="24"/>
+          <w:kern w:val="0"/>
+          <w:szCs w:val="22"/>
+          <w:lang w:val="en"/>
+          <w14:ligatures w14:val="none"/>
         </w:rPr>
         <w:t>distribution switches</w:t>
       </w:r>
       <w:r>
         <w:rPr>
-          <w:rFonts w:ascii="Roboto Mono" w:eastAsia="Roboto Mono" w:hAnsi="Roboto Mono"/>
+          <w:rFonts w:ascii="Roboto Mono" w:eastAsia="Roboto Mono" w:hAnsi="Roboto Mono" w:cs="Arial"/>
           <w:b/>
           <w:bCs/>
-          <w:sz w:val="24"/>
+          <w:kern w:val="0"/>
+          <w:szCs w:val="22"/>
+          <w:lang w:val="en"/>
+          <w14:ligatures w14:val="none"/>
         </w:rPr>
         <w:br/>
       </w:r>
@@ -521,108 +1004,227 @@
           <w:ilvl w:val="0"/>
           <w:numId w:val="1"/>
         </w:numPr>
-        <w:spacing w:after="240"/>
-      </w:pPr>
-      <w:r>
-        <w:rPr>
-          <w:rFonts w:ascii="Roboto Mono" w:eastAsia="Roboto Mono" w:hAnsi="Roboto Mono"/>
-          <w:sz w:val="24"/>
+        <w:spacing w:after="240" w:line="276" w:lineRule="auto"/>
+        <w:rPr>
+          <w:rFonts w:ascii="Arial" w:eastAsia="Arial" w:hAnsi="Arial" w:cs="Arial"/>
+          <w:kern w:val="0"/>
+          <w:sz w:val="22"/>
+          <w:szCs w:val="22"/>
+          <w:lang w:val="en"/>
+          <w14:ligatures w14:val="none"/>
+        </w:rPr>
+      </w:pPr>
+      <w:r>
+        <w:rPr>
+          <w:rFonts w:ascii="Roboto Mono" w:eastAsia="Roboto Mono" w:hAnsi="Roboto Mono" w:cs="Arial"/>
+          <w:kern w:val="0"/>
+          <w:szCs w:val="22"/>
+          <w:lang w:val="en"/>
+          <w14:ligatures w14:val="none"/>
         </w:rPr>
         <w:t xml:space="preserve">Bottom-level = </w:t>
       </w:r>
       <w:r>
         <w:rPr>
-          <w:rFonts w:ascii="Roboto Mono" w:eastAsia="Roboto Mono" w:hAnsi="Roboto Mono"/>
+          <w:rFonts w:ascii="Roboto Mono" w:eastAsia="Roboto Mono" w:hAnsi="Roboto Mono" w:cs="Arial"/>
           <w:b/>
           <w:bCs/>
-          <w:sz w:val="24"/>
+          <w:kern w:val="0"/>
+          <w:szCs w:val="22"/>
+          <w:lang w:val="en"/>
+          <w14:ligatures w14:val="none"/>
         </w:rPr>
         <w:t>end devices (PCs, printers, etc.)</w:t>
       </w:r>
       <w:r>
         <w:rPr>
-          <w:rFonts w:ascii="Roboto Mono" w:eastAsia="Roboto Mono" w:hAnsi="Roboto Mono"/>
+          <w:rFonts w:ascii="Roboto Mono" w:eastAsia="Roboto Mono" w:hAnsi="Roboto Mono" w:cs="Arial"/>
           <w:b/>
           <w:bCs/>
-          <w:sz w:val="24"/>
+          <w:kern w:val="0"/>
+          <w:szCs w:val="22"/>
+          <w:lang w:val="en"/>
+          <w14:ligatures w14:val="none"/>
         </w:rPr>
         <w:br/>
       </w:r>
     </w:p>
     <w:p>
-      <w:r>
-        <w:rPr>
-          <w:rFonts w:ascii="Roboto Mono" w:eastAsia="Roboto Mono" w:hAnsi="Roboto Mono"/>
-          <w:sz w:val="24"/>
-        </w:rPr>
-        <w:pict w14:anchorId="40B02DB8">
+      <w:pPr>
+        <w:spacing w:after="0" w:line="276" w:lineRule="auto"/>
+        <w:rPr>
+          <w:rFonts w:ascii="Arial" w:eastAsia="Arial" w:hAnsi="Arial" w:cs="Arial"/>
+          <w:kern w:val="0"/>
+          <w:sz w:val="22"/>
+          <w:szCs w:val="22"/>
+          <w:lang w:val="en"/>
+          <w14:ligatures w14:val="none"/>
+        </w:rPr>
+      </w:pPr>
+      <w:r>
+        <w:rPr>
+          <w:rFonts w:ascii="Roboto Mono" w:eastAsia="Roboto Mono" w:hAnsi="Roboto Mono" w:cs="Arial"/>
+          <w:kern w:val="0"/>
+          <w:szCs w:val="22"/>
+          <w:lang w:val="en"/>
+          <w14:ligatures w14:val="none"/>
+        </w:rPr>
+        <w:pict w14:anchorId="0FF2EED0">
           <v:rect id="_x0000_i1027" style="width:0;height:1.5pt" o:hralign="center" o:hrstd="t" o:hr="t" fillcolor="#a0a0a0" stroked="f"/>
         </w:pict>
       </w:r>
     </w:p>
     <w:p>
       <w:pPr>
-        <w:pStyle w:val="Heading2"/>
-        <w:keepNext w:val="0"/>
-        <w:keepLines w:val="0"/>
-        <w:rPr>
+        <w:spacing w:before="160" w:after="80" w:line="276" w:lineRule="auto"/>
+        <w:outlineLvl w:val="1"/>
+        <w:rPr>
+          <w:rFonts w:asciiTheme="majorHAnsi" w:eastAsiaTheme="majorEastAsia" w:hAnsiTheme="majorHAnsi" w:cstheme="majorBidi"/>
           <w:b/>
           <w:bCs/>
+          <w:color w:val="2F5496" w:themeColor="accent1" w:themeShade="BF"/>
+          <w:kern w:val="0"/>
           <w:sz w:val="34"/>
           <w:szCs w:val="34"/>
+          <w:lang w:val="en"/>
+          <w14:ligatures w14:val="none"/>
         </w:rPr>
       </w:pPr>
       <w:bookmarkStart w:id="4" w:name="_ecsiseo0klmw" w:colFirst="0" w:colLast="0"/>
       <w:bookmarkEnd w:id="4"/>
       <w:r>
         <w:rPr>
+          <w:rFonts w:ascii="Segoe UI Emoji" w:eastAsiaTheme="majorEastAsia" w:hAnsi="Segoe UI Emoji" w:cs="Segoe UI Emoji"/>
           <w:b/>
           <w:bCs/>
+          <w:color w:val="2F5496" w:themeColor="accent1" w:themeShade="BF"/>
+          <w:kern w:val="0"/>
           <w:sz w:val="34"/>
           <w:szCs w:val="34"/>
-        </w:rPr>
-        <w:t>🧩 Components</w:t>
+          <w:lang w:val="en"/>
+          <w14:ligatures w14:val="none"/>
+        </w:rPr>
+        <w:t>🧩</w:t>
+      </w:r>
+      <w:r>
+        <w:rPr>
+          <w:rFonts w:asciiTheme="majorHAnsi" w:eastAsiaTheme="majorEastAsia" w:hAnsiTheme="majorHAnsi" w:cstheme="majorBidi"/>
+          <w:b/>
+          <w:bCs/>
+          <w:color w:val="2F5496" w:themeColor="accent1" w:themeShade="BF"/>
+          <w:kern w:val="0"/>
+          <w:sz w:val="34"/>
+          <w:szCs w:val="34"/>
+          <w:lang w:val="en"/>
+          <w14:ligatures w14:val="none"/>
+        </w:rPr>
+        <w:t xml:space="preserve"> Components</w:t>
       </w:r>
     </w:p>
     <w:p>
       <w:pPr>
-        <w:spacing w:before="240" w:after="240"/>
-        <w:rPr>
+        <w:spacing w:before="240" w:after="240" w:line="276" w:lineRule="auto"/>
+        <w:rPr>
+          <w:rFonts w:ascii="Arial" w:eastAsia="Arial" w:hAnsi="Arial" w:cs="Arial"/>
           <w:b/>
           <w:bCs/>
+          <w:kern w:val="0"/>
           <w:sz w:val="14"/>
           <w:szCs w:val="14"/>
           <w:shd w:val="clear" w:color="auto" w:fill="B7B7B7"/>
-        </w:rPr>
-      </w:pPr>
-      <w:r>
-        <w:rPr>
-          <w:b/>
+          <w:lang w:val="en"/>
+          <w14:ligatures w14:val="none"/>
+        </w:rPr>
+      </w:pPr>
+      <w:r>
+        <w:rPr>
+          <w:rFonts w:ascii="Arial" w:eastAsia="Arial" w:hAnsi="Arial" w:cs="Arial"/>
+          <w:b/>
+          <w:kern w:val="0"/>
+          <w:sz w:val="22"/>
+          <w:szCs w:val="22"/>
           <w:highlight w:val="darkGray"/>
+          <w:lang w:val="en"/>
+          <w14:ligatures w14:val="none"/>
         </w:rPr>
         <w:t># Source</w:t>
       </w:r>
       <w:r>
         <w:rPr>
+          <w:rFonts w:ascii="Arial" w:eastAsia="Arial" w:hAnsi="Arial" w:cs="Arial"/>
+          <w:kern w:val="0"/>
+          <w:sz w:val="22"/>
+          <w:szCs w:val="22"/>
           <w:highlight w:val="darkGray"/>
+          <w:lang w:val="en"/>
+          <w14:ligatures w14:val="none"/>
         </w:rPr>
         <w:t xml:space="preserve">: </w:t>
       </w:r>
       <w:r>
         <w:rPr>
-          <w:b/>
+          <w:rFonts w:ascii="Arial" w:eastAsia="Arial" w:hAnsi="Arial" w:cs="Arial"/>
+          <w:b/>
+          <w:kern w:val="0"/>
+          <w:sz w:val="22"/>
+          <w:szCs w:val="22"/>
           <w:highlight w:val="darkGray"/>
-        </w:rPr>
-        <w:t>Chatgpt (GPT‑5 Mini) at [12/18/2025]</w:t>
+          <w:lang w:val="en"/>
+          <w14:ligatures w14:val="none"/>
+        </w:rPr>
+        <w:t>Chatgpt (GPT</w:t>
+      </w:r>
+      <w:r>
+        <w:rPr>
+          <w:rFonts w:ascii="Cambria Math" w:eastAsia="Arial" w:hAnsi="Cambria Math" w:cs="Cambria Math"/>
+          <w:b/>
+          <w:kern w:val="0"/>
+          <w:sz w:val="22"/>
+          <w:szCs w:val="22"/>
+          <w:highlight w:val="darkGray"/>
+          <w:lang w:val="en"/>
+          <w14:ligatures w14:val="none"/>
+        </w:rPr>
+        <w:t>‑</w:t>
+      </w:r>
+      <w:r>
+        <w:rPr>
+          <w:rFonts w:ascii="Arial" w:eastAsia="Arial" w:hAnsi="Arial" w:cs="Arial"/>
+          <w:b/>
+          <w:kern w:val="0"/>
+          <w:sz w:val="22"/>
+          <w:szCs w:val="22"/>
+          <w:highlight w:val="darkGray"/>
+          <w:lang w:val="en"/>
+          <w14:ligatures w14:val="none"/>
+        </w:rPr>
+        <w:t>5 Mini) at [12/18/2025]</w:t>
       </w:r>
     </w:p>
     <w:p>
-      <w:r>
-        <w:rPr>
+      <w:pPr>
+        <w:spacing w:after="0" w:line="276" w:lineRule="auto"/>
+        <w:rPr>
+          <w:rFonts w:ascii="Arial" w:eastAsia="Arial" w:hAnsi="Arial" w:cs="Arial"/>
+          <w:kern w:val="0"/>
+          <w:sz w:val="22"/>
+          <w:szCs w:val="22"/>
+          <w:lang w:val="en"/>
+          <w14:ligatures w14:val="none"/>
+        </w:rPr>
+      </w:pPr>
+      <w:r>
+        <w:rPr>
+          <w:rFonts w:ascii="Arial" w:eastAsia="Arial" w:hAnsi="Arial" w:cs="Arial"/>
           <w:noProof/>
+          <w:kern w:val="0"/>
+          <w:sz w:val="22"/>
+          <w:szCs w:val="22"/>
+          <w:lang w:val="en"/>
+          <w14:ligatures w14:val="none"/>
         </w:rPr>
         <w:drawing>
-          <wp:inline distT="114300" distB="114300" distL="114300" distR="114300" wp14:anchorId="2C547AE6" wp14:editId="3FFB814D">
+          <wp:inline distT="114300" distB="114300" distL="114300" distR="114300" wp14:anchorId="2A205CAA" wp14:editId="368FAE4A">
             <wp:extent cx="5943600" cy="1308100"/>
             <wp:effectExtent l="0" t="0" r="0" b="0"/>
             <wp:docPr id="4" name="image1.png"/>
@@ -658,7 +1260,19 @@
         </w:drawing>
       </w:r>
     </w:p>
-    <w:p/>
+    <w:p>
+      <w:pPr>
+        <w:spacing w:after="0" w:line="276" w:lineRule="auto"/>
+        <w:rPr>
+          <w:rFonts w:ascii="Arial" w:eastAsia="Arial" w:hAnsi="Arial" w:cs="Arial"/>
+          <w:kern w:val="0"/>
+          <w:sz w:val="22"/>
+          <w:szCs w:val="22"/>
+          <w:lang w:val="en"/>
+          <w14:ligatures w14:val="none"/>
+        </w:rPr>
+      </w:pPr>
+    </w:p>
     <w:tbl>
       <w:tblPr>
         <w:tblW w:w="5950" w:type="dxa"/>
@@ -699,14 +1313,26 @@
           </w:tcPr>
           <w:p>
             <w:pPr>
+              <w:spacing w:after="0" w:line="276" w:lineRule="auto"/>
               <w:jc w:val="center"/>
+              <w:rPr>
+                <w:rFonts w:ascii="Arial" w:eastAsia="Arial" w:hAnsi="Arial" w:cs="Arial"/>
+                <w:kern w:val="0"/>
+                <w:sz w:val="22"/>
+                <w:szCs w:val="22"/>
+                <w:lang w:val="en"/>
+                <w14:ligatures w14:val="none"/>
+              </w:rPr>
             </w:pPr>
             <w:r>
               <w:rPr>
-                <w:rFonts w:ascii="Roboto Mono" w:eastAsia="Roboto Mono" w:hAnsi="Roboto Mono"/>
+                <w:rFonts w:ascii="Roboto Mono" w:eastAsia="Roboto Mono" w:hAnsi="Roboto Mono" w:cs="Arial"/>
                 <w:b/>
                 <w:bCs/>
-                <w:sz w:val="24"/>
+                <w:kern w:val="0"/>
+                <w:szCs w:val="22"/>
+                <w:lang w:val="en"/>
+                <w14:ligatures w14:val="none"/>
               </w:rPr>
               <w:t>Layer</w:t>
             </w:r>
@@ -730,14 +1356,26 @@
           </w:tcPr>
           <w:p>
             <w:pPr>
+              <w:spacing w:after="0" w:line="276" w:lineRule="auto"/>
               <w:jc w:val="center"/>
+              <w:rPr>
+                <w:rFonts w:ascii="Arial" w:eastAsia="Arial" w:hAnsi="Arial" w:cs="Arial"/>
+                <w:kern w:val="0"/>
+                <w:sz w:val="22"/>
+                <w:szCs w:val="22"/>
+                <w:lang w:val="en"/>
+                <w14:ligatures w14:val="none"/>
+              </w:rPr>
             </w:pPr>
             <w:r>
               <w:rPr>
-                <w:rFonts w:ascii="Roboto Mono" w:eastAsia="Roboto Mono" w:hAnsi="Roboto Mono"/>
+                <w:rFonts w:ascii="Roboto Mono" w:eastAsia="Roboto Mono" w:hAnsi="Roboto Mono" w:cs="Arial"/>
                 <w:b/>
                 <w:bCs/>
-                <w:sz w:val="24"/>
+                <w:kern w:val="0"/>
+                <w:szCs w:val="22"/>
+                <w:lang w:val="en"/>
+                <w14:ligatures w14:val="none"/>
               </w:rPr>
               <w:t>Role</w:t>
             </w:r>
@@ -765,12 +1403,36 @@
             </w:tcMar>
           </w:tcPr>
           <w:p>
-            <w:r>
-              <w:rPr>
-                <w:rFonts w:ascii="Roboto Mono" w:eastAsia="Roboto Mono" w:hAnsi="Roboto Mono"/>
-                <w:sz w:val="24"/>
-              </w:rPr>
-              <w:t>🟢 Root Node</w:t>
+            <w:pPr>
+              <w:spacing w:after="0" w:line="276" w:lineRule="auto"/>
+              <w:rPr>
+                <w:rFonts w:ascii="Arial" w:eastAsia="Arial" w:hAnsi="Arial" w:cs="Arial"/>
+                <w:kern w:val="0"/>
+                <w:sz w:val="22"/>
+                <w:szCs w:val="22"/>
+                <w:lang w:val="en"/>
+                <w14:ligatures w14:val="none"/>
+              </w:rPr>
+            </w:pPr>
+            <w:r>
+              <w:rPr>
+                <w:rFonts w:ascii="Segoe UI Emoji" w:eastAsia="Roboto Mono" w:hAnsi="Segoe UI Emoji" w:cs="Segoe UI Emoji"/>
+                <w:kern w:val="0"/>
+                <w:szCs w:val="22"/>
+                <w:lang w:val="en"/>
+                <w14:ligatures w14:val="none"/>
+              </w:rPr>
+              <w:t>🟢</w:t>
+            </w:r>
+            <w:r>
+              <w:rPr>
+                <w:rFonts w:ascii="Roboto Mono" w:eastAsia="Roboto Mono" w:hAnsi="Roboto Mono" w:cs="Arial"/>
+                <w:kern w:val="0"/>
+                <w:szCs w:val="22"/>
+                <w:lang w:val="en"/>
+                <w14:ligatures w14:val="none"/>
+              </w:rPr>
+              <w:t xml:space="preserve"> Root Node</w:t>
             </w:r>
           </w:p>
         </w:tc>
@@ -791,10 +1453,24 @@
             </w:tcMar>
           </w:tcPr>
           <w:p>
-            <w:r>
-              <w:rPr>
-                <w:rFonts w:ascii="Roboto Mono" w:eastAsia="Roboto Mono" w:hAnsi="Roboto Mono"/>
-                <w:sz w:val="24"/>
+            <w:pPr>
+              <w:spacing w:after="0" w:line="276" w:lineRule="auto"/>
+              <w:rPr>
+                <w:rFonts w:ascii="Arial" w:eastAsia="Arial" w:hAnsi="Arial" w:cs="Arial"/>
+                <w:kern w:val="0"/>
+                <w:sz w:val="22"/>
+                <w:szCs w:val="22"/>
+                <w:lang w:val="en"/>
+                <w14:ligatures w14:val="none"/>
+              </w:rPr>
+            </w:pPr>
+            <w:r>
+              <w:rPr>
+                <w:rFonts w:ascii="Roboto Mono" w:eastAsia="Roboto Mono" w:hAnsi="Roboto Mono" w:cs="Arial"/>
+                <w:kern w:val="0"/>
+                <w:szCs w:val="22"/>
+                <w:lang w:val="en"/>
+                <w14:ligatures w14:val="none"/>
               </w:rPr>
               <w:t>Core router/switch</w:t>
             </w:r>
@@ -822,12 +1498,36 @@
             </w:tcMar>
           </w:tcPr>
           <w:p>
-            <w:r>
-              <w:rPr>
-                <w:rFonts w:ascii="Roboto Mono" w:eastAsia="Roboto Mono" w:hAnsi="Roboto Mono"/>
-                <w:sz w:val="24"/>
-              </w:rPr>
-              <w:t>🟡 Intermediate Nodes</w:t>
+            <w:pPr>
+              <w:spacing w:after="0" w:line="276" w:lineRule="auto"/>
+              <w:rPr>
+                <w:rFonts w:ascii="Arial" w:eastAsia="Arial" w:hAnsi="Arial" w:cs="Arial"/>
+                <w:kern w:val="0"/>
+                <w:sz w:val="22"/>
+                <w:szCs w:val="22"/>
+                <w:lang w:val="en"/>
+                <w14:ligatures w14:val="none"/>
+              </w:rPr>
+            </w:pPr>
+            <w:r>
+              <w:rPr>
+                <w:rFonts w:ascii="Segoe UI Emoji" w:eastAsia="Roboto Mono" w:hAnsi="Segoe UI Emoji" w:cs="Segoe UI Emoji"/>
+                <w:kern w:val="0"/>
+                <w:szCs w:val="22"/>
+                <w:lang w:val="en"/>
+                <w14:ligatures w14:val="none"/>
+              </w:rPr>
+              <w:t>🟡</w:t>
+            </w:r>
+            <w:r>
+              <w:rPr>
+                <w:rFonts w:ascii="Roboto Mono" w:eastAsia="Roboto Mono" w:hAnsi="Roboto Mono" w:cs="Arial"/>
+                <w:kern w:val="0"/>
+                <w:szCs w:val="22"/>
+                <w:lang w:val="en"/>
+                <w14:ligatures w14:val="none"/>
+              </w:rPr>
+              <w:t xml:space="preserve"> Intermediate Nodes</w:t>
             </w:r>
           </w:p>
         </w:tc>
@@ -848,10 +1548,24 @@
             </w:tcMar>
           </w:tcPr>
           <w:p>
-            <w:r>
-              <w:rPr>
-                <w:rFonts w:ascii="Roboto Mono" w:eastAsia="Roboto Mono" w:hAnsi="Roboto Mono"/>
-                <w:sz w:val="24"/>
+            <w:pPr>
+              <w:spacing w:after="0" w:line="276" w:lineRule="auto"/>
+              <w:rPr>
+                <w:rFonts w:ascii="Arial" w:eastAsia="Arial" w:hAnsi="Arial" w:cs="Arial"/>
+                <w:kern w:val="0"/>
+                <w:sz w:val="22"/>
+                <w:szCs w:val="22"/>
+                <w:lang w:val="en"/>
+                <w14:ligatures w14:val="none"/>
+              </w:rPr>
+            </w:pPr>
+            <w:r>
+              <w:rPr>
+                <w:rFonts w:ascii="Roboto Mono" w:eastAsia="Roboto Mono" w:hAnsi="Roboto Mono" w:cs="Arial"/>
+                <w:kern w:val="0"/>
+                <w:szCs w:val="22"/>
+                <w:lang w:val="en"/>
+                <w14:ligatures w14:val="none"/>
               </w:rPr>
               <w:t>Distribute connections (switches)</w:t>
             </w:r>
@@ -879,12 +1593,36 @@
             </w:tcMar>
           </w:tcPr>
           <w:p>
-            <w:r>
-              <w:rPr>
-                <w:rFonts w:ascii="Roboto Mono" w:eastAsia="Roboto Mono" w:hAnsi="Roboto Mono"/>
-                <w:sz w:val="24"/>
-              </w:rPr>
-              <w:t>🔵 Leaf Nodes</w:t>
+            <w:pPr>
+              <w:spacing w:after="0" w:line="276" w:lineRule="auto"/>
+              <w:rPr>
+                <w:rFonts w:ascii="Arial" w:eastAsia="Arial" w:hAnsi="Arial" w:cs="Arial"/>
+                <w:kern w:val="0"/>
+                <w:sz w:val="22"/>
+                <w:szCs w:val="22"/>
+                <w:lang w:val="en"/>
+                <w14:ligatures w14:val="none"/>
+              </w:rPr>
+            </w:pPr>
+            <w:r>
+              <w:rPr>
+                <w:rFonts w:ascii="Segoe UI Emoji" w:eastAsia="Roboto Mono" w:hAnsi="Segoe UI Emoji" w:cs="Segoe UI Emoji"/>
+                <w:kern w:val="0"/>
+                <w:szCs w:val="22"/>
+                <w:lang w:val="en"/>
+                <w14:ligatures w14:val="none"/>
+              </w:rPr>
+              <w:t>🔵</w:t>
+            </w:r>
+            <w:r>
+              <w:rPr>
+                <w:rFonts w:ascii="Roboto Mono" w:eastAsia="Roboto Mono" w:hAnsi="Roboto Mono" w:cs="Arial"/>
+                <w:kern w:val="0"/>
+                <w:szCs w:val="22"/>
+                <w:lang w:val="en"/>
+                <w14:ligatures w14:val="none"/>
+              </w:rPr>
+              <w:t xml:space="preserve"> Leaf Nodes</w:t>
             </w:r>
           </w:p>
         </w:tc>
@@ -905,10 +1643,24 @@
             </w:tcMar>
           </w:tcPr>
           <w:p>
-            <w:r>
-              <w:rPr>
-                <w:rFonts w:ascii="Roboto Mono" w:eastAsia="Roboto Mono" w:hAnsi="Roboto Mono"/>
-                <w:sz w:val="24"/>
+            <w:pPr>
+              <w:spacing w:after="0" w:line="276" w:lineRule="auto"/>
+              <w:rPr>
+                <w:rFonts w:ascii="Arial" w:eastAsia="Arial" w:hAnsi="Arial" w:cs="Arial"/>
+                <w:kern w:val="0"/>
+                <w:sz w:val="22"/>
+                <w:szCs w:val="22"/>
+                <w:lang w:val="en"/>
+                <w14:ligatures w14:val="none"/>
+              </w:rPr>
+            </w:pPr>
+            <w:r>
+              <w:rPr>
+                <w:rFonts w:ascii="Roboto Mono" w:eastAsia="Roboto Mono" w:hAnsi="Roboto Mono" w:cs="Arial"/>
+                <w:kern w:val="0"/>
+                <w:szCs w:val="22"/>
+                <w:lang w:val="en"/>
+                <w14:ligatures w14:val="none"/>
               </w:rPr>
               <w:t>End devices (PCs, printers, IoT)</w:t>
             </w:r>
@@ -917,81 +1669,181 @@
       </w:tr>
     </w:tbl>
     <w:p>
-      <w:r>
-        <w:rPr>
-          <w:rFonts w:ascii="Roboto Mono" w:eastAsia="Roboto Mono" w:hAnsi="Roboto Mono"/>
-          <w:sz w:val="24"/>
-        </w:rPr>
-        <w:pict w14:anchorId="41D6CF46">
+      <w:pPr>
+        <w:spacing w:after="0" w:line="276" w:lineRule="auto"/>
+        <w:rPr>
+          <w:rFonts w:ascii="Arial" w:eastAsia="Arial" w:hAnsi="Arial" w:cs="Arial"/>
+          <w:kern w:val="0"/>
+          <w:sz w:val="22"/>
+          <w:szCs w:val="22"/>
+          <w:lang w:val="en"/>
+          <w14:ligatures w14:val="none"/>
+        </w:rPr>
+      </w:pPr>
+      <w:r>
+        <w:rPr>
+          <w:rFonts w:ascii="Roboto Mono" w:eastAsia="Roboto Mono" w:hAnsi="Roboto Mono" w:cs="Arial"/>
+          <w:kern w:val="0"/>
+          <w:szCs w:val="22"/>
+          <w:lang w:val="en"/>
+          <w14:ligatures w14:val="none"/>
+        </w:rPr>
+        <w:pict w14:anchorId="75C061B3">
           <v:rect id="_x0000_i1028" style="width:0;height:1.5pt" o:hralign="center" o:hrstd="t" o:hr="t" fillcolor="#a0a0a0" stroked="f"/>
         </w:pict>
       </w:r>
     </w:p>
     <w:p>
       <w:pPr>
-        <w:pStyle w:val="Heading2"/>
-        <w:keepNext w:val="0"/>
-        <w:keepLines w:val="0"/>
-        <w:rPr>
+        <w:spacing w:before="160" w:after="80" w:line="276" w:lineRule="auto"/>
+        <w:outlineLvl w:val="1"/>
+        <w:rPr>
+          <w:rFonts w:asciiTheme="majorHAnsi" w:eastAsiaTheme="majorEastAsia" w:hAnsiTheme="majorHAnsi" w:cstheme="majorBidi"/>
           <w:b/>
           <w:bCs/>
+          <w:color w:val="2F5496" w:themeColor="accent1" w:themeShade="BF"/>
+          <w:kern w:val="0"/>
           <w:sz w:val="34"/>
           <w:szCs w:val="34"/>
+          <w:lang w:val="en"/>
+          <w14:ligatures w14:val="none"/>
         </w:rPr>
       </w:pPr>
       <w:bookmarkStart w:id="5" w:name="_bj3yse34qf25" w:colFirst="0" w:colLast="0"/>
       <w:bookmarkEnd w:id="5"/>
       <w:r>
         <w:rPr>
-          <w:rFonts w:ascii="Arial Unicode MS" w:eastAsia="Arial Unicode MS" w:hAnsi="Arial Unicode MS" w:cs="Arial Unicode MS"/>
+          <w:rFonts w:ascii="Segoe UI Emoji" w:eastAsia="Arial Unicode MS" w:hAnsi="Segoe UI Emoji" w:cs="Segoe UI Emoji"/>
           <w:b/>
           <w:bCs/>
+          <w:color w:val="2F5496" w:themeColor="accent1" w:themeShade="BF"/>
+          <w:kern w:val="0"/>
           <w:sz w:val="34"/>
           <w:szCs w:val="34"/>
-        </w:rPr>
-        <w:t>✅ Advantages</w:t>
+          <w:lang w:val="en"/>
+          <w14:ligatures w14:val="none"/>
+        </w:rPr>
+        <w:t>✅</w:t>
+      </w:r>
+      <w:r>
+        <w:rPr>
+          <w:rFonts w:ascii="Arial Unicode MS" w:eastAsia="Arial Unicode MS" w:hAnsi="Arial Unicode MS" w:cs="Arial Unicode MS"/>
+          <w:b/>
+          <w:bCs/>
+          <w:color w:val="2F5496" w:themeColor="accent1" w:themeShade="BF"/>
+          <w:kern w:val="0"/>
+          <w:sz w:val="34"/>
+          <w:szCs w:val="34"/>
+          <w:lang w:val="en"/>
+          <w14:ligatures w14:val="none"/>
+        </w:rPr>
+        <w:t xml:space="preserve"> Advantages</w:t>
       </w:r>
     </w:p>
     <w:p>
       <w:pPr>
-        <w:spacing w:before="240" w:after="240"/>
-        <w:rPr>
+        <w:spacing w:before="240" w:after="240" w:line="276" w:lineRule="auto"/>
+        <w:rPr>
+          <w:rFonts w:ascii="Arial" w:eastAsia="Arial" w:hAnsi="Arial" w:cs="Arial"/>
           <w:b/>
           <w:bCs/>
+          <w:kern w:val="0"/>
           <w:sz w:val="14"/>
           <w:szCs w:val="14"/>
           <w:shd w:val="clear" w:color="auto" w:fill="B7B7B7"/>
-        </w:rPr>
-      </w:pPr>
-      <w:r>
-        <w:rPr>
-          <w:b/>
+          <w:lang w:val="en"/>
+          <w14:ligatures w14:val="none"/>
+        </w:rPr>
+      </w:pPr>
+      <w:r>
+        <w:rPr>
+          <w:rFonts w:ascii="Arial" w:eastAsia="Arial" w:hAnsi="Arial" w:cs="Arial"/>
+          <w:b/>
+          <w:kern w:val="0"/>
+          <w:sz w:val="22"/>
+          <w:szCs w:val="22"/>
           <w:highlight w:val="darkGray"/>
+          <w:lang w:val="en"/>
+          <w14:ligatures w14:val="none"/>
         </w:rPr>
         <w:t># Source</w:t>
       </w:r>
       <w:r>
         <w:rPr>
+          <w:rFonts w:ascii="Arial" w:eastAsia="Arial" w:hAnsi="Arial" w:cs="Arial"/>
+          <w:kern w:val="0"/>
+          <w:sz w:val="22"/>
+          <w:szCs w:val="22"/>
           <w:highlight w:val="darkGray"/>
+          <w:lang w:val="en"/>
+          <w14:ligatures w14:val="none"/>
         </w:rPr>
         <w:t xml:space="preserve">: </w:t>
       </w:r>
       <w:r>
         <w:rPr>
-          <w:b/>
+          <w:rFonts w:ascii="Arial" w:eastAsia="Arial" w:hAnsi="Arial" w:cs="Arial"/>
+          <w:b/>
+          <w:kern w:val="0"/>
+          <w:sz w:val="22"/>
+          <w:szCs w:val="22"/>
           <w:highlight w:val="darkGray"/>
-        </w:rPr>
-        <w:t>Chatgpt (GPT‑5 Mini) at [12/18/2025]</w:t>
+          <w:lang w:val="en"/>
+          <w14:ligatures w14:val="none"/>
+        </w:rPr>
+        <w:t>Chatgpt (GPT</w:t>
+      </w:r>
+      <w:r>
+        <w:rPr>
+          <w:rFonts w:ascii="Cambria Math" w:eastAsia="Arial" w:hAnsi="Cambria Math" w:cs="Cambria Math"/>
+          <w:b/>
+          <w:kern w:val="0"/>
+          <w:sz w:val="22"/>
+          <w:szCs w:val="22"/>
+          <w:highlight w:val="darkGray"/>
+          <w:lang w:val="en"/>
+          <w14:ligatures w14:val="none"/>
+        </w:rPr>
+        <w:t>‑</w:t>
+      </w:r>
+      <w:r>
+        <w:rPr>
+          <w:rFonts w:ascii="Arial" w:eastAsia="Arial" w:hAnsi="Arial" w:cs="Arial"/>
+          <w:b/>
+          <w:kern w:val="0"/>
+          <w:sz w:val="22"/>
+          <w:szCs w:val="22"/>
+          <w:highlight w:val="darkGray"/>
+          <w:lang w:val="en"/>
+          <w14:ligatures w14:val="none"/>
+        </w:rPr>
+        <w:t>5 Mini) at [12/18/2025]</w:t>
       </w:r>
     </w:p>
     <w:p>
-      <w:r>
-        <w:rPr>
+      <w:pPr>
+        <w:spacing w:after="0" w:line="276" w:lineRule="auto"/>
+        <w:rPr>
+          <w:rFonts w:ascii="Arial" w:eastAsia="Arial" w:hAnsi="Arial" w:cs="Arial"/>
+          <w:kern w:val="0"/>
+          <w:sz w:val="22"/>
+          <w:szCs w:val="22"/>
+          <w:lang w:val="en"/>
+          <w14:ligatures w14:val="none"/>
+        </w:rPr>
+      </w:pPr>
+      <w:r>
+        <w:rPr>
+          <w:rFonts w:ascii="Arial" w:eastAsia="Arial" w:hAnsi="Arial" w:cs="Arial"/>
           <w:noProof/>
-        </w:rPr>
-        <w:lastRenderedPageBreak/>
+          <w:kern w:val="0"/>
+          <w:sz w:val="22"/>
+          <w:szCs w:val="22"/>
+          <w:lang w:val="en"/>
+          <w14:ligatures w14:val="none"/>
+        </w:rPr>
         <w:drawing>
-          <wp:inline distT="114300" distB="114300" distL="114300" distR="114300" wp14:anchorId="2E9C4635" wp14:editId="3C3E33EC">
+          <wp:inline distT="114300" distB="114300" distL="114300" distR="114300" wp14:anchorId="411E2021" wp14:editId="3BC36443">
             <wp:extent cx="5943600" cy="1612900"/>
             <wp:effectExtent l="0" t="0" r="0" b="0"/>
             <wp:docPr id="2" name="image5.png"/>
@@ -1027,9 +1879,45 @@
         </w:drawing>
       </w:r>
     </w:p>
-    <w:p/>
-    <w:p/>
-    <w:p/>
+    <w:p>
+      <w:pPr>
+        <w:spacing w:after="0" w:line="276" w:lineRule="auto"/>
+        <w:rPr>
+          <w:rFonts w:ascii="Arial" w:eastAsia="Arial" w:hAnsi="Arial" w:cs="Arial"/>
+          <w:kern w:val="0"/>
+          <w:sz w:val="22"/>
+          <w:szCs w:val="22"/>
+          <w:lang w:val="en"/>
+          <w14:ligatures w14:val="none"/>
+        </w:rPr>
+      </w:pPr>
+    </w:p>
+    <w:p>
+      <w:pPr>
+        <w:spacing w:after="0" w:line="276" w:lineRule="auto"/>
+        <w:rPr>
+          <w:rFonts w:ascii="Arial" w:eastAsia="Arial" w:hAnsi="Arial" w:cs="Arial"/>
+          <w:kern w:val="0"/>
+          <w:sz w:val="22"/>
+          <w:szCs w:val="22"/>
+          <w:lang w:val="en"/>
+          <w14:ligatures w14:val="none"/>
+        </w:rPr>
+      </w:pPr>
+    </w:p>
+    <w:p>
+      <w:pPr>
+        <w:spacing w:after="0" w:line="276" w:lineRule="auto"/>
+        <w:rPr>
+          <w:rFonts w:ascii="Arial" w:eastAsia="Arial" w:hAnsi="Arial" w:cs="Arial"/>
+          <w:kern w:val="0"/>
+          <w:sz w:val="22"/>
+          <w:szCs w:val="22"/>
+          <w:lang w:val="en"/>
+          <w14:ligatures w14:val="none"/>
+        </w:rPr>
+      </w:pPr>
+    </w:p>
     <w:tbl>
       <w:tblPr>
         <w:tblW w:w="7390" w:type="dxa"/>
@@ -1070,14 +1958,26 @@
           </w:tcPr>
           <w:p>
             <w:pPr>
+              <w:spacing w:after="0" w:line="276" w:lineRule="auto"/>
               <w:jc w:val="center"/>
+              <w:rPr>
+                <w:rFonts w:ascii="Arial" w:eastAsia="Arial" w:hAnsi="Arial" w:cs="Arial"/>
+                <w:kern w:val="0"/>
+                <w:sz w:val="22"/>
+                <w:szCs w:val="22"/>
+                <w:lang w:val="en"/>
+                <w14:ligatures w14:val="none"/>
+              </w:rPr>
             </w:pPr>
             <w:r>
               <w:rPr>
-                <w:rFonts w:ascii="Roboto Mono" w:eastAsia="Roboto Mono" w:hAnsi="Roboto Mono"/>
+                <w:rFonts w:ascii="Roboto Mono" w:eastAsia="Roboto Mono" w:hAnsi="Roboto Mono" w:cs="Arial"/>
                 <w:b/>
                 <w:bCs/>
-                <w:sz w:val="24"/>
+                <w:kern w:val="0"/>
+                <w:szCs w:val="22"/>
+                <w:lang w:val="en"/>
+                <w14:ligatures w14:val="none"/>
               </w:rPr>
               <w:t>Feature</w:t>
             </w:r>
@@ -1101,14 +2001,26 @@
           </w:tcPr>
           <w:p>
             <w:pPr>
+              <w:spacing w:after="0" w:line="276" w:lineRule="auto"/>
               <w:jc w:val="center"/>
+              <w:rPr>
+                <w:rFonts w:ascii="Arial" w:eastAsia="Arial" w:hAnsi="Arial" w:cs="Arial"/>
+                <w:kern w:val="0"/>
+                <w:sz w:val="22"/>
+                <w:szCs w:val="22"/>
+                <w:lang w:val="en"/>
+                <w14:ligatures w14:val="none"/>
+              </w:rPr>
             </w:pPr>
             <w:r>
               <w:rPr>
-                <w:rFonts w:ascii="Roboto Mono" w:eastAsia="Roboto Mono" w:hAnsi="Roboto Mono"/>
+                <w:rFonts w:ascii="Roboto Mono" w:eastAsia="Roboto Mono" w:hAnsi="Roboto Mono" w:cs="Arial"/>
                 <w:b/>
                 <w:bCs/>
-                <w:sz w:val="24"/>
+                <w:kern w:val="0"/>
+                <w:szCs w:val="22"/>
+                <w:lang w:val="en"/>
+                <w14:ligatures w14:val="none"/>
               </w:rPr>
               <w:t>Benefit</w:t>
             </w:r>
@@ -1136,19 +2048,46 @@
             </w:tcMar>
           </w:tcPr>
           <w:p>
-            <w:r>
-              <w:rPr>
-                <w:rFonts w:ascii="Roboto Mono" w:eastAsia="Roboto Mono" w:hAnsi="Roboto Mono"/>
-                <w:sz w:val="24"/>
-              </w:rPr>
-              <w:t xml:space="preserve">🌱 </w:t>
-            </w:r>
-            <w:r>
-              <w:rPr>
-                <w:rFonts w:ascii="Roboto Mono" w:eastAsia="Roboto Mono" w:hAnsi="Roboto Mono"/>
+            <w:pPr>
+              <w:spacing w:after="0" w:line="276" w:lineRule="auto"/>
+              <w:rPr>
+                <w:rFonts w:ascii="Arial" w:eastAsia="Arial" w:hAnsi="Arial" w:cs="Arial"/>
+                <w:kern w:val="0"/>
+                <w:sz w:val="22"/>
+                <w:szCs w:val="22"/>
+                <w:lang w:val="en"/>
+                <w14:ligatures w14:val="none"/>
+              </w:rPr>
+            </w:pPr>
+            <w:r>
+              <w:rPr>
+                <w:rFonts w:ascii="Segoe UI Emoji" w:eastAsia="Roboto Mono" w:hAnsi="Segoe UI Emoji" w:cs="Segoe UI Emoji"/>
+                <w:kern w:val="0"/>
+                <w:szCs w:val="22"/>
+                <w:lang w:val="en"/>
+                <w14:ligatures w14:val="none"/>
+              </w:rPr>
+              <w:t>🌱</w:t>
+            </w:r>
+            <w:r>
+              <w:rPr>
+                <w:rFonts w:ascii="Roboto Mono" w:eastAsia="Roboto Mono" w:hAnsi="Roboto Mono" w:cs="Arial"/>
+                <w:kern w:val="0"/>
+                <w:szCs w:val="22"/>
+                <w:lang w:val="en"/>
+                <w14:ligatures w14:val="none"/>
+              </w:rPr>
+              <w:t xml:space="preserve"> </w:t>
+            </w:r>
+            <w:r>
+              <w:rPr>
+                <w:rFonts w:ascii="Roboto Mono" w:eastAsia="Roboto Mono" w:hAnsi="Roboto Mono" w:cs="Arial"/>
                 <w:b/>
                 <w:bCs/>
-                <w:sz w:val="24"/>
+                <w:kern w:val="0"/>
+                <w:szCs w:val="22"/>
+                <w:lang w:val="en"/>
+                <w14:ligatures w14:val="none"/>
               </w:rPr>
               <w:t>Scalable</w:t>
             </w:r>
@@ -1171,10 +2110,24 @@
             </w:tcMar>
           </w:tcPr>
           <w:p>
-            <w:r>
-              <w:rPr>
-                <w:rFonts w:ascii="Roboto Mono" w:eastAsia="Roboto Mono" w:hAnsi="Roboto Mono"/>
-                <w:sz w:val="24"/>
+            <w:pPr>
+              <w:spacing w:after="0" w:line="276" w:lineRule="auto"/>
+              <w:rPr>
+                <w:rFonts w:ascii="Arial" w:eastAsia="Arial" w:hAnsi="Arial" w:cs="Arial"/>
+                <w:kern w:val="0"/>
+                <w:sz w:val="22"/>
+                <w:szCs w:val="22"/>
+                <w:lang w:val="en"/>
+                <w14:ligatures w14:val="none"/>
+              </w:rPr>
+            </w:pPr>
+            <w:r>
+              <w:rPr>
+                <w:rFonts w:ascii="Roboto Mono" w:eastAsia="Roboto Mono" w:hAnsi="Roboto Mono" w:cs="Arial"/>
+                <w:kern w:val="0"/>
+                <w:szCs w:val="22"/>
+                <w:lang w:val="en"/>
+                <w14:ligatures w14:val="none"/>
               </w:rPr>
               <w:t>Easy to expand by adding branches</w:t>
             </w:r>
@@ -1202,19 +2155,46 @@
             </w:tcMar>
           </w:tcPr>
           <w:p>
-            <w:r>
-              <w:rPr>
-                <w:rFonts w:ascii="Roboto Mono" w:eastAsia="Roboto Mono" w:hAnsi="Roboto Mono"/>
-                <w:sz w:val="24"/>
-              </w:rPr>
-              <w:t xml:space="preserve">📚 </w:t>
-            </w:r>
-            <w:r>
-              <w:rPr>
-                <w:rFonts w:ascii="Roboto Mono" w:eastAsia="Roboto Mono" w:hAnsi="Roboto Mono"/>
+            <w:pPr>
+              <w:spacing w:after="0" w:line="276" w:lineRule="auto"/>
+              <w:rPr>
+                <w:rFonts w:ascii="Arial" w:eastAsia="Arial" w:hAnsi="Arial" w:cs="Arial"/>
+                <w:kern w:val="0"/>
+                <w:sz w:val="22"/>
+                <w:szCs w:val="22"/>
+                <w:lang w:val="en"/>
+                <w14:ligatures w14:val="none"/>
+              </w:rPr>
+            </w:pPr>
+            <w:r>
+              <w:rPr>
+                <w:rFonts w:ascii="Segoe UI Emoji" w:eastAsia="Roboto Mono" w:hAnsi="Segoe UI Emoji" w:cs="Segoe UI Emoji"/>
+                <w:kern w:val="0"/>
+                <w:szCs w:val="22"/>
+                <w:lang w:val="en"/>
+                <w14:ligatures w14:val="none"/>
+              </w:rPr>
+              <w:t>📚</w:t>
+            </w:r>
+            <w:r>
+              <w:rPr>
+                <w:rFonts w:ascii="Roboto Mono" w:eastAsia="Roboto Mono" w:hAnsi="Roboto Mono" w:cs="Arial"/>
+                <w:kern w:val="0"/>
+                <w:szCs w:val="22"/>
+                <w:lang w:val="en"/>
+                <w14:ligatures w14:val="none"/>
+              </w:rPr>
+              <w:t xml:space="preserve"> </w:t>
+            </w:r>
+            <w:r>
+              <w:rPr>
+                <w:rFonts w:ascii="Roboto Mono" w:eastAsia="Roboto Mono" w:hAnsi="Roboto Mono" w:cs="Arial"/>
                 <w:b/>
                 <w:bCs/>
-                <w:sz w:val="24"/>
+                <w:kern w:val="0"/>
+                <w:szCs w:val="22"/>
+                <w:lang w:val="en"/>
+                <w14:ligatures w14:val="none"/>
               </w:rPr>
               <w:t>Hierarchical</w:t>
             </w:r>
@@ -1237,10 +2217,24 @@
             </w:tcMar>
           </w:tcPr>
           <w:p>
-            <w:r>
-              <w:rPr>
-                <w:rFonts w:ascii="Roboto Mono" w:eastAsia="Roboto Mono" w:hAnsi="Roboto Mono"/>
-                <w:sz w:val="24"/>
+            <w:pPr>
+              <w:spacing w:after="0" w:line="276" w:lineRule="auto"/>
+              <w:rPr>
+                <w:rFonts w:ascii="Arial" w:eastAsia="Arial" w:hAnsi="Arial" w:cs="Arial"/>
+                <w:kern w:val="0"/>
+                <w:sz w:val="22"/>
+                <w:szCs w:val="22"/>
+                <w:lang w:val="en"/>
+                <w14:ligatures w14:val="none"/>
+              </w:rPr>
+            </w:pPr>
+            <w:r>
+              <w:rPr>
+                <w:rFonts w:ascii="Roboto Mono" w:eastAsia="Roboto Mono" w:hAnsi="Roboto Mono" w:cs="Arial"/>
+                <w:kern w:val="0"/>
+                <w:szCs w:val="22"/>
+                <w:lang w:val="en"/>
+                <w14:ligatures w14:val="none"/>
               </w:rPr>
               <w:t>Well-organized layers and management</w:t>
             </w:r>
@@ -1268,19 +2262,46 @@
             </w:tcMar>
           </w:tcPr>
           <w:p>
-            <w:r>
-              <w:rPr>
-                <w:rFonts w:ascii="Roboto Mono" w:eastAsia="Roboto Mono" w:hAnsi="Roboto Mono"/>
-                <w:sz w:val="24"/>
-              </w:rPr>
-              <w:t xml:space="preserve">🔍 </w:t>
-            </w:r>
-            <w:r>
-              <w:rPr>
-                <w:rFonts w:ascii="Roboto Mono" w:eastAsia="Roboto Mono" w:hAnsi="Roboto Mono"/>
+            <w:pPr>
+              <w:spacing w:after="0" w:line="276" w:lineRule="auto"/>
+              <w:rPr>
+                <w:rFonts w:ascii="Arial" w:eastAsia="Arial" w:hAnsi="Arial" w:cs="Arial"/>
+                <w:kern w:val="0"/>
+                <w:sz w:val="22"/>
+                <w:szCs w:val="22"/>
+                <w:lang w:val="en"/>
+                <w14:ligatures w14:val="none"/>
+              </w:rPr>
+            </w:pPr>
+            <w:r>
+              <w:rPr>
+                <w:rFonts w:ascii="Segoe UI Emoji" w:eastAsia="Roboto Mono" w:hAnsi="Segoe UI Emoji" w:cs="Segoe UI Emoji"/>
+                <w:kern w:val="0"/>
+                <w:szCs w:val="22"/>
+                <w:lang w:val="en"/>
+                <w14:ligatures w14:val="none"/>
+              </w:rPr>
+              <w:t>🔍</w:t>
+            </w:r>
+            <w:r>
+              <w:rPr>
+                <w:rFonts w:ascii="Roboto Mono" w:eastAsia="Roboto Mono" w:hAnsi="Roboto Mono" w:cs="Arial"/>
+                <w:kern w:val="0"/>
+                <w:szCs w:val="22"/>
+                <w:lang w:val="en"/>
+                <w14:ligatures w14:val="none"/>
+              </w:rPr>
+              <w:t xml:space="preserve"> </w:t>
+            </w:r>
+            <w:r>
+              <w:rPr>
+                <w:rFonts w:ascii="Roboto Mono" w:eastAsia="Roboto Mono" w:hAnsi="Roboto Mono" w:cs="Arial"/>
                 <w:b/>
                 <w:bCs/>
-                <w:sz w:val="24"/>
+                <w:kern w:val="0"/>
+                <w:szCs w:val="22"/>
+                <w:lang w:val="en"/>
+                <w14:ligatures w14:val="none"/>
               </w:rPr>
               <w:t>Easier Troubleshooting</w:t>
             </w:r>
@@ -1303,10 +2324,24 @@
             </w:tcMar>
           </w:tcPr>
           <w:p>
-            <w:r>
-              <w:rPr>
-                <w:rFonts w:ascii="Roboto Mono" w:eastAsia="Roboto Mono" w:hAnsi="Roboto Mono"/>
-                <w:sz w:val="24"/>
+            <w:pPr>
+              <w:spacing w:after="0" w:line="276" w:lineRule="auto"/>
+              <w:rPr>
+                <w:rFonts w:ascii="Arial" w:eastAsia="Arial" w:hAnsi="Arial" w:cs="Arial"/>
+                <w:kern w:val="0"/>
+                <w:sz w:val="22"/>
+                <w:szCs w:val="22"/>
+                <w:lang w:val="en"/>
+                <w14:ligatures w14:val="none"/>
+              </w:rPr>
+            </w:pPr>
+            <w:r>
+              <w:rPr>
+                <w:rFonts w:ascii="Roboto Mono" w:eastAsia="Roboto Mono" w:hAnsi="Roboto Mono" w:cs="Arial"/>
+                <w:kern w:val="0"/>
+                <w:szCs w:val="22"/>
+                <w:lang w:val="en"/>
+                <w14:ligatures w14:val="none"/>
               </w:rPr>
               <w:t>Faults can be isolated to specific branches</w:t>
             </w:r>
@@ -1334,19 +2369,46 @@
             </w:tcMar>
           </w:tcPr>
           <w:p>
-            <w:r>
-              <w:rPr>
-                <w:rFonts w:ascii="Roboto Mono" w:eastAsia="Roboto Mono" w:hAnsi="Roboto Mono"/>
-                <w:sz w:val="24"/>
-              </w:rPr>
-              <w:t xml:space="preserve">🔁 </w:t>
-            </w:r>
-            <w:r>
-              <w:rPr>
-                <w:rFonts w:ascii="Roboto Mono" w:eastAsia="Roboto Mono" w:hAnsi="Roboto Mono"/>
+            <w:pPr>
+              <w:spacing w:after="0" w:line="276" w:lineRule="auto"/>
+              <w:rPr>
+                <w:rFonts w:ascii="Arial" w:eastAsia="Arial" w:hAnsi="Arial" w:cs="Arial"/>
+                <w:kern w:val="0"/>
+                <w:sz w:val="22"/>
+                <w:szCs w:val="22"/>
+                <w:lang w:val="en"/>
+                <w14:ligatures w14:val="none"/>
+              </w:rPr>
+            </w:pPr>
+            <w:r>
+              <w:rPr>
+                <w:rFonts w:ascii="Segoe UI Emoji" w:eastAsia="Roboto Mono" w:hAnsi="Segoe UI Emoji" w:cs="Segoe UI Emoji"/>
+                <w:kern w:val="0"/>
+                <w:szCs w:val="22"/>
+                <w:lang w:val="en"/>
+                <w14:ligatures w14:val="none"/>
+              </w:rPr>
+              <w:t>🔁</w:t>
+            </w:r>
+            <w:r>
+              <w:rPr>
+                <w:rFonts w:ascii="Roboto Mono" w:eastAsia="Roboto Mono" w:hAnsi="Roboto Mono" w:cs="Arial"/>
+                <w:kern w:val="0"/>
+                <w:szCs w:val="22"/>
+                <w:lang w:val="en"/>
+                <w14:ligatures w14:val="none"/>
+              </w:rPr>
+              <w:t xml:space="preserve"> </w:t>
+            </w:r>
+            <w:r>
+              <w:rPr>
+                <w:rFonts w:ascii="Roboto Mono" w:eastAsia="Roboto Mono" w:hAnsi="Roboto Mono" w:cs="Arial"/>
                 <w:b/>
                 <w:bCs/>
-                <w:sz w:val="24"/>
+                <w:kern w:val="0"/>
+                <w:szCs w:val="22"/>
+                <w:lang w:val="en"/>
+                <w14:ligatures w14:val="none"/>
               </w:rPr>
               <w:t>Supports central control</w:t>
             </w:r>
@@ -1369,10 +2431,24 @@
             </w:tcMar>
           </w:tcPr>
           <w:p>
-            <w:r>
-              <w:rPr>
-                <w:rFonts w:ascii="Roboto Mono" w:eastAsia="Roboto Mono" w:hAnsi="Roboto Mono"/>
-                <w:sz w:val="24"/>
+            <w:pPr>
+              <w:spacing w:after="0" w:line="276" w:lineRule="auto"/>
+              <w:rPr>
+                <w:rFonts w:ascii="Arial" w:eastAsia="Arial" w:hAnsi="Arial" w:cs="Arial"/>
+                <w:kern w:val="0"/>
+                <w:sz w:val="22"/>
+                <w:szCs w:val="22"/>
+                <w:lang w:val="en"/>
+                <w14:ligatures w14:val="none"/>
+              </w:rPr>
+            </w:pPr>
+            <w:r>
+              <w:rPr>
+                <w:rFonts w:ascii="Roboto Mono" w:eastAsia="Roboto Mono" w:hAnsi="Roboto Mono" w:cs="Arial"/>
+                <w:kern w:val="0"/>
+                <w:szCs w:val="22"/>
+                <w:lang w:val="en"/>
+                <w14:ligatures w14:val="none"/>
               </w:rPr>
               <w:t>Good for enterprise or campus networks</w:t>
             </w:r>
@@ -1381,80 +2457,181 @@
       </w:tr>
     </w:tbl>
     <w:p>
-      <w:r>
-        <w:rPr>
-          <w:rFonts w:ascii="Roboto Mono" w:eastAsia="Roboto Mono" w:hAnsi="Roboto Mono"/>
-          <w:sz w:val="24"/>
-        </w:rPr>
-        <w:pict w14:anchorId="68DA8BB1">
+      <w:pPr>
+        <w:spacing w:after="0" w:line="276" w:lineRule="auto"/>
+        <w:rPr>
+          <w:rFonts w:ascii="Arial" w:eastAsia="Arial" w:hAnsi="Arial" w:cs="Arial"/>
+          <w:kern w:val="0"/>
+          <w:sz w:val="22"/>
+          <w:szCs w:val="22"/>
+          <w:lang w:val="en"/>
+          <w14:ligatures w14:val="none"/>
+        </w:rPr>
+      </w:pPr>
+      <w:r>
+        <w:rPr>
+          <w:rFonts w:ascii="Roboto Mono" w:eastAsia="Roboto Mono" w:hAnsi="Roboto Mono" w:cs="Arial"/>
+          <w:kern w:val="0"/>
+          <w:szCs w:val="22"/>
+          <w:lang w:val="en"/>
+          <w14:ligatures w14:val="none"/>
+        </w:rPr>
+        <w:pict w14:anchorId="7070FC72">
           <v:rect id="_x0000_i1029" style="width:0;height:1.5pt" o:hralign="center" o:hrstd="t" o:hr="t" fillcolor="#a0a0a0" stroked="f"/>
         </w:pict>
       </w:r>
     </w:p>
     <w:p>
       <w:pPr>
-        <w:pStyle w:val="Heading2"/>
-        <w:keepNext w:val="0"/>
-        <w:keepLines w:val="0"/>
-        <w:rPr>
+        <w:spacing w:before="160" w:after="80" w:line="276" w:lineRule="auto"/>
+        <w:outlineLvl w:val="1"/>
+        <w:rPr>
+          <w:rFonts w:asciiTheme="majorHAnsi" w:eastAsiaTheme="majorEastAsia" w:hAnsiTheme="majorHAnsi" w:cstheme="majorBidi"/>
           <w:b/>
           <w:bCs/>
+          <w:color w:val="2F5496" w:themeColor="accent1" w:themeShade="BF"/>
+          <w:kern w:val="0"/>
           <w:sz w:val="34"/>
           <w:szCs w:val="34"/>
+          <w:lang w:val="en"/>
+          <w14:ligatures w14:val="none"/>
         </w:rPr>
       </w:pPr>
       <w:bookmarkStart w:id="6" w:name="_cryy5adn6nwb" w:colFirst="0" w:colLast="0"/>
       <w:bookmarkEnd w:id="6"/>
       <w:r>
         <w:rPr>
-          <w:rFonts w:ascii="Arial Unicode MS" w:eastAsia="Arial Unicode MS" w:hAnsi="Arial Unicode MS" w:cs="Arial Unicode MS"/>
+          <w:rFonts w:ascii="Segoe UI Emoji" w:eastAsia="Arial Unicode MS" w:hAnsi="Segoe UI Emoji" w:cs="Segoe UI Emoji"/>
           <w:b/>
           <w:bCs/>
+          <w:color w:val="2F5496" w:themeColor="accent1" w:themeShade="BF"/>
+          <w:kern w:val="0"/>
           <w:sz w:val="34"/>
           <w:szCs w:val="34"/>
-        </w:rPr>
-        <w:t>❌ Disadvantages</w:t>
+          <w:lang w:val="en"/>
+          <w14:ligatures w14:val="none"/>
+        </w:rPr>
+        <w:t>❌</w:t>
+      </w:r>
+      <w:r>
+        <w:rPr>
+          <w:rFonts w:ascii="Arial Unicode MS" w:eastAsia="Arial Unicode MS" w:hAnsi="Arial Unicode MS" w:cs="Arial Unicode MS"/>
+          <w:b/>
+          <w:bCs/>
+          <w:color w:val="2F5496" w:themeColor="accent1" w:themeShade="BF"/>
+          <w:kern w:val="0"/>
+          <w:sz w:val="34"/>
+          <w:szCs w:val="34"/>
+          <w:lang w:val="en"/>
+          <w14:ligatures w14:val="none"/>
+        </w:rPr>
+        <w:t xml:space="preserve"> Disadvantages</w:t>
       </w:r>
     </w:p>
     <w:p>
       <w:pPr>
-        <w:spacing w:before="240" w:after="240"/>
-        <w:rPr>
+        <w:spacing w:before="240" w:after="240" w:line="276" w:lineRule="auto"/>
+        <w:rPr>
+          <w:rFonts w:ascii="Arial" w:eastAsia="Arial" w:hAnsi="Arial" w:cs="Arial"/>
           <w:b/>
           <w:bCs/>
+          <w:kern w:val="0"/>
           <w:sz w:val="14"/>
           <w:szCs w:val="14"/>
           <w:shd w:val="clear" w:color="auto" w:fill="B7B7B7"/>
-        </w:rPr>
-      </w:pPr>
-      <w:r>
-        <w:rPr>
-          <w:b/>
+          <w:lang w:val="en"/>
+          <w14:ligatures w14:val="none"/>
+        </w:rPr>
+      </w:pPr>
+      <w:r>
+        <w:rPr>
+          <w:rFonts w:ascii="Arial" w:eastAsia="Arial" w:hAnsi="Arial" w:cs="Arial"/>
+          <w:b/>
+          <w:kern w:val="0"/>
+          <w:sz w:val="22"/>
+          <w:szCs w:val="22"/>
           <w:highlight w:val="darkGray"/>
+          <w:lang w:val="en"/>
+          <w14:ligatures w14:val="none"/>
         </w:rPr>
         <w:t># Source</w:t>
       </w:r>
       <w:r>
         <w:rPr>
+          <w:rFonts w:ascii="Arial" w:eastAsia="Arial" w:hAnsi="Arial" w:cs="Arial"/>
+          <w:kern w:val="0"/>
+          <w:sz w:val="22"/>
+          <w:szCs w:val="22"/>
           <w:highlight w:val="darkGray"/>
+          <w:lang w:val="en"/>
+          <w14:ligatures w14:val="none"/>
         </w:rPr>
         <w:t xml:space="preserve">: </w:t>
       </w:r>
       <w:r>
         <w:rPr>
-          <w:b/>
+          <w:rFonts w:ascii="Arial" w:eastAsia="Arial" w:hAnsi="Arial" w:cs="Arial"/>
+          <w:b/>
+          <w:kern w:val="0"/>
+          <w:sz w:val="22"/>
+          <w:szCs w:val="22"/>
           <w:highlight w:val="darkGray"/>
-        </w:rPr>
-        <w:t>Chatgpt (GPT‑5 Mini) at [12/18/2025]</w:t>
+          <w:lang w:val="en"/>
+          <w14:ligatures w14:val="none"/>
+        </w:rPr>
+        <w:t>Chatgpt (GPT</w:t>
+      </w:r>
+      <w:r>
+        <w:rPr>
+          <w:rFonts w:ascii="Cambria Math" w:eastAsia="Arial" w:hAnsi="Cambria Math" w:cs="Cambria Math"/>
+          <w:b/>
+          <w:kern w:val="0"/>
+          <w:sz w:val="22"/>
+          <w:szCs w:val="22"/>
+          <w:highlight w:val="darkGray"/>
+          <w:lang w:val="en"/>
+          <w14:ligatures w14:val="none"/>
+        </w:rPr>
+        <w:t>‑</w:t>
+      </w:r>
+      <w:r>
+        <w:rPr>
+          <w:rFonts w:ascii="Arial" w:eastAsia="Arial" w:hAnsi="Arial" w:cs="Arial"/>
+          <w:b/>
+          <w:kern w:val="0"/>
+          <w:sz w:val="22"/>
+          <w:szCs w:val="22"/>
+          <w:highlight w:val="darkGray"/>
+          <w:lang w:val="en"/>
+          <w14:ligatures w14:val="none"/>
+        </w:rPr>
+        <w:t>5 Mini) at [12/18/2025]</w:t>
       </w:r>
     </w:p>
     <w:p>
-      <w:r>
-        <w:rPr>
+      <w:pPr>
+        <w:spacing w:after="0" w:line="276" w:lineRule="auto"/>
+        <w:rPr>
+          <w:rFonts w:ascii="Arial" w:eastAsia="Arial" w:hAnsi="Arial" w:cs="Arial"/>
+          <w:kern w:val="0"/>
+          <w:sz w:val="22"/>
+          <w:szCs w:val="22"/>
+          <w:lang w:val="en"/>
+          <w14:ligatures w14:val="none"/>
+        </w:rPr>
+      </w:pPr>
+      <w:r>
+        <w:rPr>
+          <w:rFonts w:ascii="Arial" w:eastAsia="Arial" w:hAnsi="Arial" w:cs="Arial"/>
           <w:noProof/>
+          <w:kern w:val="0"/>
+          <w:sz w:val="22"/>
+          <w:szCs w:val="22"/>
+          <w:lang w:val="en"/>
+          <w14:ligatures w14:val="none"/>
         </w:rPr>
         <w:drawing>
-          <wp:inline distT="114300" distB="114300" distL="114300" distR="114300" wp14:anchorId="395AC851" wp14:editId="6AC38E42">
+          <wp:inline distT="114300" distB="114300" distL="114300" distR="114300" wp14:anchorId="51EA22C0" wp14:editId="1E43F35F">
             <wp:extent cx="5943600" cy="1295400"/>
             <wp:effectExtent l="0" t="0" r="0" b="0"/>
             <wp:docPr id="5" name="image2.png"/>
@@ -1490,7 +2667,19 @@
         </w:drawing>
       </w:r>
     </w:p>
-    <w:p/>
+    <w:p>
+      <w:pPr>
+        <w:spacing w:after="0" w:line="276" w:lineRule="auto"/>
+        <w:rPr>
+          <w:rFonts w:ascii="Arial" w:eastAsia="Arial" w:hAnsi="Arial" w:cs="Arial"/>
+          <w:kern w:val="0"/>
+          <w:sz w:val="22"/>
+          <w:szCs w:val="22"/>
+          <w:lang w:val="en"/>
+          <w14:ligatures w14:val="none"/>
+        </w:rPr>
+      </w:pPr>
+    </w:p>
     <w:tbl>
       <w:tblPr>
         <w:tblW w:w="8110" w:type="dxa"/>
@@ -1531,14 +2720,26 @@
           </w:tcPr>
           <w:p>
             <w:pPr>
+              <w:spacing w:after="0" w:line="276" w:lineRule="auto"/>
               <w:jc w:val="center"/>
+              <w:rPr>
+                <w:rFonts w:ascii="Arial" w:eastAsia="Arial" w:hAnsi="Arial" w:cs="Arial"/>
+                <w:kern w:val="0"/>
+                <w:sz w:val="22"/>
+                <w:szCs w:val="22"/>
+                <w:lang w:val="en"/>
+                <w14:ligatures w14:val="none"/>
+              </w:rPr>
             </w:pPr>
             <w:r>
               <w:rPr>
-                <w:rFonts w:ascii="Roboto Mono" w:eastAsia="Roboto Mono" w:hAnsi="Roboto Mono"/>
+                <w:rFonts w:ascii="Roboto Mono" w:eastAsia="Roboto Mono" w:hAnsi="Roboto Mono" w:cs="Arial"/>
                 <w:b/>
                 <w:bCs/>
-                <w:sz w:val="24"/>
+                <w:kern w:val="0"/>
+                <w:szCs w:val="22"/>
+                <w:lang w:val="en"/>
+                <w14:ligatures w14:val="none"/>
               </w:rPr>
               <w:t>Limitation</w:t>
             </w:r>
@@ -1562,14 +2763,26 @@
           </w:tcPr>
           <w:p>
             <w:pPr>
+              <w:spacing w:after="0" w:line="276" w:lineRule="auto"/>
               <w:jc w:val="center"/>
+              <w:rPr>
+                <w:rFonts w:ascii="Arial" w:eastAsia="Arial" w:hAnsi="Arial" w:cs="Arial"/>
+                <w:kern w:val="0"/>
+                <w:sz w:val="22"/>
+                <w:szCs w:val="22"/>
+                <w:lang w:val="en"/>
+                <w14:ligatures w14:val="none"/>
+              </w:rPr>
             </w:pPr>
             <w:r>
               <w:rPr>
-                <w:rFonts w:ascii="Roboto Mono" w:eastAsia="Roboto Mono" w:hAnsi="Roboto Mono"/>
+                <w:rFonts w:ascii="Roboto Mono" w:eastAsia="Roboto Mono" w:hAnsi="Roboto Mono" w:cs="Arial"/>
                 <w:b/>
                 <w:bCs/>
-                <w:sz w:val="24"/>
+                <w:kern w:val="0"/>
+                <w:szCs w:val="22"/>
+                <w:lang w:val="en"/>
+                <w14:ligatures w14:val="none"/>
               </w:rPr>
               <w:t>Description</w:t>
             </w:r>
@@ -1597,20 +2810,46 @@
             </w:tcMar>
           </w:tcPr>
           <w:p>
-            <w:r>
-              <w:rPr>
-                <w:rFonts w:ascii="Roboto Mono" w:eastAsia="Roboto Mono" w:hAnsi="Roboto Mono"/>
-                <w:sz w:val="24"/>
-              </w:rPr>
-              <w:lastRenderedPageBreak/>
-              <w:t xml:space="preserve">🔌 </w:t>
-            </w:r>
-            <w:r>
-              <w:rPr>
-                <w:rFonts w:ascii="Roboto Mono" w:eastAsia="Roboto Mono" w:hAnsi="Roboto Mono"/>
+            <w:pPr>
+              <w:spacing w:after="0" w:line="276" w:lineRule="auto"/>
+              <w:rPr>
+                <w:rFonts w:ascii="Arial" w:eastAsia="Arial" w:hAnsi="Arial" w:cs="Arial"/>
+                <w:kern w:val="0"/>
+                <w:sz w:val="22"/>
+                <w:szCs w:val="22"/>
+                <w:lang w:val="en"/>
+                <w14:ligatures w14:val="none"/>
+              </w:rPr>
+            </w:pPr>
+            <w:r>
+              <w:rPr>
+                <w:rFonts w:ascii="Segoe UI Emoji" w:eastAsia="Roboto Mono" w:hAnsi="Segoe UI Emoji" w:cs="Segoe UI Emoji"/>
+                <w:kern w:val="0"/>
+                <w:szCs w:val="22"/>
+                <w:lang w:val="en"/>
+                <w14:ligatures w14:val="none"/>
+              </w:rPr>
+              <w:t>🔌</w:t>
+            </w:r>
+            <w:r>
+              <w:rPr>
+                <w:rFonts w:ascii="Roboto Mono" w:eastAsia="Roboto Mono" w:hAnsi="Roboto Mono" w:cs="Arial"/>
+                <w:kern w:val="0"/>
+                <w:szCs w:val="22"/>
+                <w:lang w:val="en"/>
+                <w14:ligatures w14:val="none"/>
+              </w:rPr>
+              <w:t xml:space="preserve"> </w:t>
+            </w:r>
+            <w:r>
+              <w:rPr>
+                <w:rFonts w:ascii="Roboto Mono" w:eastAsia="Roboto Mono" w:hAnsi="Roboto Mono" w:cs="Arial"/>
                 <w:b/>
                 <w:bCs/>
-                <w:sz w:val="24"/>
+                <w:kern w:val="0"/>
+                <w:szCs w:val="22"/>
+                <w:lang w:val="en"/>
+                <w14:ligatures w14:val="none"/>
               </w:rPr>
               <w:t>Root node failure</w:t>
             </w:r>
@@ -1633,10 +2872,24 @@
             </w:tcMar>
           </w:tcPr>
           <w:p>
-            <w:r>
-              <w:rPr>
-                <w:rFonts w:ascii="Roboto Mono" w:eastAsia="Roboto Mono" w:hAnsi="Roboto Mono"/>
-                <w:sz w:val="24"/>
+            <w:pPr>
+              <w:spacing w:after="0" w:line="276" w:lineRule="auto"/>
+              <w:rPr>
+                <w:rFonts w:ascii="Arial" w:eastAsia="Arial" w:hAnsi="Arial" w:cs="Arial"/>
+                <w:kern w:val="0"/>
+                <w:sz w:val="22"/>
+                <w:szCs w:val="22"/>
+                <w:lang w:val="en"/>
+                <w14:ligatures w14:val="none"/>
+              </w:rPr>
+            </w:pPr>
+            <w:r>
+              <w:rPr>
+                <w:rFonts w:ascii="Roboto Mono" w:eastAsia="Roboto Mono" w:hAnsi="Roboto Mono" w:cs="Arial"/>
+                <w:kern w:val="0"/>
+                <w:szCs w:val="22"/>
+                <w:lang w:val="en"/>
+                <w14:ligatures w14:val="none"/>
               </w:rPr>
               <w:t>Entire network can collapse if root switch/router fails</w:t>
             </w:r>
@@ -1664,19 +2917,46 @@
             </w:tcMar>
           </w:tcPr>
           <w:p>
-            <w:r>
-              <w:rPr>
-                <w:rFonts w:ascii="Roboto Mono" w:eastAsia="Roboto Mono" w:hAnsi="Roboto Mono"/>
-                <w:sz w:val="24"/>
-              </w:rPr>
-              <w:t xml:space="preserve">📏 </w:t>
-            </w:r>
-            <w:r>
-              <w:rPr>
-                <w:rFonts w:ascii="Roboto Mono" w:eastAsia="Roboto Mono" w:hAnsi="Roboto Mono"/>
+            <w:pPr>
+              <w:spacing w:after="0" w:line="276" w:lineRule="auto"/>
+              <w:rPr>
+                <w:rFonts w:ascii="Arial" w:eastAsia="Arial" w:hAnsi="Arial" w:cs="Arial"/>
+                <w:kern w:val="0"/>
+                <w:sz w:val="22"/>
+                <w:szCs w:val="22"/>
+                <w:lang w:val="en"/>
+                <w14:ligatures w14:val="none"/>
+              </w:rPr>
+            </w:pPr>
+            <w:r>
+              <w:rPr>
+                <w:rFonts w:ascii="Segoe UI Emoji" w:eastAsia="Roboto Mono" w:hAnsi="Segoe UI Emoji" w:cs="Segoe UI Emoji"/>
+                <w:kern w:val="0"/>
+                <w:szCs w:val="22"/>
+                <w:lang w:val="en"/>
+                <w14:ligatures w14:val="none"/>
+              </w:rPr>
+              <w:t>📏</w:t>
+            </w:r>
+            <w:r>
+              <w:rPr>
+                <w:rFonts w:ascii="Roboto Mono" w:eastAsia="Roboto Mono" w:hAnsi="Roboto Mono" w:cs="Arial"/>
+                <w:kern w:val="0"/>
+                <w:szCs w:val="22"/>
+                <w:lang w:val="en"/>
+                <w14:ligatures w14:val="none"/>
+              </w:rPr>
+              <w:t xml:space="preserve"> </w:t>
+            </w:r>
+            <w:r>
+              <w:rPr>
+                <w:rFonts w:ascii="Roboto Mono" w:eastAsia="Roboto Mono" w:hAnsi="Roboto Mono" w:cs="Arial"/>
                 <w:b/>
                 <w:bCs/>
-                <w:sz w:val="24"/>
+                <w:kern w:val="0"/>
+                <w:szCs w:val="22"/>
+                <w:lang w:val="en"/>
+                <w14:ligatures w14:val="none"/>
               </w:rPr>
               <w:t>Complex cabling</w:t>
             </w:r>
@@ -1699,10 +2979,24 @@
             </w:tcMar>
           </w:tcPr>
           <w:p>
-            <w:r>
-              <w:rPr>
-                <w:rFonts w:ascii="Roboto Mono" w:eastAsia="Roboto Mono" w:hAnsi="Roboto Mono"/>
-                <w:sz w:val="24"/>
+            <w:pPr>
+              <w:spacing w:after="0" w:line="276" w:lineRule="auto"/>
+              <w:rPr>
+                <w:rFonts w:ascii="Arial" w:eastAsia="Arial" w:hAnsi="Arial" w:cs="Arial"/>
+                <w:kern w:val="0"/>
+                <w:sz w:val="22"/>
+                <w:szCs w:val="22"/>
+                <w:lang w:val="en"/>
+                <w14:ligatures w14:val="none"/>
+              </w:rPr>
+            </w:pPr>
+            <w:r>
+              <w:rPr>
+                <w:rFonts w:ascii="Roboto Mono" w:eastAsia="Roboto Mono" w:hAnsi="Roboto Mono" w:cs="Arial"/>
+                <w:kern w:val="0"/>
+                <w:szCs w:val="22"/>
+                <w:lang w:val="en"/>
+                <w14:ligatures w14:val="none"/>
               </w:rPr>
               <w:t>Requires more cable than simpler topologies</w:t>
             </w:r>
@@ -1730,19 +3024,46 @@
             </w:tcMar>
           </w:tcPr>
           <w:p>
-            <w:r>
-              <w:rPr>
-                <w:rFonts w:ascii="Roboto Mono" w:eastAsia="Roboto Mono" w:hAnsi="Roboto Mono"/>
-                <w:sz w:val="24"/>
-              </w:rPr>
-              <w:t xml:space="preserve">💡 </w:t>
-            </w:r>
-            <w:r>
-              <w:rPr>
-                <w:rFonts w:ascii="Roboto Mono" w:eastAsia="Roboto Mono" w:hAnsi="Roboto Mono"/>
+            <w:pPr>
+              <w:spacing w:after="0" w:line="276" w:lineRule="auto"/>
+              <w:rPr>
+                <w:rFonts w:ascii="Arial" w:eastAsia="Arial" w:hAnsi="Arial" w:cs="Arial"/>
+                <w:kern w:val="0"/>
+                <w:sz w:val="22"/>
+                <w:szCs w:val="22"/>
+                <w:lang w:val="en"/>
+                <w14:ligatures w14:val="none"/>
+              </w:rPr>
+            </w:pPr>
+            <w:r>
+              <w:rPr>
+                <w:rFonts w:ascii="Segoe UI Emoji" w:eastAsia="Roboto Mono" w:hAnsi="Segoe UI Emoji" w:cs="Segoe UI Emoji"/>
+                <w:kern w:val="0"/>
+                <w:szCs w:val="22"/>
+                <w:lang w:val="en"/>
+                <w14:ligatures w14:val="none"/>
+              </w:rPr>
+              <w:t>💡</w:t>
+            </w:r>
+            <w:r>
+              <w:rPr>
+                <w:rFonts w:ascii="Roboto Mono" w:eastAsia="Roboto Mono" w:hAnsi="Roboto Mono" w:cs="Arial"/>
+                <w:kern w:val="0"/>
+                <w:szCs w:val="22"/>
+                <w:lang w:val="en"/>
+                <w14:ligatures w14:val="none"/>
+              </w:rPr>
+              <w:t xml:space="preserve"> </w:t>
+            </w:r>
+            <w:r>
+              <w:rPr>
+                <w:rFonts w:ascii="Roboto Mono" w:eastAsia="Roboto Mono" w:hAnsi="Roboto Mono" w:cs="Arial"/>
                 <w:b/>
                 <w:bCs/>
-                <w:sz w:val="24"/>
+                <w:kern w:val="0"/>
+                <w:szCs w:val="22"/>
+                <w:lang w:val="en"/>
+                <w14:ligatures w14:val="none"/>
               </w:rPr>
               <w:t>Configuration needed</w:t>
             </w:r>
@@ -1765,10 +3086,24 @@
             </w:tcMar>
           </w:tcPr>
           <w:p>
-            <w:r>
-              <w:rPr>
-                <w:rFonts w:ascii="Roboto Mono" w:eastAsia="Roboto Mono" w:hAnsi="Roboto Mono"/>
-                <w:sz w:val="24"/>
+            <w:pPr>
+              <w:spacing w:after="0" w:line="276" w:lineRule="auto"/>
+              <w:rPr>
+                <w:rFonts w:ascii="Arial" w:eastAsia="Arial" w:hAnsi="Arial" w:cs="Arial"/>
+                <w:kern w:val="0"/>
+                <w:sz w:val="22"/>
+                <w:szCs w:val="22"/>
+                <w:lang w:val="en"/>
+                <w14:ligatures w14:val="none"/>
+              </w:rPr>
+            </w:pPr>
+            <w:r>
+              <w:rPr>
+                <w:rFonts w:ascii="Roboto Mono" w:eastAsia="Roboto Mono" w:hAnsi="Roboto Mono" w:cs="Arial"/>
+                <w:kern w:val="0"/>
+                <w:szCs w:val="22"/>
+                <w:lang w:val="en"/>
+                <w14:ligatures w14:val="none"/>
               </w:rPr>
               <w:t>Intermediate switches may need management</w:t>
             </w:r>
@@ -1777,79 +3112,181 @@
       </w:tr>
     </w:tbl>
     <w:p>
-      <w:r>
-        <w:rPr>
-          <w:rFonts w:ascii="Roboto Mono" w:eastAsia="Roboto Mono" w:hAnsi="Roboto Mono"/>
-          <w:sz w:val="24"/>
-        </w:rPr>
-        <w:pict w14:anchorId="232DE848">
+      <w:pPr>
+        <w:spacing w:after="0" w:line="276" w:lineRule="auto"/>
+        <w:rPr>
+          <w:rFonts w:ascii="Arial" w:eastAsia="Arial" w:hAnsi="Arial" w:cs="Arial"/>
+          <w:kern w:val="0"/>
+          <w:sz w:val="22"/>
+          <w:szCs w:val="22"/>
+          <w:lang w:val="en"/>
+          <w14:ligatures w14:val="none"/>
+        </w:rPr>
+      </w:pPr>
+      <w:r>
+        <w:rPr>
+          <w:rFonts w:ascii="Roboto Mono" w:eastAsia="Roboto Mono" w:hAnsi="Roboto Mono" w:cs="Arial"/>
+          <w:kern w:val="0"/>
+          <w:szCs w:val="22"/>
+          <w:lang w:val="en"/>
+          <w14:ligatures w14:val="none"/>
+        </w:rPr>
+        <w:pict w14:anchorId="39919B53">
           <v:rect id="_x0000_i1030" style="width:0;height:1.5pt" o:hralign="center" o:hrstd="t" o:hr="t" fillcolor="#a0a0a0" stroked="f"/>
         </w:pict>
       </w:r>
     </w:p>
     <w:p>
       <w:pPr>
-        <w:pStyle w:val="Heading2"/>
-        <w:keepNext w:val="0"/>
-        <w:keepLines w:val="0"/>
-        <w:rPr>
+        <w:spacing w:before="160" w:after="80" w:line="276" w:lineRule="auto"/>
+        <w:outlineLvl w:val="1"/>
+        <w:rPr>
+          <w:rFonts w:asciiTheme="majorHAnsi" w:eastAsiaTheme="majorEastAsia" w:hAnsiTheme="majorHAnsi" w:cstheme="majorBidi"/>
           <w:b/>
           <w:bCs/>
+          <w:color w:val="2F5496" w:themeColor="accent1" w:themeShade="BF"/>
+          <w:kern w:val="0"/>
           <w:sz w:val="34"/>
           <w:szCs w:val="34"/>
+          <w:lang w:val="en"/>
+          <w14:ligatures w14:val="none"/>
         </w:rPr>
       </w:pPr>
       <w:bookmarkStart w:id="7" w:name="_v0kjhiow6p27" w:colFirst="0" w:colLast="0"/>
       <w:bookmarkEnd w:id="7"/>
       <w:r>
         <w:rPr>
+          <w:rFonts w:ascii="Segoe UI Emoji" w:eastAsiaTheme="majorEastAsia" w:hAnsi="Segoe UI Emoji" w:cs="Segoe UI Emoji"/>
           <w:b/>
           <w:bCs/>
+          <w:color w:val="2F5496" w:themeColor="accent1" w:themeShade="BF"/>
+          <w:kern w:val="0"/>
           <w:sz w:val="34"/>
           <w:szCs w:val="34"/>
-        </w:rPr>
-        <w:t>🛠️ Common Use Cases</w:t>
+          <w:lang w:val="en"/>
+          <w14:ligatures w14:val="none"/>
+        </w:rPr>
+        <w:t>🛠️</w:t>
+      </w:r>
+      <w:r>
+        <w:rPr>
+          <w:rFonts w:asciiTheme="majorHAnsi" w:eastAsiaTheme="majorEastAsia" w:hAnsiTheme="majorHAnsi" w:cstheme="majorBidi"/>
+          <w:b/>
+          <w:bCs/>
+          <w:color w:val="2F5496" w:themeColor="accent1" w:themeShade="BF"/>
+          <w:kern w:val="0"/>
+          <w:sz w:val="34"/>
+          <w:szCs w:val="34"/>
+          <w:lang w:val="en"/>
+          <w14:ligatures w14:val="none"/>
+        </w:rPr>
+        <w:t xml:space="preserve"> Common Use Cases</w:t>
       </w:r>
     </w:p>
     <w:p>
       <w:pPr>
-        <w:spacing w:before="240" w:after="240"/>
-        <w:rPr>
+        <w:spacing w:before="240" w:after="240" w:line="276" w:lineRule="auto"/>
+        <w:rPr>
+          <w:rFonts w:ascii="Arial" w:eastAsia="Arial" w:hAnsi="Arial" w:cs="Arial"/>
           <w:b/>
           <w:bCs/>
+          <w:kern w:val="0"/>
           <w:sz w:val="14"/>
           <w:szCs w:val="14"/>
           <w:shd w:val="clear" w:color="auto" w:fill="B7B7B7"/>
-        </w:rPr>
-      </w:pPr>
-      <w:r>
-        <w:rPr>
-          <w:b/>
+          <w:lang w:val="en"/>
+          <w14:ligatures w14:val="none"/>
+        </w:rPr>
+      </w:pPr>
+      <w:r>
+        <w:rPr>
+          <w:rFonts w:ascii="Arial" w:eastAsia="Arial" w:hAnsi="Arial" w:cs="Arial"/>
+          <w:b/>
+          <w:kern w:val="0"/>
+          <w:sz w:val="22"/>
+          <w:szCs w:val="22"/>
           <w:highlight w:val="darkGray"/>
+          <w:lang w:val="en"/>
+          <w14:ligatures w14:val="none"/>
         </w:rPr>
         <w:t># Source</w:t>
       </w:r>
       <w:r>
         <w:rPr>
+          <w:rFonts w:ascii="Arial" w:eastAsia="Arial" w:hAnsi="Arial" w:cs="Arial"/>
+          <w:kern w:val="0"/>
+          <w:sz w:val="22"/>
+          <w:szCs w:val="22"/>
           <w:highlight w:val="darkGray"/>
+          <w:lang w:val="en"/>
+          <w14:ligatures w14:val="none"/>
         </w:rPr>
         <w:t xml:space="preserve">: </w:t>
       </w:r>
       <w:r>
         <w:rPr>
-          <w:b/>
+          <w:rFonts w:ascii="Arial" w:eastAsia="Arial" w:hAnsi="Arial" w:cs="Arial"/>
+          <w:b/>
+          <w:kern w:val="0"/>
+          <w:sz w:val="22"/>
+          <w:szCs w:val="22"/>
           <w:highlight w:val="darkGray"/>
-        </w:rPr>
-        <w:t>Chatgpt (GPT‑5 Mini) at [12/18/2025]</w:t>
+          <w:lang w:val="en"/>
+          <w14:ligatures w14:val="none"/>
+        </w:rPr>
+        <w:t>Chatgpt (GPT</w:t>
+      </w:r>
+      <w:r>
+        <w:rPr>
+          <w:rFonts w:ascii="Cambria Math" w:eastAsia="Arial" w:hAnsi="Cambria Math" w:cs="Cambria Math"/>
+          <w:b/>
+          <w:kern w:val="0"/>
+          <w:sz w:val="22"/>
+          <w:szCs w:val="22"/>
+          <w:highlight w:val="darkGray"/>
+          <w:lang w:val="en"/>
+          <w14:ligatures w14:val="none"/>
+        </w:rPr>
+        <w:t>‑</w:t>
+      </w:r>
+      <w:r>
+        <w:rPr>
+          <w:rFonts w:ascii="Arial" w:eastAsia="Arial" w:hAnsi="Arial" w:cs="Arial"/>
+          <w:b/>
+          <w:kern w:val="0"/>
+          <w:sz w:val="22"/>
+          <w:szCs w:val="22"/>
+          <w:highlight w:val="darkGray"/>
+          <w:lang w:val="en"/>
+          <w14:ligatures w14:val="none"/>
+        </w:rPr>
+        <w:t>5 Mini) at [12/18/2025]</w:t>
       </w:r>
     </w:p>
     <w:p>
-      <w:r>
-        <w:rPr>
+      <w:pPr>
+        <w:spacing w:after="0" w:line="276" w:lineRule="auto"/>
+        <w:rPr>
+          <w:rFonts w:ascii="Arial" w:eastAsia="Arial" w:hAnsi="Arial" w:cs="Arial"/>
+          <w:kern w:val="0"/>
+          <w:sz w:val="22"/>
+          <w:szCs w:val="22"/>
+          <w:lang w:val="en"/>
+          <w14:ligatures w14:val="none"/>
+        </w:rPr>
+      </w:pPr>
+      <w:r>
+        <w:rPr>
+          <w:rFonts w:ascii="Arial" w:eastAsia="Arial" w:hAnsi="Arial" w:cs="Arial"/>
           <w:noProof/>
+          <w:kern w:val="0"/>
+          <w:sz w:val="22"/>
+          <w:szCs w:val="22"/>
+          <w:lang w:val="en"/>
+          <w14:ligatures w14:val="none"/>
         </w:rPr>
         <w:drawing>
-          <wp:inline distT="114300" distB="114300" distL="114300" distR="114300" wp14:anchorId="6B357B13" wp14:editId="7DBF86D4">
+          <wp:inline distT="114300" distB="114300" distL="114300" distR="114300" wp14:anchorId="2FDC5243" wp14:editId="324CAA82">
             <wp:extent cx="5943600" cy="1320800"/>
             <wp:effectExtent l="0" t="0" r="0" b="0"/>
             <wp:docPr id="6" name="image6.png"/>
@@ -1885,7 +3322,19 @@
         </w:drawing>
       </w:r>
     </w:p>
-    <w:p/>
+    <w:p>
+      <w:pPr>
+        <w:spacing w:after="0" w:line="276" w:lineRule="auto"/>
+        <w:rPr>
+          <w:rFonts w:ascii="Arial" w:eastAsia="Arial" w:hAnsi="Arial" w:cs="Arial"/>
+          <w:kern w:val="0"/>
+          <w:sz w:val="22"/>
+          <w:szCs w:val="22"/>
+          <w:lang w:val="en"/>
+          <w14:ligatures w14:val="none"/>
+        </w:rPr>
+      </w:pPr>
+    </w:p>
     <w:tbl>
       <w:tblPr>
         <w:tblW w:w="7285" w:type="dxa"/>
@@ -1926,14 +3375,26 @@
           </w:tcPr>
           <w:p>
             <w:pPr>
+              <w:spacing w:after="0" w:line="276" w:lineRule="auto"/>
               <w:jc w:val="center"/>
+              <w:rPr>
+                <w:rFonts w:ascii="Arial" w:eastAsia="Arial" w:hAnsi="Arial" w:cs="Arial"/>
+                <w:kern w:val="0"/>
+                <w:sz w:val="22"/>
+                <w:szCs w:val="22"/>
+                <w:lang w:val="en"/>
+                <w14:ligatures w14:val="none"/>
+              </w:rPr>
             </w:pPr>
             <w:r>
               <w:rPr>
-                <w:rFonts w:ascii="Roboto Mono" w:eastAsia="Roboto Mono" w:hAnsi="Roboto Mono"/>
+                <w:rFonts w:ascii="Roboto Mono" w:eastAsia="Roboto Mono" w:hAnsi="Roboto Mono" w:cs="Arial"/>
                 <w:b/>
                 <w:bCs/>
-                <w:sz w:val="24"/>
+                <w:kern w:val="0"/>
+                <w:szCs w:val="22"/>
+                <w:lang w:val="en"/>
+                <w14:ligatures w14:val="none"/>
               </w:rPr>
               <w:t>Scenario</w:t>
             </w:r>
@@ -1957,14 +3418,26 @@
           </w:tcPr>
           <w:p>
             <w:pPr>
+              <w:spacing w:after="0" w:line="276" w:lineRule="auto"/>
               <w:jc w:val="center"/>
+              <w:rPr>
+                <w:rFonts w:ascii="Arial" w:eastAsia="Arial" w:hAnsi="Arial" w:cs="Arial"/>
+                <w:kern w:val="0"/>
+                <w:sz w:val="22"/>
+                <w:szCs w:val="22"/>
+                <w:lang w:val="en"/>
+                <w14:ligatures w14:val="none"/>
+              </w:rPr>
             </w:pPr>
             <w:r>
               <w:rPr>
-                <w:rFonts w:ascii="Roboto Mono" w:eastAsia="Roboto Mono" w:hAnsi="Roboto Mono"/>
+                <w:rFonts w:ascii="Roboto Mono" w:eastAsia="Roboto Mono" w:hAnsi="Roboto Mono" w:cs="Arial"/>
                 <w:b/>
                 <w:bCs/>
-                <w:sz w:val="24"/>
+                <w:kern w:val="0"/>
+                <w:szCs w:val="22"/>
+                <w:lang w:val="en"/>
+                <w14:ligatures w14:val="none"/>
               </w:rPr>
               <w:t>Why Tree Is Suitable</w:t>
             </w:r>
@@ -1992,19 +3465,46 @@
             </w:tcMar>
           </w:tcPr>
           <w:p>
-            <w:r>
-              <w:rPr>
-                <w:rFonts w:ascii="Roboto Mono" w:eastAsia="Roboto Mono" w:hAnsi="Roboto Mono"/>
-                <w:sz w:val="24"/>
-              </w:rPr>
-              <w:t xml:space="preserve">🏢 </w:t>
-            </w:r>
-            <w:r>
-              <w:rPr>
-                <w:rFonts w:ascii="Roboto Mono" w:eastAsia="Roboto Mono" w:hAnsi="Roboto Mono"/>
+            <w:pPr>
+              <w:spacing w:after="0" w:line="276" w:lineRule="auto"/>
+              <w:rPr>
+                <w:rFonts w:ascii="Arial" w:eastAsia="Arial" w:hAnsi="Arial" w:cs="Arial"/>
+                <w:kern w:val="0"/>
+                <w:sz w:val="22"/>
+                <w:szCs w:val="22"/>
+                <w:lang w:val="en"/>
+                <w14:ligatures w14:val="none"/>
+              </w:rPr>
+            </w:pPr>
+            <w:r>
+              <w:rPr>
+                <w:rFonts w:ascii="Segoe UI Emoji" w:eastAsia="Roboto Mono" w:hAnsi="Segoe UI Emoji" w:cs="Segoe UI Emoji"/>
+                <w:kern w:val="0"/>
+                <w:szCs w:val="22"/>
+                <w:lang w:val="en"/>
+                <w14:ligatures w14:val="none"/>
+              </w:rPr>
+              <w:t>🏢</w:t>
+            </w:r>
+            <w:r>
+              <w:rPr>
+                <w:rFonts w:ascii="Roboto Mono" w:eastAsia="Roboto Mono" w:hAnsi="Roboto Mono" w:cs="Arial"/>
+                <w:kern w:val="0"/>
+                <w:szCs w:val="22"/>
+                <w:lang w:val="en"/>
+                <w14:ligatures w14:val="none"/>
+              </w:rPr>
+              <w:t xml:space="preserve"> </w:t>
+            </w:r>
+            <w:r>
+              <w:rPr>
+                <w:rFonts w:ascii="Roboto Mono" w:eastAsia="Roboto Mono" w:hAnsi="Roboto Mono" w:cs="Arial"/>
                 <w:b/>
                 <w:bCs/>
-                <w:sz w:val="24"/>
+                <w:kern w:val="0"/>
+                <w:szCs w:val="22"/>
+                <w:lang w:val="en"/>
+                <w14:ligatures w14:val="none"/>
               </w:rPr>
               <w:t>Enterprise LANs</w:t>
             </w:r>
@@ -2027,10 +3527,24 @@
             </w:tcMar>
           </w:tcPr>
           <w:p>
-            <w:r>
-              <w:rPr>
-                <w:rFonts w:ascii="Roboto Mono" w:eastAsia="Roboto Mono" w:hAnsi="Roboto Mono"/>
-                <w:sz w:val="24"/>
+            <w:pPr>
+              <w:spacing w:after="0" w:line="276" w:lineRule="auto"/>
+              <w:rPr>
+                <w:rFonts w:ascii="Arial" w:eastAsia="Arial" w:hAnsi="Arial" w:cs="Arial"/>
+                <w:kern w:val="0"/>
+                <w:sz w:val="22"/>
+                <w:szCs w:val="22"/>
+                <w:lang w:val="en"/>
+                <w14:ligatures w14:val="none"/>
+              </w:rPr>
+            </w:pPr>
+            <w:r>
+              <w:rPr>
+                <w:rFonts w:ascii="Roboto Mono" w:eastAsia="Roboto Mono" w:hAnsi="Roboto Mono" w:cs="Arial"/>
+                <w:kern w:val="0"/>
+                <w:szCs w:val="22"/>
+                <w:lang w:val="en"/>
+                <w14:ligatures w14:val="none"/>
               </w:rPr>
               <w:t>Separate departments by branch</w:t>
             </w:r>
@@ -2058,19 +3572,46 @@
             </w:tcMar>
           </w:tcPr>
           <w:p>
-            <w:r>
-              <w:rPr>
-                <w:rFonts w:ascii="Roboto Mono" w:eastAsia="Roboto Mono" w:hAnsi="Roboto Mono"/>
-                <w:sz w:val="24"/>
-              </w:rPr>
-              <w:t xml:space="preserve">🏫 </w:t>
-            </w:r>
-            <w:r>
-              <w:rPr>
-                <w:rFonts w:ascii="Roboto Mono" w:eastAsia="Roboto Mono" w:hAnsi="Roboto Mono"/>
+            <w:pPr>
+              <w:spacing w:after="0" w:line="276" w:lineRule="auto"/>
+              <w:rPr>
+                <w:rFonts w:ascii="Arial" w:eastAsia="Arial" w:hAnsi="Arial" w:cs="Arial"/>
+                <w:kern w:val="0"/>
+                <w:sz w:val="22"/>
+                <w:szCs w:val="22"/>
+                <w:lang w:val="en"/>
+                <w14:ligatures w14:val="none"/>
+              </w:rPr>
+            </w:pPr>
+            <w:r>
+              <w:rPr>
+                <w:rFonts w:ascii="Segoe UI Emoji" w:eastAsia="Roboto Mono" w:hAnsi="Segoe UI Emoji" w:cs="Segoe UI Emoji"/>
+                <w:kern w:val="0"/>
+                <w:szCs w:val="22"/>
+                <w:lang w:val="en"/>
+                <w14:ligatures w14:val="none"/>
+              </w:rPr>
+              <w:t>🏫</w:t>
+            </w:r>
+            <w:r>
+              <w:rPr>
+                <w:rFonts w:ascii="Roboto Mono" w:eastAsia="Roboto Mono" w:hAnsi="Roboto Mono" w:cs="Arial"/>
+                <w:kern w:val="0"/>
+                <w:szCs w:val="22"/>
+                <w:lang w:val="en"/>
+                <w14:ligatures w14:val="none"/>
+              </w:rPr>
+              <w:t xml:space="preserve"> </w:t>
+            </w:r>
+            <w:r>
+              <w:rPr>
+                <w:rFonts w:ascii="Roboto Mono" w:eastAsia="Roboto Mono" w:hAnsi="Roboto Mono" w:cs="Arial"/>
                 <w:b/>
                 <w:bCs/>
-                <w:sz w:val="24"/>
+                <w:kern w:val="0"/>
+                <w:szCs w:val="22"/>
+                <w:lang w:val="en"/>
+                <w14:ligatures w14:val="none"/>
               </w:rPr>
               <w:t>School or campus networks</w:t>
             </w:r>
@@ -2093,10 +3634,24 @@
             </w:tcMar>
           </w:tcPr>
           <w:p>
-            <w:r>
-              <w:rPr>
-                <w:rFonts w:ascii="Roboto Mono" w:eastAsia="Roboto Mono" w:hAnsi="Roboto Mono"/>
-                <w:sz w:val="24"/>
+            <w:pPr>
+              <w:spacing w:after="0" w:line="276" w:lineRule="auto"/>
+              <w:rPr>
+                <w:rFonts w:ascii="Arial" w:eastAsia="Arial" w:hAnsi="Arial" w:cs="Arial"/>
+                <w:kern w:val="0"/>
+                <w:sz w:val="22"/>
+                <w:szCs w:val="22"/>
+                <w:lang w:val="en"/>
+                <w14:ligatures w14:val="none"/>
+              </w:rPr>
+            </w:pPr>
+            <w:r>
+              <w:rPr>
+                <w:rFonts w:ascii="Roboto Mono" w:eastAsia="Roboto Mono" w:hAnsi="Roboto Mono" w:cs="Arial"/>
+                <w:kern w:val="0"/>
+                <w:szCs w:val="22"/>
+                <w:lang w:val="en"/>
+                <w14:ligatures w14:val="none"/>
               </w:rPr>
               <w:t>Group buildings into layers</w:t>
             </w:r>
@@ -2124,19 +3679,46 @@
             </w:tcMar>
           </w:tcPr>
           <w:p>
-            <w:r>
-              <w:rPr>
-                <w:rFonts w:ascii="Roboto Mono" w:eastAsia="Roboto Mono" w:hAnsi="Roboto Mono"/>
-                <w:sz w:val="24"/>
-              </w:rPr>
-              <w:t xml:space="preserve">🏬 </w:t>
-            </w:r>
-            <w:r>
-              <w:rPr>
-                <w:rFonts w:ascii="Roboto Mono" w:eastAsia="Roboto Mono" w:hAnsi="Roboto Mono"/>
+            <w:pPr>
+              <w:spacing w:after="0" w:line="276" w:lineRule="auto"/>
+              <w:rPr>
+                <w:rFonts w:ascii="Arial" w:eastAsia="Arial" w:hAnsi="Arial" w:cs="Arial"/>
+                <w:kern w:val="0"/>
+                <w:sz w:val="22"/>
+                <w:szCs w:val="22"/>
+                <w:lang w:val="en"/>
+                <w14:ligatures w14:val="none"/>
+              </w:rPr>
+            </w:pPr>
+            <w:r>
+              <w:rPr>
+                <w:rFonts w:ascii="Segoe UI Emoji" w:eastAsia="Roboto Mono" w:hAnsi="Segoe UI Emoji" w:cs="Segoe UI Emoji"/>
+                <w:kern w:val="0"/>
+                <w:szCs w:val="22"/>
+                <w:lang w:val="en"/>
+                <w14:ligatures w14:val="none"/>
+              </w:rPr>
+              <w:t>🏬</w:t>
+            </w:r>
+            <w:r>
+              <w:rPr>
+                <w:rFonts w:ascii="Roboto Mono" w:eastAsia="Roboto Mono" w:hAnsi="Roboto Mono" w:cs="Arial"/>
+                <w:kern w:val="0"/>
+                <w:szCs w:val="22"/>
+                <w:lang w:val="en"/>
+                <w14:ligatures w14:val="none"/>
+              </w:rPr>
+              <w:t xml:space="preserve"> </w:t>
+            </w:r>
+            <w:r>
+              <w:rPr>
+                <w:rFonts w:ascii="Roboto Mono" w:eastAsia="Roboto Mono" w:hAnsi="Roboto Mono" w:cs="Arial"/>
                 <w:b/>
                 <w:bCs/>
-                <w:sz w:val="24"/>
+                <w:kern w:val="0"/>
+                <w:szCs w:val="22"/>
+                <w:lang w:val="en"/>
+                <w14:ligatures w14:val="none"/>
               </w:rPr>
               <w:t>Large retail chains</w:t>
             </w:r>
@@ -2159,10 +3741,24 @@
             </w:tcMar>
           </w:tcPr>
           <w:p>
-            <w:r>
-              <w:rPr>
-                <w:rFonts w:ascii="Roboto Mono" w:eastAsia="Roboto Mono" w:hAnsi="Roboto Mono"/>
-                <w:sz w:val="24"/>
+            <w:pPr>
+              <w:spacing w:after="0" w:line="276" w:lineRule="auto"/>
+              <w:rPr>
+                <w:rFonts w:ascii="Arial" w:eastAsia="Arial" w:hAnsi="Arial" w:cs="Arial"/>
+                <w:kern w:val="0"/>
+                <w:sz w:val="22"/>
+                <w:szCs w:val="22"/>
+                <w:lang w:val="en"/>
+                <w14:ligatures w14:val="none"/>
+              </w:rPr>
+            </w:pPr>
+            <w:r>
+              <w:rPr>
+                <w:rFonts w:ascii="Roboto Mono" w:eastAsia="Roboto Mono" w:hAnsi="Roboto Mono" w:cs="Arial"/>
+                <w:kern w:val="0"/>
+                <w:szCs w:val="22"/>
+                <w:lang w:val="en"/>
+                <w14:ligatures w14:val="none"/>
               </w:rPr>
               <w:t>Central control with local distribution</w:t>
             </w:r>
@@ -2171,81 +3767,181 @@
       </w:tr>
     </w:tbl>
     <w:p>
-      <w:r>
-        <w:rPr>
-          <w:rFonts w:ascii="Roboto Mono" w:eastAsia="Roboto Mono" w:hAnsi="Roboto Mono"/>
-          <w:sz w:val="24"/>
-        </w:rPr>
-        <w:pict w14:anchorId="3334E9F9">
+      <w:pPr>
+        <w:spacing w:after="0" w:line="276" w:lineRule="auto"/>
+        <w:rPr>
+          <w:rFonts w:ascii="Arial" w:eastAsia="Arial" w:hAnsi="Arial" w:cs="Arial"/>
+          <w:kern w:val="0"/>
+          <w:sz w:val="22"/>
+          <w:szCs w:val="22"/>
+          <w:lang w:val="en"/>
+          <w14:ligatures w14:val="none"/>
+        </w:rPr>
+      </w:pPr>
+      <w:r>
+        <w:rPr>
+          <w:rFonts w:ascii="Roboto Mono" w:eastAsia="Roboto Mono" w:hAnsi="Roboto Mono" w:cs="Arial"/>
+          <w:kern w:val="0"/>
+          <w:szCs w:val="22"/>
+          <w:lang w:val="en"/>
+          <w14:ligatures w14:val="none"/>
+        </w:rPr>
+        <w:pict w14:anchorId="22008703">
           <v:rect id="_x0000_i1031" style="width:0;height:1.5pt" o:hralign="center" o:hrstd="t" o:hr="t" fillcolor="#a0a0a0" stroked="f"/>
         </w:pict>
       </w:r>
     </w:p>
     <w:p>
       <w:pPr>
-        <w:pStyle w:val="Heading2"/>
-        <w:keepNext w:val="0"/>
-        <w:keepLines w:val="0"/>
-        <w:rPr>
+        <w:spacing w:before="160" w:after="80" w:line="276" w:lineRule="auto"/>
+        <w:outlineLvl w:val="1"/>
+        <w:rPr>
+          <w:rFonts w:asciiTheme="majorHAnsi" w:eastAsiaTheme="majorEastAsia" w:hAnsiTheme="majorHAnsi" w:cstheme="majorBidi"/>
           <w:b/>
           <w:bCs/>
+          <w:color w:val="2F5496" w:themeColor="accent1" w:themeShade="BF"/>
+          <w:kern w:val="0"/>
           <w:sz w:val="34"/>
           <w:szCs w:val="34"/>
+          <w:lang w:val="en"/>
+          <w14:ligatures w14:val="none"/>
         </w:rPr>
       </w:pPr>
       <w:bookmarkStart w:id="8" w:name="_u45beay4qf9v" w:colFirst="0" w:colLast="0"/>
       <w:bookmarkEnd w:id="8"/>
       <w:r>
         <w:rPr>
-          <w:rFonts w:ascii="Arial Unicode MS" w:eastAsia="Arial Unicode MS" w:hAnsi="Arial Unicode MS" w:cs="Arial Unicode MS"/>
+          <w:rFonts w:ascii="Segoe UI Emoji" w:eastAsia="Arial Unicode MS" w:hAnsi="Segoe UI Emoji" w:cs="Segoe UI Emoji"/>
           <w:b/>
           <w:bCs/>
+          <w:color w:val="2F5496" w:themeColor="accent1" w:themeShade="BF"/>
+          <w:kern w:val="0"/>
           <w:sz w:val="34"/>
           <w:szCs w:val="34"/>
-        </w:rPr>
-        <w:t>✅ Summary</w:t>
+          <w:lang w:val="en"/>
+          <w14:ligatures w14:val="none"/>
+        </w:rPr>
+        <w:t>✅</w:t>
+      </w:r>
+      <w:r>
+        <w:rPr>
+          <w:rFonts w:ascii="Arial Unicode MS" w:eastAsia="Arial Unicode MS" w:hAnsi="Arial Unicode MS" w:cs="Arial Unicode MS"/>
+          <w:b/>
+          <w:bCs/>
+          <w:color w:val="2F5496" w:themeColor="accent1" w:themeShade="BF"/>
+          <w:kern w:val="0"/>
+          <w:sz w:val="34"/>
+          <w:szCs w:val="34"/>
+          <w:lang w:val="en"/>
+          <w14:ligatures w14:val="none"/>
+        </w:rPr>
+        <w:t xml:space="preserve"> Summary</w:t>
       </w:r>
     </w:p>
     <w:p>
       <w:pPr>
-        <w:spacing w:before="240" w:after="240"/>
-        <w:rPr>
+        <w:spacing w:before="240" w:after="240" w:line="276" w:lineRule="auto"/>
+        <w:rPr>
+          <w:rFonts w:ascii="Arial" w:eastAsia="Arial" w:hAnsi="Arial" w:cs="Arial"/>
           <w:b/>
           <w:bCs/>
+          <w:kern w:val="0"/>
           <w:sz w:val="14"/>
           <w:szCs w:val="14"/>
           <w:shd w:val="clear" w:color="auto" w:fill="B7B7B7"/>
-        </w:rPr>
-      </w:pPr>
-      <w:r>
-        <w:rPr>
-          <w:b/>
+          <w:lang w:val="en"/>
+          <w14:ligatures w14:val="none"/>
+        </w:rPr>
+      </w:pPr>
+      <w:r>
+        <w:rPr>
+          <w:rFonts w:ascii="Arial" w:eastAsia="Arial" w:hAnsi="Arial" w:cs="Arial"/>
+          <w:b/>
+          <w:kern w:val="0"/>
+          <w:sz w:val="22"/>
+          <w:szCs w:val="22"/>
           <w:highlight w:val="darkGray"/>
+          <w:lang w:val="en"/>
+          <w14:ligatures w14:val="none"/>
         </w:rPr>
         <w:t># Source</w:t>
       </w:r>
       <w:r>
         <w:rPr>
+          <w:rFonts w:ascii="Arial" w:eastAsia="Arial" w:hAnsi="Arial" w:cs="Arial"/>
+          <w:kern w:val="0"/>
+          <w:sz w:val="22"/>
+          <w:szCs w:val="22"/>
           <w:highlight w:val="darkGray"/>
+          <w:lang w:val="en"/>
+          <w14:ligatures w14:val="none"/>
         </w:rPr>
         <w:t xml:space="preserve">: </w:t>
       </w:r>
       <w:r>
         <w:rPr>
-          <w:b/>
+          <w:rFonts w:ascii="Arial" w:eastAsia="Arial" w:hAnsi="Arial" w:cs="Arial"/>
+          <w:b/>
+          <w:kern w:val="0"/>
+          <w:sz w:val="22"/>
+          <w:szCs w:val="22"/>
           <w:highlight w:val="darkGray"/>
-        </w:rPr>
-        <w:t>Chatgpt (GPT‑5 Mini) at [12/18/2025]</w:t>
+          <w:lang w:val="en"/>
+          <w14:ligatures w14:val="none"/>
+        </w:rPr>
+        <w:t>Chatgpt (GPT</w:t>
+      </w:r>
+      <w:r>
+        <w:rPr>
+          <w:rFonts w:ascii="Cambria Math" w:eastAsia="Arial" w:hAnsi="Cambria Math" w:cs="Cambria Math"/>
+          <w:b/>
+          <w:kern w:val="0"/>
+          <w:sz w:val="22"/>
+          <w:szCs w:val="22"/>
+          <w:highlight w:val="darkGray"/>
+          <w:lang w:val="en"/>
+          <w14:ligatures w14:val="none"/>
+        </w:rPr>
+        <w:t>‑</w:t>
+      </w:r>
+      <w:r>
+        <w:rPr>
+          <w:rFonts w:ascii="Arial" w:eastAsia="Arial" w:hAnsi="Arial" w:cs="Arial"/>
+          <w:b/>
+          <w:kern w:val="0"/>
+          <w:sz w:val="22"/>
+          <w:szCs w:val="22"/>
+          <w:highlight w:val="darkGray"/>
+          <w:lang w:val="en"/>
+          <w14:ligatures w14:val="none"/>
+        </w:rPr>
+        <w:t>5 Mini) at [12/18/2025]</w:t>
       </w:r>
     </w:p>
     <w:p>
-      <w:r>
-        <w:rPr>
+      <w:pPr>
+        <w:spacing w:after="0" w:line="276" w:lineRule="auto"/>
+        <w:rPr>
+          <w:rFonts w:ascii="Arial" w:eastAsia="Arial" w:hAnsi="Arial" w:cs="Arial"/>
+          <w:kern w:val="0"/>
+          <w:sz w:val="22"/>
+          <w:szCs w:val="22"/>
+          <w:lang w:val="en"/>
+          <w14:ligatures w14:val="none"/>
+        </w:rPr>
+      </w:pPr>
+      <w:r>
+        <w:rPr>
+          <w:rFonts w:ascii="Arial" w:eastAsia="Arial" w:hAnsi="Arial" w:cs="Arial"/>
           <w:noProof/>
-        </w:rPr>
-        <w:lastRenderedPageBreak/>
+          <w:kern w:val="0"/>
+          <w:sz w:val="22"/>
+          <w:szCs w:val="22"/>
+          <w:lang w:val="en"/>
+          <w14:ligatures w14:val="none"/>
+        </w:rPr>
         <w:drawing>
-          <wp:inline distT="114300" distB="114300" distL="114300" distR="114300" wp14:anchorId="37A467D4" wp14:editId="393010C0">
+          <wp:inline distT="114300" distB="114300" distL="114300" distR="114300" wp14:anchorId="423612B8" wp14:editId="2F79005A">
             <wp:extent cx="5943600" cy="1587500"/>
             <wp:effectExtent l="0" t="0" r="0" b="0"/>
             <wp:docPr id="3" name="image3.png"/>
@@ -2281,7 +3977,19 @@
         </w:drawing>
       </w:r>
     </w:p>
-    <w:p/>
+    <w:p>
+      <w:pPr>
+        <w:spacing w:after="0" w:line="276" w:lineRule="auto"/>
+        <w:rPr>
+          <w:rFonts w:ascii="Arial" w:eastAsia="Arial" w:hAnsi="Arial" w:cs="Arial"/>
+          <w:kern w:val="0"/>
+          <w:sz w:val="22"/>
+          <w:szCs w:val="22"/>
+          <w:lang w:val="en"/>
+          <w14:ligatures w14:val="none"/>
+        </w:rPr>
+      </w:pPr>
+    </w:p>
     <w:tbl>
       <w:tblPr>
         <w:tblW w:w="5740" w:type="dxa"/>
@@ -2322,14 +4030,26 @@
           </w:tcPr>
           <w:p>
             <w:pPr>
+              <w:spacing w:after="0" w:line="276" w:lineRule="auto"/>
               <w:jc w:val="center"/>
+              <w:rPr>
+                <w:rFonts w:ascii="Arial" w:eastAsia="Arial" w:hAnsi="Arial" w:cs="Arial"/>
+                <w:kern w:val="0"/>
+                <w:sz w:val="22"/>
+                <w:szCs w:val="22"/>
+                <w:lang w:val="en"/>
+                <w14:ligatures w14:val="none"/>
+              </w:rPr>
             </w:pPr>
             <w:r>
               <w:rPr>
-                <w:rFonts w:ascii="Roboto Mono" w:eastAsia="Roboto Mono" w:hAnsi="Roboto Mono"/>
+                <w:rFonts w:ascii="Roboto Mono" w:eastAsia="Roboto Mono" w:hAnsi="Roboto Mono" w:cs="Arial"/>
                 <w:b/>
                 <w:bCs/>
-                <w:sz w:val="24"/>
+                <w:kern w:val="0"/>
+                <w:szCs w:val="22"/>
+                <w:lang w:val="en"/>
+                <w14:ligatures w14:val="none"/>
               </w:rPr>
               <w:t>Attribute</w:t>
             </w:r>
@@ -2353,14 +4073,26 @@
           </w:tcPr>
           <w:p>
             <w:pPr>
+              <w:spacing w:after="0" w:line="276" w:lineRule="auto"/>
               <w:jc w:val="center"/>
+              <w:rPr>
+                <w:rFonts w:ascii="Arial" w:eastAsia="Arial" w:hAnsi="Arial" w:cs="Arial"/>
+                <w:kern w:val="0"/>
+                <w:sz w:val="22"/>
+                <w:szCs w:val="22"/>
+                <w:lang w:val="en"/>
+                <w14:ligatures w14:val="none"/>
+              </w:rPr>
             </w:pPr>
             <w:r>
               <w:rPr>
-                <w:rFonts w:ascii="Roboto Mono" w:eastAsia="Roboto Mono" w:hAnsi="Roboto Mono"/>
+                <w:rFonts w:ascii="Roboto Mono" w:eastAsia="Roboto Mono" w:hAnsi="Roboto Mono" w:cs="Arial"/>
                 <w:b/>
                 <w:bCs/>
-                <w:sz w:val="24"/>
+                <w:kern w:val="0"/>
+                <w:szCs w:val="22"/>
+                <w:lang w:val="en"/>
+                <w14:ligatures w14:val="none"/>
               </w:rPr>
               <w:t>Tree Topology</w:t>
             </w:r>
@@ -2388,12 +4120,26 @@
             </w:tcMar>
           </w:tcPr>
           <w:p>
-            <w:r>
-              <w:rPr>
-                <w:rFonts w:ascii="Roboto Mono" w:eastAsia="Roboto Mono" w:hAnsi="Roboto Mono"/>
+            <w:pPr>
+              <w:spacing w:after="0" w:line="276" w:lineRule="auto"/>
+              <w:rPr>
+                <w:rFonts w:ascii="Arial" w:eastAsia="Arial" w:hAnsi="Arial" w:cs="Arial"/>
+                <w:kern w:val="0"/>
+                <w:sz w:val="22"/>
+                <w:szCs w:val="22"/>
+                <w:lang w:val="en"/>
+                <w14:ligatures w14:val="none"/>
+              </w:rPr>
+            </w:pPr>
+            <w:r>
+              <w:rPr>
+                <w:rFonts w:ascii="Roboto Mono" w:eastAsia="Roboto Mono" w:hAnsi="Roboto Mono" w:cs="Arial"/>
                 <w:b/>
                 <w:bCs/>
-                <w:sz w:val="24"/>
+                <w:kern w:val="0"/>
+                <w:szCs w:val="22"/>
+                <w:lang w:val="en"/>
+                <w14:ligatures w14:val="none"/>
               </w:rPr>
               <w:t>Structure</w:t>
             </w:r>
@@ -2416,12 +4162,66 @@
             </w:tcMar>
           </w:tcPr>
           <w:p>
+            <w:pPr>
+              <w:spacing w:after="0" w:line="276" w:lineRule="auto"/>
+              <w:rPr>
+                <w:rFonts w:ascii="Arial" w:eastAsia="Arial" w:hAnsi="Arial" w:cs="Arial"/>
+                <w:kern w:val="0"/>
+                <w:sz w:val="22"/>
+                <w:szCs w:val="22"/>
+                <w:lang w:val="en"/>
+                <w14:ligatures w14:val="none"/>
+              </w:rPr>
+            </w:pPr>
             <w:r>
               <w:rPr>
                 <w:rFonts w:ascii="Roboto Mono" w:eastAsia="Roboto Mono" w:hAnsi="Roboto Mono" w:cs="Arial Unicode MS"/>
-                <w:sz w:val="24"/>
-              </w:rPr>
-              <w:t>Hierarchical (root → branches → devices)</w:t>
+                <w:kern w:val="0"/>
+                <w:szCs w:val="22"/>
+                <w:lang w:val="en"/>
+                <w14:ligatures w14:val="none"/>
+              </w:rPr>
+              <w:t xml:space="preserve">Hierarchical (root </w:t>
+            </w:r>
+            <w:r>
+              <w:rPr>
+                <w:rFonts w:ascii="Arial" w:eastAsia="Roboto Mono" w:hAnsi="Arial" w:cs="Arial"/>
+                <w:kern w:val="0"/>
+                <w:szCs w:val="22"/>
+                <w:lang w:val="en"/>
+                <w14:ligatures w14:val="none"/>
+              </w:rPr>
+              <w:t>→</w:t>
+            </w:r>
+            <w:r>
+              <w:rPr>
+                <w:rFonts w:ascii="Roboto Mono" w:eastAsia="Roboto Mono" w:hAnsi="Roboto Mono" w:cs="Arial Unicode MS"/>
+                <w:kern w:val="0"/>
+                <w:szCs w:val="22"/>
+                <w:lang w:val="en"/>
+                <w14:ligatures w14:val="none"/>
+              </w:rPr>
+              <w:t xml:space="preserve"> branches </w:t>
+            </w:r>
+            <w:r>
+              <w:rPr>
+                <w:rFonts w:ascii="Arial" w:eastAsia="Roboto Mono" w:hAnsi="Arial" w:cs="Arial"/>
+                <w:kern w:val="0"/>
+                <w:szCs w:val="22"/>
+                <w:lang w:val="en"/>
+                <w14:ligatures w14:val="none"/>
+              </w:rPr>
+              <w:t>→</w:t>
+            </w:r>
+            <w:r>
+              <w:rPr>
+                <w:rFonts w:ascii="Roboto Mono" w:eastAsia="Roboto Mono" w:hAnsi="Roboto Mono" w:cs="Arial Unicode MS"/>
+                <w:kern w:val="0"/>
+                <w:szCs w:val="22"/>
+                <w:lang w:val="en"/>
+                <w14:ligatures w14:val="none"/>
+              </w:rPr>
+              <w:t xml:space="preserve"> devices)</w:t>
             </w:r>
           </w:p>
         </w:tc>
@@ -2447,12 +4247,26 @@
             </w:tcMar>
           </w:tcPr>
           <w:p>
-            <w:r>
-              <w:rPr>
-                <w:rFonts w:ascii="Roboto Mono" w:eastAsia="Roboto Mono" w:hAnsi="Roboto Mono"/>
+            <w:pPr>
+              <w:spacing w:after="0" w:line="276" w:lineRule="auto"/>
+              <w:rPr>
+                <w:rFonts w:ascii="Arial" w:eastAsia="Arial" w:hAnsi="Arial" w:cs="Arial"/>
+                <w:kern w:val="0"/>
+                <w:sz w:val="22"/>
+                <w:szCs w:val="22"/>
+                <w:lang w:val="en"/>
+                <w14:ligatures w14:val="none"/>
+              </w:rPr>
+            </w:pPr>
+            <w:r>
+              <w:rPr>
+                <w:rFonts w:ascii="Roboto Mono" w:eastAsia="Roboto Mono" w:hAnsi="Roboto Mono" w:cs="Arial"/>
                 <w:b/>
                 <w:bCs/>
-                <w:sz w:val="24"/>
+                <w:kern w:val="0"/>
+                <w:szCs w:val="22"/>
+                <w:lang w:val="en"/>
+                <w14:ligatures w14:val="none"/>
               </w:rPr>
               <w:t>Type</w:t>
             </w:r>
@@ -2475,10 +4289,24 @@
             </w:tcMar>
           </w:tcPr>
           <w:p>
-            <w:r>
-              <w:rPr>
-                <w:rFonts w:ascii="Roboto Mono" w:eastAsia="Roboto Mono" w:hAnsi="Roboto Mono"/>
-                <w:sz w:val="24"/>
+            <w:pPr>
+              <w:spacing w:after="0" w:line="276" w:lineRule="auto"/>
+              <w:rPr>
+                <w:rFonts w:ascii="Arial" w:eastAsia="Arial" w:hAnsi="Arial" w:cs="Arial"/>
+                <w:kern w:val="0"/>
+                <w:sz w:val="22"/>
+                <w:szCs w:val="22"/>
+                <w:lang w:val="en"/>
+                <w14:ligatures w14:val="none"/>
+              </w:rPr>
+            </w:pPr>
+            <w:r>
+              <w:rPr>
+                <w:rFonts w:ascii="Roboto Mono" w:eastAsia="Roboto Mono" w:hAnsi="Roboto Mono" w:cs="Arial"/>
+                <w:kern w:val="0"/>
+                <w:szCs w:val="22"/>
+                <w:lang w:val="en"/>
+                <w14:ligatures w14:val="none"/>
               </w:rPr>
               <w:t>Hybrid (Star + Bus)</w:t>
             </w:r>
@@ -2506,12 +4334,26 @@
             </w:tcMar>
           </w:tcPr>
           <w:p>
-            <w:r>
-              <w:rPr>
-                <w:rFonts w:ascii="Roboto Mono" w:eastAsia="Roboto Mono" w:hAnsi="Roboto Mono"/>
+            <w:pPr>
+              <w:spacing w:after="0" w:line="276" w:lineRule="auto"/>
+              <w:rPr>
+                <w:rFonts w:ascii="Arial" w:eastAsia="Arial" w:hAnsi="Arial" w:cs="Arial"/>
+                <w:kern w:val="0"/>
+                <w:sz w:val="22"/>
+                <w:szCs w:val="22"/>
+                <w:lang w:val="en"/>
+                <w14:ligatures w14:val="none"/>
+              </w:rPr>
+            </w:pPr>
+            <w:r>
+              <w:rPr>
+                <w:rFonts w:ascii="Roboto Mono" w:eastAsia="Roboto Mono" w:hAnsi="Roboto Mono" w:cs="Arial"/>
                 <w:b/>
                 <w:bCs/>
-                <w:sz w:val="24"/>
+                <w:kern w:val="0"/>
+                <w:szCs w:val="22"/>
+                <w:lang w:val="en"/>
+                <w14:ligatures w14:val="none"/>
               </w:rPr>
               <w:t>Scalable</w:t>
             </w:r>
@@ -2534,10 +4376,24 @@
             </w:tcMar>
           </w:tcPr>
           <w:p>
-            <w:r>
-              <w:rPr>
-                <w:rFonts w:ascii="Roboto Mono" w:eastAsia="Roboto Mono" w:hAnsi="Roboto Mono"/>
-                <w:sz w:val="24"/>
+            <w:pPr>
+              <w:spacing w:after="0" w:line="276" w:lineRule="auto"/>
+              <w:rPr>
+                <w:rFonts w:ascii="Arial" w:eastAsia="Arial" w:hAnsi="Arial" w:cs="Arial"/>
+                <w:kern w:val="0"/>
+                <w:sz w:val="22"/>
+                <w:szCs w:val="22"/>
+                <w:lang w:val="en"/>
+                <w14:ligatures w14:val="none"/>
+              </w:rPr>
+            </w:pPr>
+            <w:r>
+              <w:rPr>
+                <w:rFonts w:ascii="Roboto Mono" w:eastAsia="Roboto Mono" w:hAnsi="Roboto Mono" w:cs="Arial"/>
+                <w:kern w:val="0"/>
+                <w:szCs w:val="22"/>
+                <w:lang w:val="en"/>
+                <w14:ligatures w14:val="none"/>
               </w:rPr>
               <w:t>Yes</w:t>
             </w:r>
@@ -2565,12 +4421,26 @@
             </w:tcMar>
           </w:tcPr>
           <w:p>
-            <w:r>
-              <w:rPr>
-                <w:rFonts w:ascii="Roboto Mono" w:eastAsia="Roboto Mono" w:hAnsi="Roboto Mono"/>
+            <w:pPr>
+              <w:spacing w:after="0" w:line="276" w:lineRule="auto"/>
+              <w:rPr>
+                <w:rFonts w:ascii="Arial" w:eastAsia="Arial" w:hAnsi="Arial" w:cs="Arial"/>
+                <w:kern w:val="0"/>
+                <w:sz w:val="22"/>
+                <w:szCs w:val="22"/>
+                <w:lang w:val="en"/>
+                <w14:ligatures w14:val="none"/>
+              </w:rPr>
+            </w:pPr>
+            <w:r>
+              <w:rPr>
+                <w:rFonts w:ascii="Roboto Mono" w:eastAsia="Roboto Mono" w:hAnsi="Roboto Mono" w:cs="Arial"/>
                 <w:b/>
                 <w:bCs/>
-                <w:sz w:val="24"/>
+                <w:kern w:val="0"/>
+                <w:szCs w:val="22"/>
+                <w:lang w:val="en"/>
+                <w14:ligatures w14:val="none"/>
               </w:rPr>
               <w:t>Common in</w:t>
             </w:r>
@@ -2593,10 +4463,24 @@
             </w:tcMar>
           </w:tcPr>
           <w:p>
-            <w:r>
-              <w:rPr>
-                <w:rFonts w:ascii="Roboto Mono" w:eastAsia="Roboto Mono" w:hAnsi="Roboto Mono"/>
-                <w:sz w:val="24"/>
+            <w:pPr>
+              <w:spacing w:after="0" w:line="276" w:lineRule="auto"/>
+              <w:rPr>
+                <w:rFonts w:ascii="Arial" w:eastAsia="Arial" w:hAnsi="Arial" w:cs="Arial"/>
+                <w:kern w:val="0"/>
+                <w:sz w:val="22"/>
+                <w:szCs w:val="22"/>
+                <w:lang w:val="en"/>
+                <w14:ligatures w14:val="none"/>
+              </w:rPr>
+            </w:pPr>
+            <w:r>
+              <w:rPr>
+                <w:rFonts w:ascii="Roboto Mono" w:eastAsia="Roboto Mono" w:hAnsi="Roboto Mono" w:cs="Arial"/>
+                <w:kern w:val="0"/>
+                <w:szCs w:val="22"/>
+                <w:lang w:val="en"/>
+                <w14:ligatures w14:val="none"/>
               </w:rPr>
               <w:t>Large, structured networks</w:t>
             </w:r>
@@ -2605,22 +4489,69 @@
       </w:tr>
     </w:tbl>
     <w:p>
-      <w:r>
-        <w:rPr>
-          <w:rFonts w:ascii="Roboto Mono" w:eastAsia="Roboto Mono" w:hAnsi="Roboto Mono"/>
-          <w:sz w:val="24"/>
-        </w:rPr>
-        <w:pict w14:anchorId="1000CACE">
+      <w:pPr>
+        <w:spacing w:after="0" w:line="276" w:lineRule="auto"/>
+        <w:rPr>
+          <w:rFonts w:ascii="Arial" w:eastAsia="Arial" w:hAnsi="Arial" w:cs="Arial"/>
+          <w:kern w:val="0"/>
+          <w:sz w:val="22"/>
+          <w:szCs w:val="22"/>
+          <w:lang w:val="en"/>
+          <w14:ligatures w14:val="none"/>
+        </w:rPr>
+      </w:pPr>
+      <w:r>
+        <w:rPr>
+          <w:rFonts w:ascii="Roboto Mono" w:eastAsia="Roboto Mono" w:hAnsi="Roboto Mono" w:cs="Arial"/>
+          <w:kern w:val="0"/>
+          <w:szCs w:val="22"/>
+          <w:lang w:val="en"/>
+          <w14:ligatures w14:val="none"/>
+        </w:rPr>
+        <w:pict w14:anchorId="094838FD">
           <v:rect id="_x0000_i1032" style="width:0;height:1.5pt" o:hralign="center" o:hrstd="t" o:hr="t" fillcolor="#a0a0a0" stroked="f"/>
         </w:pict>
       </w:r>
     </w:p>
     <w:p>
       <w:pPr>
-        <w:spacing w:before="240" w:after="240"/>
+        <w:spacing w:before="240" w:after="240" w:line="276" w:lineRule="auto"/>
+        <w:rPr>
+          <w:rFonts w:ascii="Arial" w:eastAsia="Arial" w:hAnsi="Arial" w:cs="Arial"/>
+          <w:kern w:val="0"/>
+          <w:sz w:val="22"/>
+          <w:szCs w:val="22"/>
+          <w:lang w:val="en"/>
+          <w14:ligatures w14:val="none"/>
+        </w:rPr>
       </w:pPr>
     </w:p>
-    <w:p/>
+    <w:p>
+      <w:pPr>
+        <w:spacing w:after="0" w:line="276" w:lineRule="auto"/>
+        <w:rPr>
+          <w:rFonts w:ascii="Arial" w:eastAsia="Arial" w:hAnsi="Arial" w:cs="Arial"/>
+          <w:kern w:val="0"/>
+          <w:sz w:val="22"/>
+          <w:szCs w:val="22"/>
+          <w:lang w:val="en"/>
+          <w14:ligatures w14:val="none"/>
+        </w:rPr>
+      </w:pPr>
+    </w:p>
+    <w:p>
+      <w:pPr>
+        <w:spacing w:after="0" w:line="276" w:lineRule="auto"/>
+        <w:rPr>
+          <w:rFonts w:ascii="Arial" w:eastAsia="Arial" w:hAnsi="Arial" w:cs="Arial"/>
+          <w:kern w:val="0"/>
+          <w:sz w:val="22"/>
+          <w:szCs w:val="22"/>
+          <w:lang w:val="en"/>
+          <w14:ligatures w14:val="none"/>
+        </w:rPr>
+      </w:pPr>
+    </w:p>
     <w:p/>
     <w:sectPr>
       <w:pgSz w:w="12240" w:h="15840"/>
@@ -3153,18 +5084,6 @@
   <w:style w:type="paragraph" w:default="1" w:styleId="Normal">
     <w:name w:val="Normal"/>
     <w:qFormat/>
-    <w:rsid w:val="00223165"/>
-    <w:pPr>
-      <w:spacing w:after="0" w:line="276" w:lineRule="auto"/>
-    </w:pPr>
-    <w:rPr>
-      <w:rFonts w:ascii="Arial" w:eastAsia="Arial" w:hAnsi="Arial" w:cs="Arial"/>
-      <w:kern w:val="0"/>
-      <w:sz w:val="22"/>
-      <w:szCs w:val="22"/>
-      <w:lang w:val="en"/>
-      <w14:ligatures w14:val="none"/>
-    </w:rPr>
   </w:style>
   <w:style w:type="paragraph" w:styleId="Heading1">
     <w:name w:val="heading 1"/>
@@ -3173,7 +5092,7 @@
     <w:link w:val="Heading1Char"/>
     <w:uiPriority w:val="9"/>
     <w:qFormat/>
-    <w:rsid w:val="00252318"/>
+    <w:rsid w:val="00272FA9"/>
     <w:pPr>
       <w:keepNext/>
       <w:keepLines/>
@@ -3193,9 +5112,10 @@
     <w:next w:val="Normal"/>
     <w:link w:val="Heading2Char"/>
     <w:uiPriority w:val="9"/>
+    <w:semiHidden/>
     <w:unhideWhenUsed/>
     <w:qFormat/>
-    <w:rsid w:val="00252318"/>
+    <w:rsid w:val="00272FA9"/>
     <w:pPr>
       <w:keepNext/>
       <w:keepLines/>
@@ -3218,7 +5138,7 @@
     <w:semiHidden/>
     <w:unhideWhenUsed/>
     <w:qFormat/>
-    <w:rsid w:val="00252318"/>
+    <w:rsid w:val="00272FA9"/>
     <w:pPr>
       <w:keepNext/>
       <w:keepLines/>
@@ -3241,7 +5161,7 @@
     <w:semiHidden/>
     <w:unhideWhenUsed/>
     <w:qFormat/>
-    <w:rsid w:val="00252318"/>
+    <w:rsid w:val="00272FA9"/>
     <w:pPr>
       <w:keepNext/>
       <w:keepLines/>
@@ -3264,7 +5184,7 @@
     <w:semiHidden/>
     <w:unhideWhenUsed/>
     <w:qFormat/>
-    <w:rsid w:val="00252318"/>
+    <w:rsid w:val="00272FA9"/>
     <w:pPr>
       <w:keepNext/>
       <w:keepLines/>
@@ -3285,11 +5205,11 @@
     <w:semiHidden/>
     <w:unhideWhenUsed/>
     <w:qFormat/>
-    <w:rsid w:val="00252318"/>
+    <w:rsid w:val="00272FA9"/>
     <w:pPr>
       <w:keepNext/>
       <w:keepLines/>
-      <w:spacing w:before="40"/>
+      <w:spacing w:before="40" w:after="0"/>
       <w:outlineLvl w:val="5"/>
     </w:pPr>
     <w:rPr>
@@ -3308,11 +5228,11 @@
     <w:semiHidden/>
     <w:unhideWhenUsed/>
     <w:qFormat/>
-    <w:rsid w:val="00252318"/>
+    <w:rsid w:val="00272FA9"/>
     <w:pPr>
       <w:keepNext/>
       <w:keepLines/>
-      <w:spacing w:before="40"/>
+      <w:spacing w:before="40" w:after="0"/>
       <w:outlineLvl w:val="6"/>
     </w:pPr>
     <w:rPr>
@@ -3329,10 +5249,11 @@
     <w:semiHidden/>
     <w:unhideWhenUsed/>
     <w:qFormat/>
-    <w:rsid w:val="00252318"/>
+    <w:rsid w:val="00272FA9"/>
     <w:pPr>
       <w:keepNext/>
       <w:keepLines/>
+      <w:spacing w:after="0"/>
       <w:outlineLvl w:val="7"/>
     </w:pPr>
     <w:rPr>
@@ -3351,10 +5272,11 @@
     <w:semiHidden/>
     <w:unhideWhenUsed/>
     <w:qFormat/>
-    <w:rsid w:val="00252318"/>
+    <w:rsid w:val="00272FA9"/>
     <w:pPr>
       <w:keepNext/>
       <w:keepLines/>
+      <w:spacing w:after="0"/>
       <w:outlineLvl w:val="8"/>
     </w:pPr>
     <w:rPr>
@@ -3394,7 +5316,7 @@
     <w:basedOn w:val="DefaultParagraphFont"/>
     <w:link w:val="Heading1"/>
     <w:uiPriority w:val="9"/>
-    <w:rsid w:val="00252318"/>
+    <w:rsid w:val="00272FA9"/>
     <w:rPr>
       <w:rFonts w:asciiTheme="majorHAnsi" w:eastAsiaTheme="majorEastAsia" w:hAnsiTheme="majorHAnsi" w:cstheme="majorBidi"/>
       <w:color w:val="2F5496" w:themeColor="accent1" w:themeShade="BF"/>
@@ -3407,7 +5329,8 @@
     <w:basedOn w:val="DefaultParagraphFont"/>
     <w:link w:val="Heading2"/>
     <w:uiPriority w:val="9"/>
-    <w:rsid w:val="00252318"/>
+    <w:semiHidden/>
+    <w:rsid w:val="00272FA9"/>
     <w:rPr>
       <w:rFonts w:asciiTheme="majorHAnsi" w:eastAsiaTheme="majorEastAsia" w:hAnsiTheme="majorHAnsi" w:cstheme="majorBidi"/>
       <w:color w:val="2F5496" w:themeColor="accent1" w:themeShade="BF"/>
@@ -3421,7 +5344,7 @@
     <w:link w:val="Heading3"/>
     <w:uiPriority w:val="9"/>
     <w:semiHidden/>
-    <w:rsid w:val="00252318"/>
+    <w:rsid w:val="00272FA9"/>
     <w:rPr>
       <w:rFonts w:eastAsiaTheme="majorEastAsia" w:cstheme="majorBidi"/>
       <w:color w:val="2F5496" w:themeColor="accent1" w:themeShade="BF"/>
@@ -3435,7 +5358,7 @@
     <w:link w:val="Heading4"/>
     <w:uiPriority w:val="9"/>
     <w:semiHidden/>
-    <w:rsid w:val="00252318"/>
+    <w:rsid w:val="00272FA9"/>
     <w:rPr>
       <w:rFonts w:eastAsiaTheme="majorEastAsia" w:cstheme="majorBidi"/>
       <w:i/>
@@ -3449,7 +5372,7 @@
     <w:link w:val="Heading5"/>
     <w:uiPriority w:val="9"/>
     <w:semiHidden/>
-    <w:rsid w:val="00252318"/>
+    <w:rsid w:val="00272FA9"/>
     <w:rPr>
       <w:rFonts w:eastAsiaTheme="majorEastAsia" w:cstheme="majorBidi"/>
       <w:color w:val="2F5496" w:themeColor="accent1" w:themeShade="BF"/>
@@ -3461,7 +5384,7 @@
     <w:link w:val="Heading6"/>
     <w:uiPriority w:val="9"/>
     <w:semiHidden/>
-    <w:rsid w:val="00252318"/>
+    <w:rsid w:val="00272FA9"/>
     <w:rPr>
       <w:rFonts w:eastAsiaTheme="majorEastAsia" w:cstheme="majorBidi"/>
       <w:i/>
@@ -3475,7 +5398,7 @@
     <w:link w:val="Heading7"/>
     <w:uiPriority w:val="9"/>
     <w:semiHidden/>
-    <w:rsid w:val="00252318"/>
+    <w:rsid w:val="00272FA9"/>
     <w:rPr>
       <w:rFonts w:eastAsiaTheme="majorEastAsia" w:cstheme="majorBidi"/>
       <w:color w:val="595959" w:themeColor="text1" w:themeTint="A6"/>
@@ -3487,7 +5410,7 @@
     <w:link w:val="Heading8"/>
     <w:uiPriority w:val="9"/>
     <w:semiHidden/>
-    <w:rsid w:val="00252318"/>
+    <w:rsid w:val="00272FA9"/>
     <w:rPr>
       <w:rFonts w:eastAsiaTheme="majorEastAsia" w:cstheme="majorBidi"/>
       <w:i/>
@@ -3501,7 +5424,7 @@
     <w:link w:val="Heading9"/>
     <w:uiPriority w:val="9"/>
     <w:semiHidden/>
-    <w:rsid w:val="00252318"/>
+    <w:rsid w:val="00272FA9"/>
     <w:rPr>
       <w:rFonts w:eastAsiaTheme="majorEastAsia" w:cstheme="majorBidi"/>
       <w:color w:val="272727" w:themeColor="text1" w:themeTint="D8"/>
@@ -3514,7 +5437,7 @@
     <w:link w:val="TitleChar"/>
     <w:uiPriority w:val="10"/>
     <w:qFormat/>
-    <w:rsid w:val="00252318"/>
+    <w:rsid w:val="00272FA9"/>
     <w:pPr>
       <w:spacing w:after="80" w:line="240" w:lineRule="auto"/>
       <w:contextualSpacing/>
@@ -3532,7 +5455,7 @@
     <w:basedOn w:val="DefaultParagraphFont"/>
     <w:link w:val="Title"/>
     <w:uiPriority w:val="10"/>
-    <w:rsid w:val="00252318"/>
+    <w:rsid w:val="00272FA9"/>
     <w:rPr>
       <w:rFonts w:asciiTheme="majorHAnsi" w:eastAsiaTheme="majorEastAsia" w:hAnsiTheme="majorHAnsi" w:cstheme="majorBidi"/>
       <w:spacing w:val="-10"/>
@@ -3548,7 +5471,7 @@
     <w:link w:val="SubtitleChar"/>
     <w:uiPriority w:val="11"/>
     <w:qFormat/>
-    <w:rsid w:val="00252318"/>
+    <w:rsid w:val="00272FA9"/>
     <w:pPr>
       <w:numPr>
         <w:ilvl w:val="1"/>
@@ -3567,7 +5490,7 @@
     <w:basedOn w:val="DefaultParagraphFont"/>
     <w:link w:val="Subtitle"/>
     <w:uiPriority w:val="11"/>
-    <w:rsid w:val="00252318"/>
+    <w:rsid w:val="00272FA9"/>
     <w:rPr>
       <w:rFonts w:eastAsiaTheme="majorEastAsia" w:cstheme="majorBidi"/>
       <w:color w:val="595959" w:themeColor="text1" w:themeTint="A6"/>
@@ -3583,7 +5506,7 @@
     <w:link w:val="QuoteChar"/>
     <w:uiPriority w:val="29"/>
     <w:qFormat/>
-    <w:rsid w:val="00252318"/>
+    <w:rsid w:val="00272FA9"/>
     <w:pPr>
       <w:spacing w:before="160"/>
       <w:jc w:val="center"/>
@@ -3599,7 +5522,7 @@
     <w:basedOn w:val="DefaultParagraphFont"/>
     <w:link w:val="Quote"/>
     <w:uiPriority w:val="29"/>
-    <w:rsid w:val="00252318"/>
+    <w:rsid w:val="00272FA9"/>
     <w:rPr>
       <w:i/>
       <w:iCs/>
@@ -3611,7 +5534,7 @@
     <w:basedOn w:val="Normal"/>
     <w:uiPriority w:val="34"/>
     <w:qFormat/>
-    <w:rsid w:val="00252318"/>
+    <w:rsid w:val="00272FA9"/>
     <w:pPr>
       <w:ind w:left="720"/>
       <w:contextualSpacing/>
@@ -3622,7 +5545,7 @@
     <w:basedOn w:val="DefaultParagraphFont"/>
     <w:uiPriority w:val="21"/>
     <w:qFormat/>
-    <w:rsid w:val="00252318"/>
+    <w:rsid w:val="00272FA9"/>
     <w:rPr>
       <w:i/>
       <w:iCs/>
@@ -3636,7 +5559,7 @@
     <w:link w:val="IntenseQuoteChar"/>
     <w:uiPriority w:val="30"/>
     <w:qFormat/>
-    <w:rsid w:val="00252318"/>
+    <w:rsid w:val="00272FA9"/>
     <w:pPr>
       <w:pBdr>
         <w:top w:val="single" w:sz="4" w:space="10" w:color="2F5496" w:themeColor="accent1" w:themeShade="BF"/>
@@ -3657,7 +5580,7 @@
     <w:basedOn w:val="DefaultParagraphFont"/>
     <w:link w:val="IntenseQuote"/>
     <w:uiPriority w:val="30"/>
-    <w:rsid w:val="00252318"/>
+    <w:rsid w:val="00272FA9"/>
     <w:rPr>
       <w:i/>
       <w:iCs/>
@@ -3669,7 +5592,7 @@
     <w:basedOn w:val="DefaultParagraphFont"/>
     <w:uiPriority w:val="32"/>
     <w:qFormat/>
-    <w:rsid w:val="00252318"/>
+    <w:rsid w:val="00272FA9"/>
     <w:rPr>
       <w:b/>
       <w:bCs/>

--- a/Knowledge/3-Work knowledge/1-Software Engineering/1-Software Engineering Fundamentals/5-My Source/3-Network Topologies/Types of hybrid Topology/1-Tree Topology.docx
+++ b/Knowledge/3-Work knowledge/1-Software Engineering/1-Software Engineering Fundamentals/5-My Source/3-Network Topologies/Types of hybrid Topology/1-Tree Topology.docx
@@ -4,61 +4,31 @@
   <w:body>
     <w:p>
       <w:pPr>
-        <w:keepNext/>
-        <w:keepLines/>
-        <w:spacing w:before="360" w:after="80" w:line="276" w:lineRule="auto"/>
-        <w:outlineLvl w:val="0"/>
-        <w:rPr>
-          <w:rFonts w:asciiTheme="majorHAnsi" w:eastAsiaTheme="majorEastAsia" w:hAnsiTheme="majorHAnsi" w:cstheme="majorBidi"/>
-          <w:color w:val="2F5496" w:themeColor="accent1" w:themeShade="BF"/>
-          <w:kern w:val="0"/>
-          <w:sz w:val="40"/>
-          <w:szCs w:val="40"/>
-          <w:lang w:val="en"/>
-          <w14:ligatures w14:val="none"/>
+        <w:pStyle w:val="Heading1"/>
+        <w:rPr>
+          <w:lang w:val="en"/>
         </w:rPr>
       </w:pPr>
       <w:bookmarkStart w:id="0" w:name="_k5xu76sll7b7" w:colFirst="0" w:colLast="0"/>
       <w:bookmarkEnd w:id="0"/>
       <w:r>
         <w:rPr>
-          <w:rFonts w:asciiTheme="majorHAnsi" w:eastAsiaTheme="majorEastAsia" w:hAnsiTheme="majorHAnsi" w:cstheme="majorBidi"/>
-          <w:color w:val="2F5496" w:themeColor="accent1" w:themeShade="BF"/>
-          <w:kern w:val="0"/>
-          <w:sz w:val="40"/>
-          <w:szCs w:val="40"/>
-          <w:lang w:val="en"/>
-          <w14:ligatures w14:val="none"/>
+          <w:lang w:val="en"/>
         </w:rPr>
         <w:t>Tree Topology</w:t>
       </w:r>
     </w:p>
     <w:p>
       <w:pPr>
-        <w:keepNext/>
-        <w:keepLines/>
-        <w:spacing w:before="160" w:after="80" w:line="276" w:lineRule="auto"/>
-        <w:outlineLvl w:val="1"/>
-        <w:rPr>
-          <w:rFonts w:asciiTheme="majorHAnsi" w:eastAsiaTheme="majorEastAsia" w:hAnsiTheme="majorHAnsi" w:cstheme="majorBidi"/>
-          <w:color w:val="2F5496" w:themeColor="accent1" w:themeShade="BF"/>
-          <w:kern w:val="0"/>
-          <w:sz w:val="32"/>
-          <w:szCs w:val="32"/>
-          <w:lang w:val="en"/>
-          <w14:ligatures w14:val="none"/>
+        <w:pStyle w:val="Heading2"/>
+        <w:rPr>
+          <w:lang w:val="en"/>
         </w:rPr>
       </w:pPr>
       <w:bookmarkStart w:id="1" w:name="_Hlk216936553"/>
       <w:r>
         <w:rPr>
-          <w:rFonts w:asciiTheme="majorHAnsi" w:eastAsiaTheme="majorEastAsia" w:hAnsiTheme="majorHAnsi" w:cstheme="majorBidi"/>
-          <w:color w:val="2F5496" w:themeColor="accent1" w:themeShade="BF"/>
-          <w:kern w:val="0"/>
-          <w:sz w:val="32"/>
-          <w:szCs w:val="32"/>
-          <w:lang w:val="en"/>
-          <w14:ligatures w14:val="none"/>
+          <w:lang w:val="en"/>
         </w:rPr>
         <w:t>What Is Tree Topology?</w:t>
       </w:r>
@@ -101,6 +71,7 @@
         </w:rPr>
         <w:t xml:space="preserve">: </w:t>
       </w:r>
+      <w:proofErr w:type="spellStart"/>
       <w:r>
         <w:rPr>
           <w:rFonts w:ascii="Arial" w:eastAsia="Arial" w:hAnsi="Arial" w:cs="Arial"/>
@@ -112,7 +83,21 @@
           <w:lang w:val="en"/>
           <w14:ligatures w14:val="none"/>
         </w:rPr>
-        <w:t>Chatgpt (GPT</w:t>
+        <w:t>Chatgpt</w:t>
+      </w:r>
+      <w:proofErr w:type="spellEnd"/>
+      <w:r>
+        <w:rPr>
+          <w:rFonts w:ascii="Arial" w:eastAsia="Arial" w:hAnsi="Arial" w:cs="Arial"/>
+          <w:b/>
+          <w:kern w:val="0"/>
+          <w:sz w:val="22"/>
+          <w:szCs w:val="22"/>
+          <w:highlight w:val="darkGray"/>
+          <w:lang w:val="en"/>
+          <w14:ligatures w14:val="none"/>
+        </w:rPr>
+        <w:t xml:space="preserve"> (GPT</w:t>
       </w:r>
       <w:r>
         <w:rPr>
@@ -345,47 +330,23 @@
     </w:p>
     <w:p>
       <w:pPr>
-        <w:spacing w:before="160" w:after="80" w:line="276" w:lineRule="auto"/>
-        <w:outlineLvl w:val="1"/>
-        <w:rPr>
-          <w:rFonts w:asciiTheme="majorHAnsi" w:eastAsiaTheme="majorEastAsia" w:hAnsiTheme="majorHAnsi" w:cstheme="majorBidi"/>
-          <w:b/>
-          <w:bCs/>
-          <w:color w:val="2F5496" w:themeColor="accent1" w:themeShade="BF"/>
-          <w:kern w:val="0"/>
-          <w:sz w:val="34"/>
-          <w:szCs w:val="34"/>
-          <w:lang w:val="en"/>
-          <w14:ligatures w14:val="none"/>
+        <w:pStyle w:val="Heading2"/>
+        <w:rPr>
+          <w:lang w:val="en"/>
         </w:rPr>
       </w:pPr>
       <w:bookmarkStart w:id="2" w:name="_bfrgma93lg6u" w:colFirst="0" w:colLast="0"/>
       <w:bookmarkEnd w:id="2"/>
       <w:r>
         <w:rPr>
-          <w:rFonts w:ascii="Segoe UI Emoji" w:eastAsiaTheme="majorEastAsia" w:hAnsi="Segoe UI Emoji" w:cs="Segoe UI Emoji"/>
-          <w:b/>
-          <w:bCs/>
-          <w:color w:val="2F5496" w:themeColor="accent1" w:themeShade="BF"/>
-          <w:kern w:val="0"/>
-          <w:sz w:val="34"/>
-          <w:szCs w:val="34"/>
-          <w:lang w:val="en"/>
-          <w14:ligatures w14:val="none"/>
+          <w:rFonts w:ascii="Segoe UI Emoji" w:hAnsi="Segoe UI Emoji" w:cs="Segoe UI Emoji"/>
+          <w:lang w:val="en"/>
         </w:rPr>
         <w:t>🧠</w:t>
       </w:r>
       <w:r>
         <w:rPr>
-          <w:rFonts w:asciiTheme="majorHAnsi" w:eastAsiaTheme="majorEastAsia" w:hAnsiTheme="majorHAnsi" w:cstheme="majorBidi"/>
-          <w:b/>
-          <w:bCs/>
-          <w:color w:val="2F5496" w:themeColor="accent1" w:themeShade="BF"/>
-          <w:kern w:val="0"/>
-          <w:sz w:val="34"/>
-          <w:szCs w:val="34"/>
-          <w:lang w:val="en"/>
-          <w14:ligatures w14:val="none"/>
+          <w:lang w:val="en"/>
         </w:rPr>
         <w:t xml:space="preserve"> Simple Definition:</w:t>
       </w:r>
@@ -427,6 +388,7 @@
         </w:rPr>
         <w:t xml:space="preserve">: </w:t>
       </w:r>
+      <w:proofErr w:type="spellStart"/>
       <w:r>
         <w:rPr>
           <w:rFonts w:ascii="Arial" w:eastAsia="Arial" w:hAnsi="Arial" w:cs="Arial"/>
@@ -438,7 +400,21 @@
           <w:lang w:val="en"/>
           <w14:ligatures w14:val="none"/>
         </w:rPr>
-        <w:t>Chatgpt (GPT</w:t>
+        <w:t>Chatgpt</w:t>
+      </w:r>
+      <w:proofErr w:type="spellEnd"/>
+      <w:r>
+        <w:rPr>
+          <w:rFonts w:ascii="Arial" w:eastAsia="Arial" w:hAnsi="Arial" w:cs="Arial"/>
+          <w:b/>
+          <w:kern w:val="0"/>
+          <w:sz w:val="22"/>
+          <w:szCs w:val="22"/>
+          <w:highlight w:val="darkGray"/>
+          <w:lang w:val="en"/>
+          <w14:ligatures w14:val="none"/>
+        </w:rPr>
+        <w:t xml:space="preserve"> (GPT</w:t>
       </w:r>
       <w:r>
         <w:rPr>
@@ -584,47 +560,23 @@
     </w:p>
     <w:p>
       <w:pPr>
-        <w:spacing w:before="160" w:after="80" w:line="276" w:lineRule="auto"/>
-        <w:outlineLvl w:val="1"/>
-        <w:rPr>
-          <w:rFonts w:asciiTheme="majorHAnsi" w:eastAsiaTheme="majorEastAsia" w:hAnsiTheme="majorHAnsi" w:cstheme="majorBidi"/>
-          <w:b/>
-          <w:bCs/>
-          <w:color w:val="2F5496" w:themeColor="accent1" w:themeShade="BF"/>
-          <w:kern w:val="0"/>
-          <w:sz w:val="34"/>
-          <w:szCs w:val="34"/>
-          <w:lang w:val="en"/>
-          <w14:ligatures w14:val="none"/>
+        <w:pStyle w:val="Heading2"/>
+        <w:rPr>
+          <w:lang w:val="en"/>
         </w:rPr>
       </w:pPr>
       <w:bookmarkStart w:id="3" w:name="_nc4gl8e5x042" w:colFirst="0" w:colLast="0"/>
       <w:bookmarkEnd w:id="3"/>
       <w:r>
         <w:rPr>
-          <w:rFonts w:ascii="Segoe UI Emoji" w:eastAsiaTheme="majorEastAsia" w:hAnsi="Segoe UI Emoji" w:cs="Segoe UI Emoji"/>
-          <w:b/>
-          <w:bCs/>
-          <w:color w:val="2F5496" w:themeColor="accent1" w:themeShade="BF"/>
-          <w:kern w:val="0"/>
-          <w:sz w:val="34"/>
-          <w:szCs w:val="34"/>
-          <w:lang w:val="en"/>
-          <w14:ligatures w14:val="none"/>
+          <w:rFonts w:ascii="Segoe UI Emoji" w:hAnsi="Segoe UI Emoji" w:cs="Segoe UI Emoji"/>
+          <w:lang w:val="en"/>
         </w:rPr>
         <w:t>🖼️</w:t>
       </w:r>
       <w:r>
         <w:rPr>
-          <w:rFonts w:asciiTheme="majorHAnsi" w:eastAsiaTheme="majorEastAsia" w:hAnsiTheme="majorHAnsi" w:cstheme="majorBidi"/>
-          <w:b/>
-          <w:bCs/>
-          <w:color w:val="2F5496" w:themeColor="accent1" w:themeShade="BF"/>
-          <w:kern w:val="0"/>
-          <w:sz w:val="34"/>
-          <w:szCs w:val="34"/>
-          <w:lang w:val="en"/>
-          <w14:ligatures w14:val="none"/>
+          <w:lang w:val="en"/>
         </w:rPr>
         <w:t xml:space="preserve"> Visual Example:</w:t>
       </w:r>
@@ -669,6 +621,7 @@
         </w:rPr>
         <w:t xml:space="preserve">: </w:t>
       </w:r>
+      <w:proofErr w:type="spellStart"/>
       <w:r>
         <w:rPr>
           <w:rFonts w:ascii="Arial" w:eastAsia="Arial" w:hAnsi="Arial" w:cs="Arial"/>
@@ -680,7 +633,21 @@
           <w:lang w:val="en"/>
           <w14:ligatures w14:val="none"/>
         </w:rPr>
-        <w:t>Chatgpt (GPT</w:t>
+        <w:t>Chatgpt</w:t>
+      </w:r>
+      <w:proofErr w:type="spellEnd"/>
+      <w:r>
+        <w:rPr>
+          <w:rFonts w:ascii="Arial" w:eastAsia="Arial" w:hAnsi="Arial" w:cs="Arial"/>
+          <w:b/>
+          <w:kern w:val="0"/>
+          <w:sz w:val="22"/>
+          <w:szCs w:val="22"/>
+          <w:highlight w:val="darkGray"/>
+          <w:lang w:val="en"/>
+          <w14:ligatures w14:val="none"/>
+        </w:rPr>
+        <w:t xml:space="preserve"> (GPT</w:t>
       </w:r>
       <w:r>
         <w:rPr>
@@ -834,7 +801,29 @@
           <w:lang w:val="en"/>
           <w14:ligatures w14:val="none"/>
         </w:rPr>
-        <w:t xml:space="preserve">          [Switch1]   [Switch2]</w:t>
+        <w:t xml:space="preserve">          [Switch1]</w:t>
+      </w:r>
+      <w:proofErr w:type="gramStart"/>
+      <w:r>
+        <w:rPr>
+          <w:rFonts w:ascii="Roboto Mono" w:eastAsia="Roboto Mono" w:hAnsi="Roboto Mono" w:cs="Arial"/>
+          <w:kern w:val="0"/>
+          <w:szCs w:val="22"/>
+          <w:lang w:val="en"/>
+          <w14:ligatures w14:val="none"/>
+        </w:rPr>
+        <w:t xml:space="preserve">   [</w:t>
+      </w:r>
+      <w:proofErr w:type="gramEnd"/>
+      <w:r>
+        <w:rPr>
+          <w:rFonts w:ascii="Roboto Mono" w:eastAsia="Roboto Mono" w:hAnsi="Roboto Mono" w:cs="Arial"/>
+          <w:kern w:val="0"/>
+          <w:szCs w:val="22"/>
+          <w:lang w:val="en"/>
+          <w14:ligatures w14:val="none"/>
+        </w:rPr>
+        <w:t>Switch2]</w:t>
       </w:r>
     </w:p>
     <w:p>
@@ -880,7 +869,30 @@
           <w:lang w:val="en"/>
           <w14:ligatures w14:val="none"/>
         </w:rPr>
-        <w:t xml:space="preserve">        [PC1] [PC2]    [PC3]</w:t>
+        <w:lastRenderedPageBreak/>
+        <w:t xml:space="preserve">        [PC1] [PC2] </w:t>
+      </w:r>
+      <w:proofErr w:type="gramStart"/>
+      <w:r>
+        <w:rPr>
+          <w:rFonts w:ascii="Roboto Mono" w:eastAsia="Roboto Mono" w:hAnsi="Roboto Mono" w:cs="Arial"/>
+          <w:kern w:val="0"/>
+          <w:szCs w:val="22"/>
+          <w:lang w:val="en"/>
+          <w14:ligatures w14:val="none"/>
+        </w:rPr>
+        <w:t xml:space="preserve">   [</w:t>
+      </w:r>
+      <w:proofErr w:type="gramEnd"/>
+      <w:r>
+        <w:rPr>
+          <w:rFonts w:ascii="Roboto Mono" w:eastAsia="Roboto Mono" w:hAnsi="Roboto Mono" w:cs="Arial"/>
+          <w:kern w:val="0"/>
+          <w:szCs w:val="22"/>
+          <w:lang w:val="en"/>
+          <w14:ligatures w14:val="none"/>
+        </w:rPr>
+        <w:t>PC3]</w:t>
       </w:r>
     </w:p>
     <w:p>
@@ -1076,47 +1088,23 @@
     </w:p>
     <w:p>
       <w:pPr>
-        <w:spacing w:before="160" w:after="80" w:line="276" w:lineRule="auto"/>
-        <w:outlineLvl w:val="1"/>
-        <w:rPr>
-          <w:rFonts w:asciiTheme="majorHAnsi" w:eastAsiaTheme="majorEastAsia" w:hAnsiTheme="majorHAnsi" w:cstheme="majorBidi"/>
-          <w:b/>
-          <w:bCs/>
-          <w:color w:val="2F5496" w:themeColor="accent1" w:themeShade="BF"/>
-          <w:kern w:val="0"/>
-          <w:sz w:val="34"/>
-          <w:szCs w:val="34"/>
-          <w:lang w:val="en"/>
-          <w14:ligatures w14:val="none"/>
+        <w:pStyle w:val="Heading2"/>
+        <w:rPr>
+          <w:lang w:val="en"/>
         </w:rPr>
       </w:pPr>
       <w:bookmarkStart w:id="4" w:name="_ecsiseo0klmw" w:colFirst="0" w:colLast="0"/>
       <w:bookmarkEnd w:id="4"/>
       <w:r>
         <w:rPr>
-          <w:rFonts w:ascii="Segoe UI Emoji" w:eastAsiaTheme="majorEastAsia" w:hAnsi="Segoe UI Emoji" w:cs="Segoe UI Emoji"/>
-          <w:b/>
-          <w:bCs/>
-          <w:color w:val="2F5496" w:themeColor="accent1" w:themeShade="BF"/>
-          <w:kern w:val="0"/>
-          <w:sz w:val="34"/>
-          <w:szCs w:val="34"/>
-          <w:lang w:val="en"/>
-          <w14:ligatures w14:val="none"/>
+          <w:rFonts w:ascii="Segoe UI Emoji" w:hAnsi="Segoe UI Emoji" w:cs="Segoe UI Emoji"/>
+          <w:lang w:val="en"/>
         </w:rPr>
         <w:t>🧩</w:t>
       </w:r>
       <w:r>
         <w:rPr>
-          <w:rFonts w:asciiTheme="majorHAnsi" w:eastAsiaTheme="majorEastAsia" w:hAnsiTheme="majorHAnsi" w:cstheme="majorBidi"/>
-          <w:b/>
-          <w:bCs/>
-          <w:color w:val="2F5496" w:themeColor="accent1" w:themeShade="BF"/>
-          <w:kern w:val="0"/>
-          <w:sz w:val="34"/>
-          <w:szCs w:val="34"/>
-          <w:lang w:val="en"/>
-          <w14:ligatures w14:val="none"/>
+          <w:lang w:val="en"/>
         </w:rPr>
         <w:t xml:space="preserve"> Components</w:t>
       </w:r>
@@ -1161,6 +1149,7 @@
         </w:rPr>
         <w:t xml:space="preserve">: </w:t>
       </w:r>
+      <w:proofErr w:type="spellStart"/>
       <w:r>
         <w:rPr>
           <w:rFonts w:ascii="Arial" w:eastAsia="Arial" w:hAnsi="Arial" w:cs="Arial"/>
@@ -1172,7 +1161,21 @@
           <w:lang w:val="en"/>
           <w14:ligatures w14:val="none"/>
         </w:rPr>
-        <w:t>Chatgpt (GPT</w:t>
+        <w:t>Chatgpt</w:t>
+      </w:r>
+      <w:proofErr w:type="spellEnd"/>
+      <w:r>
+        <w:rPr>
+          <w:rFonts w:ascii="Arial" w:eastAsia="Arial" w:hAnsi="Arial" w:cs="Arial"/>
+          <w:b/>
+          <w:kern w:val="0"/>
+          <w:sz w:val="22"/>
+          <w:szCs w:val="22"/>
+          <w:highlight w:val="darkGray"/>
+          <w:lang w:val="en"/>
+          <w14:ligatures w14:val="none"/>
+        </w:rPr>
+        <w:t xml:space="preserve"> (GPT</w:t>
       </w:r>
       <w:r>
         <w:rPr>
@@ -1695,18 +1698,9 @@
     </w:p>
     <w:p>
       <w:pPr>
-        <w:spacing w:before="160" w:after="80" w:line="276" w:lineRule="auto"/>
-        <w:outlineLvl w:val="1"/>
-        <w:rPr>
-          <w:rFonts w:asciiTheme="majorHAnsi" w:eastAsiaTheme="majorEastAsia" w:hAnsiTheme="majorHAnsi" w:cstheme="majorBidi"/>
-          <w:b/>
-          <w:bCs/>
-          <w:color w:val="2F5496" w:themeColor="accent1" w:themeShade="BF"/>
-          <w:kern w:val="0"/>
-          <w:sz w:val="34"/>
-          <w:szCs w:val="34"/>
-          <w:lang w:val="en"/>
-          <w14:ligatures w14:val="none"/>
+        <w:pStyle w:val="Heading2"/>
+        <w:rPr>
+          <w:lang w:val="en"/>
         </w:rPr>
       </w:pPr>
       <w:bookmarkStart w:id="5" w:name="_bj3yse34qf25" w:colFirst="0" w:colLast="0"/>
@@ -1714,28 +1708,14 @@
       <w:r>
         <w:rPr>
           <w:rFonts w:ascii="Segoe UI Emoji" w:eastAsia="Arial Unicode MS" w:hAnsi="Segoe UI Emoji" w:cs="Segoe UI Emoji"/>
-          <w:b/>
-          <w:bCs/>
-          <w:color w:val="2F5496" w:themeColor="accent1" w:themeShade="BF"/>
-          <w:kern w:val="0"/>
-          <w:sz w:val="34"/>
-          <w:szCs w:val="34"/>
-          <w:lang w:val="en"/>
-          <w14:ligatures w14:val="none"/>
+          <w:lang w:val="en"/>
         </w:rPr>
         <w:t>✅</w:t>
       </w:r>
       <w:r>
         <w:rPr>
-          <w:rFonts w:ascii="Arial Unicode MS" w:eastAsia="Arial Unicode MS" w:hAnsi="Arial Unicode MS" w:cs="Arial Unicode MS"/>
-          <w:b/>
-          <w:bCs/>
-          <w:color w:val="2F5496" w:themeColor="accent1" w:themeShade="BF"/>
-          <w:kern w:val="0"/>
-          <w:sz w:val="34"/>
-          <w:szCs w:val="34"/>
-          <w:lang w:val="en"/>
-          <w14:ligatures w14:val="none"/>
+          <w:rFonts w:eastAsia="Arial Unicode MS"/>
+          <w:lang w:val="en"/>
         </w:rPr>
         <w:t xml:space="preserve"> Advantages</w:t>
       </w:r>
@@ -1780,6 +1760,7 @@
         </w:rPr>
         <w:t xml:space="preserve">: </w:t>
       </w:r>
+      <w:proofErr w:type="spellStart"/>
       <w:r>
         <w:rPr>
           <w:rFonts w:ascii="Arial" w:eastAsia="Arial" w:hAnsi="Arial" w:cs="Arial"/>
@@ -1791,7 +1772,21 @@
           <w:lang w:val="en"/>
           <w14:ligatures w14:val="none"/>
         </w:rPr>
-        <w:t>Chatgpt (GPT</w:t>
+        <w:t>Chatgpt</w:t>
+      </w:r>
+      <w:proofErr w:type="spellEnd"/>
+      <w:r>
+        <w:rPr>
+          <w:rFonts w:ascii="Arial" w:eastAsia="Arial" w:hAnsi="Arial" w:cs="Arial"/>
+          <w:b/>
+          <w:kern w:val="0"/>
+          <w:sz w:val="22"/>
+          <w:szCs w:val="22"/>
+          <w:highlight w:val="darkGray"/>
+          <w:lang w:val="en"/>
+          <w14:ligatures w14:val="none"/>
+        </w:rPr>
+        <w:t xml:space="preserve"> (GPT</w:t>
       </w:r>
       <w:r>
         <w:rPr>
@@ -1842,6 +1837,7 @@
           <w:lang w:val="en"/>
           <w14:ligatures w14:val="none"/>
         </w:rPr>
+        <w:lastRenderedPageBreak/>
         <w:drawing>
           <wp:inline distT="114300" distB="114300" distL="114300" distR="114300" wp14:anchorId="411E2021" wp14:editId="3BC36443">
             <wp:extent cx="5943600" cy="1612900"/>
@@ -2483,18 +2479,9 @@
     </w:p>
     <w:p>
       <w:pPr>
-        <w:spacing w:before="160" w:after="80" w:line="276" w:lineRule="auto"/>
-        <w:outlineLvl w:val="1"/>
-        <w:rPr>
-          <w:rFonts w:asciiTheme="majorHAnsi" w:eastAsiaTheme="majorEastAsia" w:hAnsiTheme="majorHAnsi" w:cstheme="majorBidi"/>
-          <w:b/>
-          <w:bCs/>
-          <w:color w:val="2F5496" w:themeColor="accent1" w:themeShade="BF"/>
-          <w:kern w:val="0"/>
-          <w:sz w:val="34"/>
-          <w:szCs w:val="34"/>
-          <w:lang w:val="en"/>
-          <w14:ligatures w14:val="none"/>
+        <w:pStyle w:val="Heading2"/>
+        <w:rPr>
+          <w:lang w:val="en"/>
         </w:rPr>
       </w:pPr>
       <w:bookmarkStart w:id="6" w:name="_cryy5adn6nwb" w:colFirst="0" w:colLast="0"/>
@@ -2502,28 +2489,14 @@
       <w:r>
         <w:rPr>
           <w:rFonts w:ascii="Segoe UI Emoji" w:eastAsia="Arial Unicode MS" w:hAnsi="Segoe UI Emoji" w:cs="Segoe UI Emoji"/>
-          <w:b/>
-          <w:bCs/>
-          <w:color w:val="2F5496" w:themeColor="accent1" w:themeShade="BF"/>
-          <w:kern w:val="0"/>
-          <w:sz w:val="34"/>
-          <w:szCs w:val="34"/>
-          <w:lang w:val="en"/>
-          <w14:ligatures w14:val="none"/>
+          <w:lang w:val="en"/>
         </w:rPr>
         <w:t>❌</w:t>
       </w:r>
       <w:r>
         <w:rPr>
-          <w:rFonts w:ascii="Arial Unicode MS" w:eastAsia="Arial Unicode MS" w:hAnsi="Arial Unicode MS" w:cs="Arial Unicode MS"/>
-          <w:b/>
-          <w:bCs/>
-          <w:color w:val="2F5496" w:themeColor="accent1" w:themeShade="BF"/>
-          <w:kern w:val="0"/>
-          <w:sz w:val="34"/>
-          <w:szCs w:val="34"/>
-          <w:lang w:val="en"/>
-          <w14:ligatures w14:val="none"/>
+          <w:rFonts w:eastAsia="Arial Unicode MS"/>
+          <w:lang w:val="en"/>
         </w:rPr>
         <w:t xml:space="preserve"> Disadvantages</w:t>
       </w:r>
@@ -2568,6 +2541,7 @@
         </w:rPr>
         <w:t xml:space="preserve">: </w:t>
       </w:r>
+      <w:proofErr w:type="spellStart"/>
       <w:r>
         <w:rPr>
           <w:rFonts w:ascii="Arial" w:eastAsia="Arial" w:hAnsi="Arial" w:cs="Arial"/>
@@ -2579,7 +2553,21 @@
           <w:lang w:val="en"/>
           <w14:ligatures w14:val="none"/>
         </w:rPr>
-        <w:t>Chatgpt (GPT</w:t>
+        <w:t>Chatgpt</w:t>
+      </w:r>
+      <w:proofErr w:type="spellEnd"/>
+      <w:r>
+        <w:rPr>
+          <w:rFonts w:ascii="Arial" w:eastAsia="Arial" w:hAnsi="Arial" w:cs="Arial"/>
+          <w:b/>
+          <w:kern w:val="0"/>
+          <w:sz w:val="22"/>
+          <w:szCs w:val="22"/>
+          <w:highlight w:val="darkGray"/>
+          <w:lang w:val="en"/>
+          <w14:ligatures w14:val="none"/>
+        </w:rPr>
+        <w:t xml:space="preserve"> (GPT</w:t>
       </w:r>
       <w:r>
         <w:rPr>
@@ -2829,6 +2817,7 @@
                 <w:lang w:val="en"/>
                 <w14:ligatures w14:val="none"/>
               </w:rPr>
+              <w:lastRenderedPageBreak/>
               <w:t>🔌</w:t>
             </w:r>
             <w:r>
@@ -3138,47 +3127,23 @@
     </w:p>
     <w:p>
       <w:pPr>
-        <w:spacing w:before="160" w:after="80" w:line="276" w:lineRule="auto"/>
-        <w:outlineLvl w:val="1"/>
-        <w:rPr>
-          <w:rFonts w:asciiTheme="majorHAnsi" w:eastAsiaTheme="majorEastAsia" w:hAnsiTheme="majorHAnsi" w:cstheme="majorBidi"/>
-          <w:b/>
-          <w:bCs/>
-          <w:color w:val="2F5496" w:themeColor="accent1" w:themeShade="BF"/>
-          <w:kern w:val="0"/>
-          <w:sz w:val="34"/>
-          <w:szCs w:val="34"/>
-          <w:lang w:val="en"/>
-          <w14:ligatures w14:val="none"/>
+        <w:pStyle w:val="Heading2"/>
+        <w:rPr>
+          <w:lang w:val="en"/>
         </w:rPr>
       </w:pPr>
       <w:bookmarkStart w:id="7" w:name="_v0kjhiow6p27" w:colFirst="0" w:colLast="0"/>
       <w:bookmarkEnd w:id="7"/>
       <w:r>
         <w:rPr>
-          <w:rFonts w:ascii="Segoe UI Emoji" w:eastAsiaTheme="majorEastAsia" w:hAnsi="Segoe UI Emoji" w:cs="Segoe UI Emoji"/>
-          <w:b/>
-          <w:bCs/>
-          <w:color w:val="2F5496" w:themeColor="accent1" w:themeShade="BF"/>
-          <w:kern w:val="0"/>
-          <w:sz w:val="34"/>
-          <w:szCs w:val="34"/>
-          <w:lang w:val="en"/>
-          <w14:ligatures w14:val="none"/>
+          <w:rFonts w:ascii="Segoe UI Emoji" w:hAnsi="Segoe UI Emoji" w:cs="Segoe UI Emoji"/>
+          <w:lang w:val="en"/>
         </w:rPr>
         <w:t>🛠️</w:t>
       </w:r>
       <w:r>
         <w:rPr>
-          <w:rFonts w:asciiTheme="majorHAnsi" w:eastAsiaTheme="majorEastAsia" w:hAnsiTheme="majorHAnsi" w:cstheme="majorBidi"/>
-          <w:b/>
-          <w:bCs/>
-          <w:color w:val="2F5496" w:themeColor="accent1" w:themeShade="BF"/>
-          <w:kern w:val="0"/>
-          <w:sz w:val="34"/>
-          <w:szCs w:val="34"/>
-          <w:lang w:val="en"/>
-          <w14:ligatures w14:val="none"/>
+          <w:lang w:val="en"/>
         </w:rPr>
         <w:t xml:space="preserve"> Common Use Cases</w:t>
       </w:r>
@@ -3223,6 +3188,7 @@
         </w:rPr>
         <w:t xml:space="preserve">: </w:t>
       </w:r>
+      <w:proofErr w:type="spellStart"/>
       <w:r>
         <w:rPr>
           <w:rFonts w:ascii="Arial" w:eastAsia="Arial" w:hAnsi="Arial" w:cs="Arial"/>
@@ -3234,7 +3200,21 @@
           <w:lang w:val="en"/>
           <w14:ligatures w14:val="none"/>
         </w:rPr>
-        <w:t>Chatgpt (GPT</w:t>
+        <w:t>Chatgpt</w:t>
+      </w:r>
+      <w:proofErr w:type="spellEnd"/>
+      <w:r>
+        <w:rPr>
+          <w:rFonts w:ascii="Arial" w:eastAsia="Arial" w:hAnsi="Arial" w:cs="Arial"/>
+          <w:b/>
+          <w:kern w:val="0"/>
+          <w:sz w:val="22"/>
+          <w:szCs w:val="22"/>
+          <w:highlight w:val="darkGray"/>
+          <w:lang w:val="en"/>
+          <w14:ligatures w14:val="none"/>
+        </w:rPr>
+        <w:t xml:space="preserve"> (GPT</w:t>
       </w:r>
       <w:r>
         <w:rPr>
@@ -3793,18 +3773,9 @@
     </w:p>
     <w:p>
       <w:pPr>
-        <w:spacing w:before="160" w:after="80" w:line="276" w:lineRule="auto"/>
-        <w:outlineLvl w:val="1"/>
-        <w:rPr>
-          <w:rFonts w:asciiTheme="majorHAnsi" w:eastAsiaTheme="majorEastAsia" w:hAnsiTheme="majorHAnsi" w:cstheme="majorBidi"/>
-          <w:b/>
-          <w:bCs/>
-          <w:color w:val="2F5496" w:themeColor="accent1" w:themeShade="BF"/>
-          <w:kern w:val="0"/>
-          <w:sz w:val="34"/>
-          <w:szCs w:val="34"/>
-          <w:lang w:val="en"/>
-          <w14:ligatures w14:val="none"/>
+        <w:pStyle w:val="Heading2"/>
+        <w:rPr>
+          <w:lang w:val="en"/>
         </w:rPr>
       </w:pPr>
       <w:bookmarkStart w:id="8" w:name="_u45beay4qf9v" w:colFirst="0" w:colLast="0"/>
@@ -3812,28 +3783,14 @@
       <w:r>
         <w:rPr>
           <w:rFonts w:ascii="Segoe UI Emoji" w:eastAsia="Arial Unicode MS" w:hAnsi="Segoe UI Emoji" w:cs="Segoe UI Emoji"/>
-          <w:b/>
-          <w:bCs/>
-          <w:color w:val="2F5496" w:themeColor="accent1" w:themeShade="BF"/>
-          <w:kern w:val="0"/>
-          <w:sz w:val="34"/>
-          <w:szCs w:val="34"/>
-          <w:lang w:val="en"/>
-          <w14:ligatures w14:val="none"/>
+          <w:lang w:val="en"/>
         </w:rPr>
         <w:t>✅</w:t>
       </w:r>
       <w:r>
         <w:rPr>
-          <w:rFonts w:ascii="Arial Unicode MS" w:eastAsia="Arial Unicode MS" w:hAnsi="Arial Unicode MS" w:cs="Arial Unicode MS"/>
-          <w:b/>
-          <w:bCs/>
-          <w:color w:val="2F5496" w:themeColor="accent1" w:themeShade="BF"/>
-          <w:kern w:val="0"/>
-          <w:sz w:val="34"/>
-          <w:szCs w:val="34"/>
-          <w:lang w:val="en"/>
-          <w14:ligatures w14:val="none"/>
+          <w:rFonts w:eastAsia="Arial Unicode MS"/>
+          <w:lang w:val="en"/>
         </w:rPr>
         <w:t xml:space="preserve"> Summary</w:t>
       </w:r>
@@ -3878,6 +3835,7 @@
         </w:rPr>
         <w:t xml:space="preserve">: </w:t>
       </w:r>
+      <w:proofErr w:type="spellStart"/>
       <w:r>
         <w:rPr>
           <w:rFonts w:ascii="Arial" w:eastAsia="Arial" w:hAnsi="Arial" w:cs="Arial"/>
@@ -3889,7 +3847,21 @@
           <w:lang w:val="en"/>
           <w14:ligatures w14:val="none"/>
         </w:rPr>
-        <w:t>Chatgpt (GPT</w:t>
+        <w:t>Chatgpt</w:t>
+      </w:r>
+      <w:proofErr w:type="spellEnd"/>
+      <w:r>
+        <w:rPr>
+          <w:rFonts w:ascii="Arial" w:eastAsia="Arial" w:hAnsi="Arial" w:cs="Arial"/>
+          <w:b/>
+          <w:kern w:val="0"/>
+          <w:sz w:val="22"/>
+          <w:szCs w:val="22"/>
+          <w:highlight w:val="darkGray"/>
+          <w:lang w:val="en"/>
+          <w14:ligatures w14:val="none"/>
+        </w:rPr>
+        <w:t xml:space="preserve"> (GPT</w:t>
       </w:r>
       <w:r>
         <w:rPr>
@@ -3940,6 +3912,7 @@
           <w:lang w:val="en"/>
           <w14:ligatures w14:val="none"/>
         </w:rPr>
+        <w:lastRenderedPageBreak/>
         <w:drawing>
           <wp:inline distT="114300" distB="114300" distL="114300" distR="114300" wp14:anchorId="423612B8" wp14:editId="2F79005A">
             <wp:extent cx="5943600" cy="1587500"/>
@@ -5112,7 +5085,6 @@
     <w:next w:val="Normal"/>
     <w:link w:val="Heading2Char"/>
     <w:uiPriority w:val="9"/>
-    <w:semiHidden/>
     <w:unhideWhenUsed/>
     <w:qFormat/>
     <w:rsid w:val="00272FA9"/>
@@ -5329,7 +5301,6 @@
     <w:basedOn w:val="DefaultParagraphFont"/>
     <w:link w:val="Heading2"/>
     <w:uiPriority w:val="9"/>
-    <w:semiHidden/>
     <w:rsid w:val="00272FA9"/>
     <w:rPr>
       <w:rFonts w:asciiTheme="majorHAnsi" w:eastAsiaTheme="majorEastAsia" w:hAnsiTheme="majorHAnsi" w:cstheme="majorBidi"/>
